--- a/Projekt/app/docs/Zal_3.docx
+++ b/Projekt/app/docs/Zal_3.docx
@@ -1,6 +1,6 @@
 
 <file path=word/document.xml><?xml version="1.0" encoding="utf-8"?>
-<w:document xmlns:wpc="http://schemas.microsoft.com/office/word/2010/wordprocessingCanvas" xmlns:cx="http://schemas.microsoft.com/office/drawing/2014/chartex" xmlns:cx1="http://schemas.microsoft.com/office/drawing/2015/9/8/chartex" xmlns:cx2="http://schemas.microsoft.com/office/drawing/2015/10/21/chartex" xmlns:cx3="http://schemas.microsoft.com/office/drawing/2016/5/9/chartex" xmlns:cx4="http://schemas.microsoft.com/office/drawing/2016/5/10/chartex" xmlns:cx5="http://schemas.microsoft.com/office/drawing/2016/5/11/chartex" xmlns:cx6="http://schemas.microsoft.com/office/drawing/2016/5/12/chartex" xmlns:cx7="http://schemas.microsoft.com/office/drawing/2016/5/13/chartex" xmlns:cx8="http://schemas.microsoft.com/office/drawing/2016/5/14/chartex" xmlns:mc="http://schemas.openxmlformats.org/markup-compatibility/2006" xmlns:aink="http://schemas.microsoft.com/office/drawing/2016/ink" xmlns:am3d="http://schemas.microsoft.com/office/drawing/2017/model3d" xmlns:o="urn:schemas-microsoft-com:office:office" xmlns:oel="http://schemas.microsoft.com/office/2019/extlst" xmlns:r="http://schemas.openxmlformats.org/officeDocument/2006/relationships" xmlns:m="http://schemas.openxmlformats.org/officeDocument/2006/math" xmlns:v="urn:schemas-microsoft-com:vml" xmlns:wp14="http://schemas.microsoft.com/office/word/2010/wordprocessingDrawing" xmlns:wp="http://schemas.openxmlformats.org/drawingml/2006/wordprocessingDrawing" xmlns:w10="urn:schemas-microsoft-com:office:word" xmlns:w="http://schemas.openxmlformats.org/wordprocessingml/2006/main" xmlns:w14="http://schemas.microsoft.com/office/word/2010/wordml" xmlns:w15="http://schemas.microsoft.com/office/word/2012/wordml" xmlns:w16cex="http://schemas.microsoft.com/office/word/2018/wordml/cex" xmlns:w16cid="http://schemas.microsoft.com/office/word/2016/wordml/cid" xmlns:w16="http://schemas.microsoft.com/office/word/2018/wordml" xmlns:w16du="http://schemas.microsoft.com/office/word/2023/wordml/word16du" xmlns:w16sdtdh="http://schemas.microsoft.com/office/word/2020/wordml/sdtdatahash" xmlns:w16se="http://schemas.microsoft.com/office/word/2015/wordml/symex" xmlns:wpg="http://schemas.microsoft.com/office/word/2010/wordprocessingGroup" xmlns:wpi="http://schemas.microsoft.com/office/word/2010/wordprocessingInk" xmlns:wne="http://schemas.microsoft.com/office/word/2006/wordml" xmlns:wps="http://schemas.microsoft.com/office/word/2010/wordprocessingShape" mc:Ignorable="w14 w15 w16se w16cid w16 w16cex w16sdtdh w16du wp14">
+<w:document xmlns:wpc="http://schemas.microsoft.com/office/word/2010/wordprocessingCanvas" xmlns:cx="http://schemas.microsoft.com/office/drawing/2014/chartex" xmlns:cx1="http://schemas.microsoft.com/office/drawing/2015/9/8/chartex" xmlns:cx2="http://schemas.microsoft.com/office/drawing/2015/10/21/chartex" xmlns:cx3="http://schemas.microsoft.com/office/drawing/2016/5/9/chartex" xmlns:cx4="http://schemas.microsoft.com/office/drawing/2016/5/10/chartex" xmlns:cx5="http://schemas.microsoft.com/office/drawing/2016/5/11/chartex" xmlns:cx6="http://schemas.microsoft.com/office/drawing/2016/5/12/chartex" xmlns:cx7="http://schemas.microsoft.com/office/drawing/2016/5/13/chartex" xmlns:cx8="http://schemas.microsoft.com/office/drawing/2016/5/14/chartex" xmlns:mc="http://schemas.openxmlformats.org/markup-compatibility/2006" xmlns:aink="http://schemas.microsoft.com/office/drawing/2016/ink" xmlns:am3d="http://schemas.microsoft.com/office/drawing/2017/model3d" xmlns:o="urn:schemas-microsoft-com:office:office" xmlns:oel="http://schemas.microsoft.com/office/2019/extlst" xmlns:r="http://schemas.openxmlformats.org/officeDocument/2006/relationships" xmlns:m="http://schemas.openxmlformats.org/officeDocument/2006/math" xmlns:v="urn:schemas-microsoft-com:vml" xmlns:wp14="http://schemas.microsoft.com/office/word/2010/wordprocessingDrawing" xmlns:wp="http://schemas.openxmlformats.org/drawingml/2006/wordprocessingDrawing" xmlns:w10="urn:schemas-microsoft-com:office:word" xmlns:w="http://schemas.openxmlformats.org/wordprocessingml/2006/main" xmlns:w14="http://schemas.microsoft.com/office/word/2010/wordml" xmlns:w15="http://schemas.microsoft.com/office/word/2012/wordml" xmlns:w16cex="http://schemas.microsoft.com/office/word/2018/wordml/cex" xmlns:w16cid="http://schemas.microsoft.com/office/word/2016/wordml/cid" xmlns:w16="http://schemas.microsoft.com/office/word/2018/wordml" xmlns:w16du="http://schemas.microsoft.com/office/word/2023/wordml/word16du" xmlns:w16sdtdh="http://schemas.microsoft.com/office/word/2020/wordml/sdtdatahash" xmlns:w16sdtfl="http://schemas.microsoft.com/office/word/2024/wordml/sdtformatlock" xmlns:w16se="http://schemas.microsoft.com/office/word/2015/wordml/symex" xmlns:wpg="http://schemas.microsoft.com/office/word/2010/wordprocessingGroup" xmlns:wpi="http://schemas.microsoft.com/office/word/2010/wordprocessingInk" xmlns:wne="http://schemas.microsoft.com/office/word/2006/wordml" xmlns:wps="http://schemas.microsoft.com/office/word/2010/wordprocessingShape" mc:Ignorable="w14 w15 w16se w16cid w16 w16cex w16sdtdh w16sdtfl w16du wp14">
   <w:body>
     <w:p>
       <w:pPr>
@@ -149,10 +149,17 @@
               <w:rPr>
                 <w:rFonts w:asciiTheme="majorHAnsi" w:hAnsiTheme="majorHAnsi"/>
                 <w:sz w:val="22"/>
+              </w:rPr>
+            </w:pPr>
+            <w:r>
+              <w:rPr>
+                <w:rFonts w:asciiTheme="majorHAnsi" w:hAnsiTheme="majorHAnsi"/>
+                <w:sz w:val="22"/>
                 <w:szCs w:val="24"/>
                 <w:lang w:val="pl-PL"/>
               </w:rPr>
-            </w:pPr>
+              <w:t>Na podstawie porozumienia nr</w:t>
+            </w:r>
             <w:r>
               <w:rPr>
                 <w:rFonts w:asciiTheme="majorHAnsi" w:hAnsiTheme="majorHAnsi"/>
@@ -160,7 +167,62 @@
                 <w:szCs w:val="24"/>
                 <w:lang w:val="pl-PL"/>
               </w:rPr>
-              <w:t>Na podstawie porozumienia nr  …….., z dnia ………….….. r., kieruję niżej wymienionego studenta na praktykę zawodową do zakładu pracy:</w:t>
+              <w:t xml:space="preserve"> </w:t>
+            </w:r>
+            <w:r>
+              <w:rPr>
+                <w:rFonts w:asciiTheme="majorHAnsi" w:hAnsiTheme="majorHAnsi"/>
+                <w:sz w:val="22"/>
+              </w:rPr>
+              <w:t>{{ student_practice.get(selected_student.id, {}).get('nr_porozumienia'</w:t>
+            </w:r>
+            <w:r>
+              <w:rPr>
+                <w:rFonts w:asciiTheme="majorHAnsi" w:hAnsiTheme="majorHAnsi"/>
+                <w:sz w:val="22"/>
+              </w:rPr>
+              <w:t>) }}</w:t>
+            </w:r>
+            <w:r>
+              <w:rPr>
+                <w:rFonts w:asciiTheme="majorHAnsi" w:hAnsiTheme="majorHAnsi"/>
+                <w:sz w:val="22"/>
+                <w:szCs w:val="24"/>
+                <w:lang w:val="pl-PL"/>
+              </w:rPr>
+              <w:t>, z dnia</w:t>
+            </w:r>
+            <w:r>
+              <w:rPr>
+                <w:rFonts w:asciiTheme="majorHAnsi" w:hAnsiTheme="majorHAnsi"/>
+                <w:sz w:val="22"/>
+                <w:szCs w:val="24"/>
+                <w:lang w:val="pl-PL"/>
+              </w:rPr>
+              <w:t xml:space="preserve"> </w:t>
+            </w:r>
+            <w:r>
+              <w:rPr>
+                <w:rFonts w:asciiTheme="majorHAnsi" w:hAnsiTheme="majorHAnsi"/>
+                <w:sz w:val="22"/>
+              </w:rPr>
+              <w:t>{{ student_practice.get(selected_student.id, {}).get('data_zawarcia'</w:t>
+            </w:r>
+            <w:r>
+              <w:rPr>
+                <w:rFonts w:asciiTheme="majorHAnsi" w:hAnsiTheme="majorHAnsi"/>
+                <w:sz w:val="22"/>
+              </w:rPr>
+              <w:t>) }}</w:t>
+            </w:r>
+            <w:r>
+              <w:rPr>
+                <w:rFonts w:asciiTheme="majorHAnsi" w:hAnsiTheme="majorHAnsi"/>
+                <w:sz w:val="22"/>
+                <w:szCs w:val="24"/>
+                <w:lang w:val="pl-PL"/>
+              </w:rPr>
+              <w:t xml:space="preserve"> r., kieruję niżej wymienionego studenta na praktykę zawodową do zakładu pracy:</w:t>
             </w:r>
           </w:p>
           <w:p>
@@ -170,81 +232,21 @@
               <w:rPr>
                 <w:rFonts w:asciiTheme="majorHAnsi" w:hAnsiTheme="majorHAnsi" w:cstheme="minorHAnsi"/>
                 <w:sz w:val="22"/>
-                <w:szCs w:val="24"/>
-                <w:lang w:val="pl-PL"/>
               </w:rPr>
             </w:pPr>
             <w:r>
               <w:rPr>
                 <w:rFonts w:asciiTheme="majorHAnsi" w:hAnsiTheme="majorHAnsi" w:cstheme="minorHAnsi"/>
                 <w:sz w:val="22"/>
-                <w:szCs w:val="24"/>
-                <w:lang w:val="pl-PL"/>
-              </w:rPr>
-              <w:t>………………………………………………</w:t>
+              </w:rPr>
+              <w:t>{{ student_practice.get(selected_student.id, {}).get('nazwa_zakladu_pracy'</w:t>
             </w:r>
             <w:r>
               <w:rPr>
                 <w:rFonts w:asciiTheme="majorHAnsi" w:hAnsiTheme="majorHAnsi" w:cstheme="minorHAnsi"/>
                 <w:sz w:val="22"/>
-                <w:szCs w:val="24"/>
-                <w:lang w:val="pl-PL"/>
-              </w:rPr>
-              <w:t>………</w:t>
-            </w:r>
-            <w:r>
-              <w:rPr>
-                <w:rFonts w:asciiTheme="majorHAnsi" w:hAnsiTheme="majorHAnsi" w:cstheme="minorHAnsi"/>
-                <w:sz w:val="22"/>
-                <w:szCs w:val="24"/>
-                <w:lang w:val="pl-PL"/>
-              </w:rPr>
-              <w:t>.</w:t>
-            </w:r>
-            <w:r>
-              <w:rPr>
-                <w:rFonts w:asciiTheme="majorHAnsi" w:hAnsiTheme="majorHAnsi" w:cstheme="minorHAnsi"/>
-                <w:sz w:val="22"/>
-                <w:szCs w:val="24"/>
-                <w:lang w:val="pl-PL"/>
-              </w:rPr>
-              <w:t>……………………</w:t>
-            </w:r>
-            <w:r>
-              <w:rPr>
-                <w:rFonts w:asciiTheme="majorHAnsi" w:hAnsiTheme="majorHAnsi" w:cstheme="minorHAnsi"/>
-                <w:sz w:val="22"/>
-                <w:szCs w:val="24"/>
-                <w:lang w:val="pl-PL"/>
-              </w:rPr>
-              <w:t>……………………………</w:t>
-            </w:r>
-            <w:r>
-              <w:rPr>
-                <w:rFonts w:asciiTheme="majorHAnsi" w:hAnsiTheme="majorHAnsi" w:cstheme="minorHAnsi"/>
-                <w:sz w:val="22"/>
-                <w:szCs w:val="24"/>
-                <w:lang w:val="pl-PL"/>
-              </w:rPr>
-              <w:t>…….……</w:t>
-            </w:r>
-            <w:r>
-              <w:rPr>
-                <w:rFonts w:asciiTheme="majorHAnsi" w:hAnsiTheme="majorHAnsi" w:cstheme="minorHAnsi"/>
-                <w:sz w:val="22"/>
-                <w:szCs w:val="24"/>
-                <w:lang w:val="pl-PL"/>
-              </w:rPr>
-              <w:t>……………</w:t>
-            </w:r>
-            <w:r>
-              <w:rPr>
-                <w:rFonts w:asciiTheme="majorHAnsi" w:hAnsiTheme="majorHAnsi" w:cstheme="minorHAnsi"/>
-                <w:sz w:val="22"/>
-                <w:szCs w:val="24"/>
-                <w:lang w:val="pl-PL"/>
-              </w:rPr>
-              <w:t>………</w:t>
+              </w:rPr>
+              <w:t>) }}</w:t>
             </w:r>
           </w:p>
           <w:p>
@@ -298,21 +300,21 @@
                 <w:rFonts w:asciiTheme="majorHAnsi" w:hAnsiTheme="majorHAnsi"/>
                 <w:sz w:val="22"/>
               </w:rPr>
-              <w:t>Imię i nazwisko: ………………</w:t>
-            </w:r>
-            <w:r>
-              <w:rPr>
-                <w:rFonts w:asciiTheme="majorHAnsi" w:hAnsiTheme="majorHAnsi"/>
-                <w:sz w:val="22"/>
-              </w:rPr>
-              <w:t>………………………………………………………………….……………………</w:t>
-            </w:r>
-            <w:r>
-              <w:rPr>
-                <w:rFonts w:asciiTheme="majorHAnsi" w:hAnsiTheme="majorHAnsi"/>
-                <w:sz w:val="22"/>
-              </w:rPr>
-              <w:t>…</w:t>
+              <w:t>Imię i nazwisko:</w:t>
+            </w:r>
+            <w:r>
+              <w:rPr>
+                <w:rFonts w:asciiTheme="majorHAnsi" w:hAnsiTheme="majorHAnsi"/>
+                <w:sz w:val="22"/>
+              </w:rPr>
+              <w:t xml:space="preserve"> </w:t>
+            </w:r>
+            <w:r>
+              <w:rPr>
+                <w:rFonts w:asciiTheme="majorHAnsi" w:hAnsiTheme="majorHAnsi"/>
+                <w:sz w:val="22"/>
+              </w:rPr>
+              <w:t>{{ student.imie }} {{ student.nazwisko }}</w:t>
             </w:r>
           </w:p>
           <w:p>
@@ -336,21 +338,14 @@
                 <w:rFonts w:asciiTheme="majorHAnsi" w:hAnsiTheme="majorHAnsi"/>
                 <w:sz w:val="22"/>
               </w:rPr>
-              <w:t>Numer albumu:  ……</w:t>
-            </w:r>
-            <w:r>
-              <w:rPr>
-                <w:rFonts w:asciiTheme="majorHAnsi" w:hAnsiTheme="majorHAnsi"/>
-                <w:sz w:val="22"/>
-              </w:rPr>
-              <w:t>………………………………………………………………………………………………</w:t>
-            </w:r>
-            <w:r>
-              <w:rPr>
-                <w:rFonts w:asciiTheme="majorHAnsi" w:hAnsiTheme="majorHAnsi"/>
-                <w:sz w:val="22"/>
-              </w:rPr>
-              <w:t>…….</w:t>
+              <w:t xml:space="preserve">Numer albumu: </w:t>
+            </w:r>
+            <w:r>
+              <w:rPr>
+                <w:rFonts w:asciiTheme="majorHAnsi" w:hAnsiTheme="majorHAnsi"/>
+                <w:sz w:val="22"/>
+              </w:rPr>
+              <w:t>{{ student.numer_albumu }}</w:t>
             </w:r>
           </w:p>
           <w:p>
@@ -366,24 +361,17 @@
               <w:ind w:left="567"/>
               <w:rPr>
                 <w:rFonts w:asciiTheme="majorHAnsi" w:hAnsiTheme="majorHAnsi"/>
-                <w:sz w:val="22"/>
-              </w:rPr>
-            </w:pPr>
-            <w:r>
-              <w:rPr>
-                <w:rFonts w:asciiTheme="majorHAnsi" w:hAnsiTheme="majorHAnsi"/>
-                <w:sz w:val="22"/>
-              </w:rPr>
-              <w:t xml:space="preserve">Studia:            </w:t>
-            </w:r>
-            <w:r>
-              <w:rPr>
-                <w:rFonts w:asciiTheme="majorHAnsi" w:hAnsiTheme="majorHAnsi"/>
                 <w:b/>
                 <w:bCs/>
                 <w:sz w:val="22"/>
               </w:rPr>
-              <w:t>inżynierskie stacjonarne</w:t>
+            </w:pPr>
+            <w:r>
+              <w:rPr>
+                <w:rFonts w:asciiTheme="majorHAnsi" w:hAnsiTheme="majorHAnsi"/>
+                <w:sz w:val="22"/>
+              </w:rPr>
+              <w:t xml:space="preserve">Studia:            </w:t>
             </w:r>
             <w:r>
               <w:rPr>
@@ -392,14 +380,25 @@
                 <w:bCs/>
                 <w:sz w:val="22"/>
               </w:rPr>
-              <w:t xml:space="preserve"> /niestacjonarne*</w:t>
-            </w:r>
-            <w:r>
-              <w:rPr>
-                <w:rFonts w:asciiTheme="majorHAnsi" w:hAnsiTheme="majorHAnsi"/>
-                <w:sz w:val="22"/>
-              </w:rPr>
-              <w:t xml:space="preserve"> </w:t>
+              <w:t xml:space="preserve">inżynierskie </w:t>
+            </w:r>
+            <w:r>
+              <w:rPr>
+                <w:rFonts w:asciiTheme="majorHAnsi" w:hAnsiTheme="majorHAnsi"/>
+                <w:b/>
+                <w:bCs/>
+                <w:sz w:val="22"/>
+              </w:rPr>
+              <w:t>{{ selected_student.forma_studiow</w:t>
+            </w:r>
+            <w:r>
+              <w:rPr>
+                <w:rFonts w:asciiTheme="majorHAnsi" w:hAnsiTheme="majorHAnsi"/>
+                <w:b/>
+                <w:bCs/>
+                <w:sz w:val="22"/>
+              </w:rPr>
+              <w:t xml:space="preserve"> }}</w:t>
             </w:r>
           </w:p>
           <w:p>
@@ -440,8 +439,6 @@
               <w:ind w:left="567"/>
               <w:rPr>
                 <w:rFonts w:asciiTheme="majorHAnsi" w:hAnsiTheme="majorHAnsi"/>
-                <w:b/>
-                <w:bCs/>
                 <w:sz w:val="22"/>
               </w:rPr>
             </w:pPr>
@@ -457,31 +454,28 @@
                 <w:rFonts w:asciiTheme="majorHAnsi" w:hAnsiTheme="majorHAnsi"/>
                 <w:sz w:val="22"/>
               </w:rPr>
-              <w:t xml:space="preserve">:  </w:t>
-            </w:r>
-            <w:r>
-              <w:rPr>
-                <w:rFonts w:asciiTheme="majorHAnsi" w:hAnsiTheme="majorHAnsi"/>
-                <w:bCs/>
-                <w:sz w:val="22"/>
-              </w:rPr>
-              <w:t>………………………</w:t>
-            </w:r>
-            <w:r>
-              <w:rPr>
-                <w:rFonts w:asciiTheme="majorHAnsi" w:hAnsiTheme="majorHAnsi"/>
-                <w:bCs/>
-                <w:sz w:val="22"/>
-              </w:rPr>
-              <w:t>……………….</w:t>
-            </w:r>
-            <w:r>
-              <w:rPr>
-                <w:rFonts w:asciiTheme="majorHAnsi" w:hAnsiTheme="majorHAnsi"/>
-                <w:bCs/>
-                <w:sz w:val="22"/>
-              </w:rPr>
-              <w:t>………………….………………………………………….……….</w:t>
+              <w:t>:</w:t>
+            </w:r>
+            <w:r>
+              <w:rPr>
+                <w:rFonts w:asciiTheme="majorHAnsi" w:hAnsiTheme="majorHAnsi"/>
+                <w:sz w:val="22"/>
+              </w:rPr>
+              <w:t xml:space="preserve"> </w:t>
+            </w:r>
+            <w:r>
+              <w:rPr>
+                <w:rFonts w:asciiTheme="majorHAnsi" w:hAnsiTheme="majorHAnsi"/>
+                <w:sz w:val="22"/>
+              </w:rPr>
+              <w:t>{{ selected_student.specjalnosc</w:t>
+            </w:r>
+            <w:r>
+              <w:rPr>
+                <w:rFonts w:asciiTheme="majorHAnsi" w:hAnsiTheme="majorHAnsi"/>
+                <w:sz w:val="22"/>
+              </w:rPr>
+              <w:t xml:space="preserve"> }}</w:t>
             </w:r>
           </w:p>
           <w:p>
@@ -584,42 +578,23 @@
             <w:r>
               <w:rPr>
                 <w:rFonts w:asciiTheme="majorHAnsi" w:hAnsiTheme="majorHAnsi"/>
-                <w:bCs/>
-                <w:sz w:val="22"/>
-              </w:rPr>
-              <w:t>…………………</w:t>
-            </w:r>
-            <w:r>
-              <w:rPr>
-                <w:rFonts w:asciiTheme="majorHAnsi" w:hAnsiTheme="majorHAnsi"/>
-                <w:bCs/>
-                <w:sz w:val="22"/>
-              </w:rPr>
-              <w:t>…</w:t>
-            </w:r>
-            <w:r>
-              <w:rPr>
-                <w:rFonts w:asciiTheme="majorHAnsi" w:hAnsiTheme="majorHAnsi"/>
-                <w:bCs/>
-                <w:sz w:val="22"/>
-              </w:rPr>
-              <w:t>……………..</w:t>
-            </w:r>
-            <w:r>
-              <w:rPr>
-                <w:rFonts w:asciiTheme="majorHAnsi" w:hAnsiTheme="majorHAnsi"/>
-                <w:bCs/>
-                <w:sz w:val="22"/>
-              </w:rPr>
-              <w:t>………………………..</w:t>
-            </w:r>
-            <w:r>
-              <w:rPr>
-                <w:rFonts w:asciiTheme="majorHAnsi" w:hAnsiTheme="majorHAnsi"/>
-                <w:bCs/>
-                <w:sz w:val="22"/>
-              </w:rPr>
-              <w:t>…….</w:t>
+                <w:sz w:val="22"/>
+              </w:rPr>
+              <w:t>{{ student_practice.get(selected_student.id, {}).get('uczelniany_opiekun'</w:t>
+            </w:r>
+            <w:r>
+              <w:rPr>
+                <w:rFonts w:asciiTheme="majorHAnsi" w:hAnsiTheme="majorHAnsi"/>
+                <w:sz w:val="22"/>
+              </w:rPr>
+              <w:t>)</w:t>
+            </w:r>
+            <w:r>
+              <w:rPr>
+                <w:rFonts w:asciiTheme="majorHAnsi" w:hAnsiTheme="majorHAnsi"/>
+                <w:sz w:val="22"/>
+              </w:rPr>
+              <w:t xml:space="preserve"> }}</w:t>
             </w:r>
           </w:p>
           <w:p>
@@ -635,6 +610,8 @@
               <w:ind w:left="567"/>
               <w:rPr>
                 <w:rFonts w:asciiTheme="majorHAnsi" w:hAnsiTheme="majorHAnsi"/>
+                <w:b/>
+                <w:color w:val="000000"/>
                 <w:sz w:val="22"/>
               </w:rPr>
             </w:pPr>
@@ -667,26 +644,29 @@
             <w:r>
               <w:rPr>
                 <w:rFonts w:asciiTheme="majorHAnsi" w:hAnsiTheme="majorHAnsi"/>
+                <w:bCs/>
                 <w:color w:val="000000"/>
                 <w:sz w:val="22"/>
               </w:rPr>
-              <w:t>………</w:t>
-            </w:r>
-            <w:r>
-              <w:rPr>
-                <w:rFonts w:asciiTheme="majorHAnsi" w:hAnsiTheme="majorHAnsi"/>
+              <w:t>{{ student_practice.get(selected_student.id, {}).get('termin_od'</w:t>
+            </w:r>
+            <w:r>
+              <w:rPr>
+                <w:rFonts w:asciiTheme="majorHAnsi" w:hAnsiTheme="majorHAnsi"/>
+                <w:bCs/>
                 <w:color w:val="000000"/>
                 <w:sz w:val="22"/>
               </w:rPr>
-              <w:t>…</w:t>
-            </w:r>
-            <w:r>
-              <w:rPr>
-                <w:rFonts w:asciiTheme="majorHAnsi" w:hAnsiTheme="majorHAnsi"/>
+              <w:t>)</w:t>
+            </w:r>
+            <w:r>
+              <w:rPr>
+                <w:rFonts w:asciiTheme="majorHAnsi" w:hAnsiTheme="majorHAnsi"/>
+                <w:bCs/>
                 <w:color w:val="000000"/>
                 <w:sz w:val="22"/>
               </w:rPr>
-              <w:t>……..</w:t>
+              <w:t xml:space="preserve"> }}</w:t>
             </w:r>
             <w:r>
               <w:rPr>
@@ -694,15 +674,7 @@
                 <w:color w:val="000000"/>
                 <w:sz w:val="22"/>
               </w:rPr>
-              <w:t>……..</w:t>
-            </w:r>
-            <w:r>
-              <w:rPr>
-                <w:rFonts w:asciiTheme="majorHAnsi" w:hAnsiTheme="majorHAnsi"/>
-                <w:color w:val="000000"/>
-                <w:sz w:val="22"/>
-              </w:rPr>
-              <w:t xml:space="preserve">… </w:t>
+              <w:t xml:space="preserve"> </w:t>
             </w:r>
             <w:r>
               <w:rPr>
@@ -716,69 +688,11 @@
             <w:r>
               <w:rPr>
                 <w:rFonts w:asciiTheme="majorHAnsi" w:hAnsiTheme="majorHAnsi"/>
+                <w:bCs/>
                 <w:color w:val="000000"/>
                 <w:sz w:val="22"/>
               </w:rPr>
-              <w:t>………</w:t>
-            </w:r>
-            <w:r>
-              <w:rPr>
-                <w:rFonts w:asciiTheme="majorHAnsi" w:hAnsiTheme="majorHAnsi"/>
-                <w:color w:val="000000"/>
-                <w:sz w:val="22"/>
-              </w:rPr>
-              <w:t>……</w:t>
-            </w:r>
-            <w:r>
-              <w:rPr>
-                <w:rFonts w:asciiTheme="majorHAnsi" w:hAnsiTheme="majorHAnsi"/>
-                <w:color w:val="000000"/>
-                <w:sz w:val="22"/>
-              </w:rPr>
-              <w:t>…….</w:t>
-            </w:r>
-            <w:r>
-              <w:rPr>
-                <w:rFonts w:asciiTheme="majorHAnsi" w:hAnsiTheme="majorHAnsi"/>
-                <w:color w:val="000000"/>
-                <w:sz w:val="22"/>
-              </w:rPr>
-              <w:t>……..</w:t>
-            </w:r>
-            <w:r>
-              <w:rPr>
-                <w:rFonts w:asciiTheme="majorHAnsi" w:hAnsiTheme="majorHAnsi"/>
-                <w:color w:val="000000"/>
-                <w:sz w:val="22"/>
-              </w:rPr>
-              <w:t>…</w:t>
-            </w:r>
-            <w:r>
-              <w:rPr>
-                <w:rFonts w:asciiTheme="majorHAnsi" w:hAnsiTheme="majorHAnsi"/>
-                <w:b/>
-                <w:color w:val="000000"/>
-                <w:sz w:val="22"/>
-              </w:rPr>
-              <w:t xml:space="preserve"> 20</w:t>
-            </w:r>
-            <w:r>
-              <w:rPr>
-                <w:rFonts w:asciiTheme="majorHAnsi" w:hAnsiTheme="majorHAnsi"/>
-                <w:b/>
-                <w:color w:val="000000"/>
-                <w:sz w:val="22"/>
-              </w:rPr>
-              <w:t>2</w:t>
-            </w:r>
-            <w:r>
-              <w:rPr>
-                <w:rFonts w:asciiTheme="majorHAnsi" w:hAnsiTheme="majorHAnsi"/>
-                <w:b/>
-                <w:color w:val="000000"/>
-                <w:sz w:val="22"/>
-              </w:rPr>
-              <w:t>.. r.</w:t>
+              <w:t>{{ student_practice.get(selected_student.id, {}).get('termin_do') }}</w:t>
             </w:r>
           </w:p>
         </w:tc>
@@ -858,19 +772,17 @@
               <w:jc w:val="center"/>
               <w:rPr>
                 <w:rFonts w:asciiTheme="majorHAnsi" w:hAnsiTheme="majorHAnsi" w:cs="Arial"/>
-                <w:sz w:val="16"/>
-                <w:szCs w:val="18"/>
-                <w:lang w:val="pl-PL"/>
-              </w:rPr>
-            </w:pPr>
-            <w:r>
-              <w:rPr>
-                <w:rFonts w:asciiTheme="majorHAnsi" w:hAnsiTheme="majorHAnsi" w:cs="Arial"/>
-                <w:sz w:val="16"/>
-                <w:szCs w:val="18"/>
-                <w:lang w:val="pl-PL"/>
-              </w:rPr>
-              <w:t>………..……………………………………………</w:t>
+                <w:sz w:val="22"/>
+                <w:szCs w:val="24"/>
+              </w:rPr>
+            </w:pPr>
+            <w:r>
+              <w:rPr>
+                <w:rFonts w:asciiTheme="majorHAnsi" w:hAnsiTheme="majorHAnsi" w:cs="Arial"/>
+                <w:sz w:val="22"/>
+                <w:szCs w:val="24"/>
+              </w:rPr>
+              <w:t>{{ director_full_name }}</w:t>
             </w:r>
           </w:p>
           <w:p>
@@ -965,6 +877,7 @@
             <w:pPr>
               <w:pStyle w:val="Ang1"/>
               <w:spacing w:before="120"/>
+              <w:jc w:val="center"/>
               <w:rPr>
                 <w:rFonts w:asciiTheme="majorHAnsi" w:hAnsiTheme="majorHAnsi" w:cs="Arial"/>
                 <w:sz w:val="22"/>
@@ -975,9 +888,23 @@
               <w:rPr>
                 <w:rFonts w:asciiTheme="majorHAnsi" w:hAnsiTheme="majorHAnsi" w:cs="Arial"/>
                 <w:sz w:val="22"/>
+              </w:rPr>
+              <w:t>{{ student_practice.get(selected_student.id, {}).get('firmowy_opiekun'</w:t>
+            </w:r>
+            <w:r>
+              <w:rPr>
+                <w:rFonts w:asciiTheme="majorHAnsi" w:hAnsiTheme="majorHAnsi" w:cs="Arial"/>
+                <w:sz w:val="22"/>
+              </w:rPr>
+              <w:t xml:space="preserve">) }}, </w:t>
+            </w:r>
+            <w:r>
+              <w:rPr>
+                <w:rFonts w:asciiTheme="majorHAnsi" w:hAnsiTheme="majorHAnsi" w:cs="Arial"/>
+                <w:sz w:val="22"/>
                 <w:lang w:val="pl-PL"/>
               </w:rPr>
-              <w:t>...........................................................................................................</w:t>
+              <w:t>{{ student_practice.get(selected_student.id, {}).get('firmowy_stanowisko'</w:t>
             </w:r>
             <w:r>
               <w:rPr>
@@ -985,15 +912,7 @@
                 <w:sz w:val="22"/>
                 <w:lang w:val="pl-PL"/>
               </w:rPr>
-              <w:t>............................</w:t>
-            </w:r>
-            <w:r>
-              <w:rPr>
-                <w:rFonts w:asciiTheme="majorHAnsi" w:hAnsiTheme="majorHAnsi" w:cs="Arial"/>
-                <w:sz w:val="22"/>
-                <w:lang w:val="pl-PL"/>
-              </w:rPr>
-              <w:t>........................................</w:t>
+              <w:t>) }}</w:t>
             </w:r>
           </w:p>
           <w:p>
@@ -1053,10 +972,59 @@
             </w:pPr>
             <w:r>
               <w:rPr>
-                <w:rFonts w:asciiTheme="majorHAnsi" w:hAnsiTheme="majorHAnsi"/>
-                <w:sz w:val="22"/>
-              </w:rPr>
-              <w:t>......................................................................</w:t>
+                <w:rFonts w:asciiTheme="majorHAnsi" w:eastAsia="MTBWidgets" w:hAnsiTheme="majorHAnsi" w:cs="Arial"/>
+                <w:sz w:val="22"/>
+                <w:szCs w:val="20"/>
+              </w:rPr>
+              <w:t xml:space="preserve">{{ </w:t>
+            </w:r>
+            <w:r>
+              <w:rPr>
+                <w:rFonts w:asciiTheme="majorHAnsi" w:eastAsia="MTBWidgets" w:hAnsiTheme="majorHAnsi" w:cs="Arial"/>
+                <w:sz w:val="22"/>
+                <w:szCs w:val="20"/>
+              </w:rPr>
+              <w:t>potwierdzenie_zgloszenia</w:t>
+            </w:r>
+            <w:r>
+              <w:rPr>
+                <w:rFonts w:asciiTheme="majorHAnsi" w:eastAsia="MTBWidgets" w:hAnsiTheme="majorHAnsi" w:cs="Arial"/>
+                <w:sz w:val="22"/>
+                <w:szCs w:val="20"/>
+              </w:rPr>
+              <w:t xml:space="preserve"> }}</w:t>
+            </w:r>
+            <w:r>
+              <w:rPr>
+                <w:rFonts w:asciiTheme="majorHAnsi" w:eastAsia="MTBWidgets" w:hAnsiTheme="majorHAnsi" w:cs="Arial"/>
+                <w:sz w:val="22"/>
+                <w:szCs w:val="20"/>
+              </w:rPr>
+              <w:t xml:space="preserve">, </w:t>
+            </w:r>
+            <w:r>
+              <w:rPr>
+                <w:rFonts w:asciiTheme="majorHAnsi" w:eastAsia="MTBWidgets" w:hAnsiTheme="majorHAnsi" w:cs="Arial"/>
+                <w:sz w:val="22"/>
+                <w:szCs w:val="20"/>
+              </w:rPr>
+              <w:t xml:space="preserve">{{ student_practice.get(selected_student.id, </w:t>
+            </w:r>
+            <w:r>
+              <w:rPr>
+                <w:rFonts w:asciiTheme="majorHAnsi" w:eastAsia="MTBWidgets" w:hAnsiTheme="majorHAnsi" w:cs="Arial"/>
+                <w:sz w:val="22"/>
+                <w:szCs w:val="20"/>
+              </w:rPr>
+              <w:lastRenderedPageBreak/>
+              <w:t>{}).get('firmowy_opiekun'</w:t>
+            </w:r>
+            <w:r>
+              <w:rPr>
+                <w:rFonts w:asciiTheme="majorHAnsi" w:hAnsiTheme="majorHAnsi" w:cs="Arial"/>
+                <w:sz w:val="22"/>
+              </w:rPr>
+              <w:t>) }}</w:t>
             </w:r>
           </w:p>
           <w:p>
@@ -1112,10 +1080,50 @@
             </w:pPr>
             <w:r>
               <w:rPr>
-                <w:rFonts w:asciiTheme="majorHAnsi" w:hAnsiTheme="majorHAnsi"/>
-                <w:sz w:val="22"/>
-              </w:rPr>
-              <w:t>......................................................................</w:t>
+                <w:rFonts w:asciiTheme="majorHAnsi" w:eastAsia="MTBWidgets" w:hAnsiTheme="majorHAnsi" w:cs="Arial"/>
+                <w:sz w:val="22"/>
+                <w:szCs w:val="20"/>
+              </w:rPr>
+              <w:t xml:space="preserve">{{ </w:t>
+            </w:r>
+            <w:r>
+              <w:rPr>
+                <w:rFonts w:asciiTheme="majorHAnsi" w:eastAsia="MTBWidgets" w:hAnsiTheme="majorHAnsi" w:cs="Arial"/>
+                <w:sz w:val="22"/>
+                <w:szCs w:val="20"/>
+              </w:rPr>
+              <w:t>potwierdzenie_szkolenia</w:t>
+            </w:r>
+            <w:r>
+              <w:rPr>
+                <w:rFonts w:asciiTheme="majorHAnsi" w:eastAsia="MTBWidgets" w:hAnsiTheme="majorHAnsi" w:cs="Arial"/>
+                <w:sz w:val="22"/>
+                <w:szCs w:val="20"/>
+              </w:rPr>
+              <w:t xml:space="preserve"> }}</w:t>
+            </w:r>
+            <w:r>
+              <w:rPr>
+                <w:rFonts w:asciiTheme="majorHAnsi" w:eastAsia="MTBWidgets" w:hAnsiTheme="majorHAnsi" w:cs="Arial"/>
+                <w:sz w:val="22"/>
+                <w:szCs w:val="20"/>
+              </w:rPr>
+              <w:t xml:space="preserve">, </w:t>
+            </w:r>
+            <w:r>
+              <w:rPr>
+                <w:rFonts w:asciiTheme="majorHAnsi" w:eastAsia="MTBWidgets" w:hAnsiTheme="majorHAnsi" w:cs="Arial"/>
+                <w:sz w:val="22"/>
+                <w:szCs w:val="20"/>
+              </w:rPr>
+              <w:t>{{ student_practice.get(selected_student.id, {}).get('firmowy_opiekun'</w:t>
+            </w:r>
+            <w:r>
+              <w:rPr>
+                <w:rFonts w:asciiTheme="majorHAnsi" w:hAnsiTheme="majorHAnsi" w:cs="Arial"/>
+                <w:sz w:val="22"/>
+              </w:rPr>
+              <w:t>) }}</w:t>
             </w:r>
           </w:p>
           <w:p>
@@ -1203,47 +1211,31 @@
                 <w:sz w:val="20"/>
                 <w:szCs w:val="22"/>
               </w:rPr>
-              <w:t>Zaświadczam, że student .............................</w:t>
-            </w:r>
-            <w:r>
-              <w:rPr>
-                <w:rFonts w:asciiTheme="majorHAnsi" w:hAnsiTheme="majorHAnsi" w:cs="Arial"/>
-                <w:sz w:val="20"/>
-                <w:szCs w:val="22"/>
-              </w:rPr>
-              <w:t>..........</w:t>
-            </w:r>
-            <w:r>
-              <w:rPr>
-                <w:rFonts w:asciiTheme="majorHAnsi" w:hAnsiTheme="majorHAnsi" w:cs="Arial"/>
-                <w:sz w:val="20"/>
-                <w:szCs w:val="22"/>
-              </w:rPr>
-              <w:t>......................................</w:t>
-            </w:r>
-            <w:r>
-              <w:rPr>
-                <w:rFonts w:asciiTheme="majorHAnsi" w:hAnsiTheme="majorHAnsi" w:cs="Arial"/>
-                <w:sz w:val="20"/>
-                <w:szCs w:val="22"/>
-              </w:rPr>
-              <w:t>..........</w:t>
-            </w:r>
-            <w:r>
-              <w:rPr>
-                <w:rFonts w:asciiTheme="majorHAnsi" w:hAnsiTheme="majorHAnsi" w:cs="Arial"/>
-                <w:sz w:val="20"/>
-                <w:szCs w:val="22"/>
-              </w:rPr>
-              <w:t>.......</w:t>
-            </w:r>
-            <w:r>
-              <w:rPr>
-                <w:rFonts w:asciiTheme="majorHAnsi" w:hAnsiTheme="majorHAnsi" w:cs="Arial"/>
-                <w:sz w:val="20"/>
-                <w:szCs w:val="22"/>
-              </w:rPr>
-              <w:t>.... odbył praktykę zawodową</w:t>
+              <w:t xml:space="preserve">Zaświadczam, że student </w:t>
+            </w:r>
+            <w:r>
+              <w:rPr>
+                <w:rFonts w:asciiTheme="majorHAnsi" w:hAnsiTheme="majorHAnsi"/>
+                <w:sz w:val="20"/>
+                <w:szCs w:val="20"/>
+              </w:rPr>
+              <w:t>{{ student.imie }} {{ student.nazwisko }}</w:t>
+            </w:r>
+            <w:r>
+              <w:rPr>
+                <w:rFonts w:asciiTheme="majorHAnsi" w:hAnsiTheme="majorHAnsi" w:cs="Arial"/>
+                <w:sz w:val="20"/>
+                <w:szCs w:val="22"/>
+              </w:rPr>
+              <w:t xml:space="preserve">                                         </w:t>
+            </w:r>
+            <w:r>
+              <w:rPr>
+                <w:rFonts w:asciiTheme="majorHAnsi" w:hAnsiTheme="majorHAnsi" w:cs="Arial"/>
+                <w:sz w:val="20"/>
+                <w:szCs w:val="22"/>
+              </w:rPr>
+              <w:t xml:space="preserve"> odbył praktykę zawodową</w:t>
             </w:r>
           </w:p>
           <w:p>
@@ -1280,39 +1272,23 @@
                 <w:sz w:val="20"/>
                 <w:szCs w:val="22"/>
               </w:rPr>
-              <w:t>w.......................................................................................................................................................</w:t>
-            </w:r>
-            <w:r>
-              <w:rPr>
-                <w:rFonts w:asciiTheme="majorHAnsi" w:hAnsiTheme="majorHAnsi" w:cs="Arial"/>
-                <w:sz w:val="20"/>
-                <w:szCs w:val="22"/>
-              </w:rPr>
-              <w:t>..</w:t>
-            </w:r>
-            <w:r>
-              <w:rPr>
-                <w:rFonts w:asciiTheme="majorHAnsi" w:hAnsiTheme="majorHAnsi" w:cs="Arial"/>
-                <w:sz w:val="20"/>
-                <w:szCs w:val="22"/>
-              </w:rPr>
-              <w:t>.............</w:t>
-            </w:r>
-            <w:r>
-              <w:rPr>
-                <w:rFonts w:asciiTheme="majorHAnsi" w:hAnsiTheme="majorHAnsi" w:cs="Arial"/>
-                <w:sz w:val="20"/>
-                <w:szCs w:val="22"/>
-              </w:rPr>
-              <w:t>..........................</w:t>
-            </w:r>
-            <w:r>
-              <w:rPr>
-                <w:rFonts w:asciiTheme="majorHAnsi" w:hAnsiTheme="majorHAnsi" w:cs="Arial"/>
-                <w:sz w:val="20"/>
-                <w:szCs w:val="22"/>
-              </w:rPr>
-              <w:t>.........</w:t>
+              <w:t xml:space="preserve">w </w:t>
+            </w:r>
+            <w:r>
+              <w:rPr>
+                <w:rFonts w:asciiTheme="majorHAnsi" w:hAnsiTheme="majorHAnsi" w:cs="Arial"/>
+                <w:sz w:val="20"/>
+                <w:szCs w:val="22"/>
+              </w:rPr>
+              <w:t>{{ student_practice.get(selected_student.id, {}).get('nazwa_zakladu_pracy'</w:t>
+            </w:r>
+            <w:r>
+              <w:rPr>
+                <w:rFonts w:asciiTheme="majorHAnsi" w:hAnsiTheme="majorHAnsi" w:cs="Arial"/>
+                <w:sz w:val="20"/>
+                <w:szCs w:val="22"/>
+              </w:rPr>
+              <w:t>) }}</w:t>
             </w:r>
           </w:p>
           <w:p>
@@ -1348,71 +1324,106 @@
                 <w:sz w:val="20"/>
                 <w:szCs w:val="22"/>
               </w:rPr>
-              <w:t>w okresie (okresach) od .............</w:t>
-            </w:r>
-            <w:r>
-              <w:rPr>
-                <w:rFonts w:asciiTheme="majorHAnsi" w:hAnsiTheme="majorHAnsi" w:cs="Arial"/>
-                <w:sz w:val="20"/>
-                <w:szCs w:val="22"/>
-              </w:rPr>
-              <w:t>...</w:t>
-            </w:r>
-            <w:r>
-              <w:rPr>
-                <w:rFonts w:asciiTheme="majorHAnsi" w:hAnsiTheme="majorHAnsi" w:cs="Arial"/>
-                <w:sz w:val="20"/>
-                <w:szCs w:val="22"/>
-              </w:rPr>
-              <w:t>.</w:t>
-            </w:r>
-            <w:r>
-              <w:rPr>
-                <w:rFonts w:asciiTheme="majorHAnsi" w:hAnsiTheme="majorHAnsi" w:cs="Arial"/>
-                <w:sz w:val="20"/>
-                <w:szCs w:val="22"/>
-              </w:rPr>
-              <w:t>....</w:t>
-            </w:r>
-            <w:r>
-              <w:rPr>
-                <w:rFonts w:asciiTheme="majorHAnsi" w:hAnsiTheme="majorHAnsi" w:cs="Arial"/>
-                <w:sz w:val="20"/>
-                <w:szCs w:val="22"/>
-              </w:rPr>
-              <w:t>...</w:t>
-            </w:r>
-            <w:r>
-              <w:rPr>
-                <w:rFonts w:asciiTheme="majorHAnsi" w:hAnsiTheme="majorHAnsi" w:cs="Arial"/>
-                <w:sz w:val="20"/>
-                <w:szCs w:val="22"/>
-              </w:rPr>
-              <w:t>....</w:t>
-            </w:r>
-            <w:r>
-              <w:rPr>
-                <w:rFonts w:asciiTheme="majorHAnsi" w:hAnsiTheme="majorHAnsi" w:cs="Arial"/>
-                <w:sz w:val="20"/>
-                <w:szCs w:val="22"/>
-              </w:rPr>
-              <w:t>........... do ....................</w:t>
-            </w:r>
-            <w:r>
-              <w:rPr>
-                <w:rFonts w:asciiTheme="majorHAnsi" w:hAnsiTheme="majorHAnsi" w:cs="Arial"/>
-                <w:sz w:val="20"/>
-                <w:szCs w:val="22"/>
-              </w:rPr>
-              <w:t>.......</w:t>
-            </w:r>
-            <w:r>
-              <w:rPr>
-                <w:rFonts w:asciiTheme="majorHAnsi" w:hAnsiTheme="majorHAnsi" w:cs="Arial"/>
-                <w:sz w:val="20"/>
-                <w:szCs w:val="22"/>
-              </w:rPr>
-              <w:t>.............. zgodnie z przyjętym programem.</w:t>
+              <w:t xml:space="preserve">w okresie (okresach) od </w:t>
+            </w:r>
+            <w:r>
+              <w:rPr>
+                <w:rFonts w:asciiTheme="majorHAnsi" w:hAnsiTheme="majorHAnsi"/>
+                <w:bCs/>
+                <w:color w:val="000000"/>
+                <w:sz w:val="20"/>
+                <w:szCs w:val="22"/>
+              </w:rPr>
+              <w:t>{{ student_practice.get(selected_student.id, {}).get('termin_od') }}</w:t>
+            </w:r>
+            <w:r>
+              <w:rPr>
+                <w:rFonts w:asciiTheme="majorHAnsi" w:hAnsiTheme="majorHAnsi"/>
+                <w:color w:val="000000"/>
+                <w:sz w:val="20"/>
+                <w:szCs w:val="22"/>
+              </w:rPr>
+              <w:t xml:space="preserve"> </w:t>
+            </w:r>
+            <w:r>
+              <w:rPr>
+                <w:rFonts w:asciiTheme="majorHAnsi" w:hAnsiTheme="majorHAnsi" w:cs="Arial"/>
+                <w:sz w:val="18"/>
+                <w:szCs w:val="20"/>
+              </w:rPr>
+              <w:t xml:space="preserve"> </w:t>
+            </w:r>
+            <w:r>
+              <w:rPr>
+                <w:rFonts w:asciiTheme="majorHAnsi" w:hAnsiTheme="majorHAnsi" w:cs="Arial"/>
+                <w:sz w:val="20"/>
+                <w:szCs w:val="22"/>
+              </w:rPr>
+              <w:t xml:space="preserve">do </w:t>
+            </w:r>
+            <w:r>
+              <w:rPr>
+                <w:rFonts w:asciiTheme="majorHAnsi" w:hAnsiTheme="majorHAnsi"/>
+                <w:bCs/>
+                <w:color w:val="000000"/>
+                <w:sz w:val="22"/>
+              </w:rPr>
+              <w:t xml:space="preserve">{{ </w:t>
+            </w:r>
+            <w:r>
+              <w:rPr>
+                <w:rFonts w:asciiTheme="majorHAnsi" w:hAnsiTheme="majorHAnsi"/>
+                <w:bCs/>
+                <w:color w:val="000000"/>
+                <w:sz w:val="20"/>
+                <w:szCs w:val="22"/>
+              </w:rPr>
+              <w:t>student_practice.get(selected_student.id, {}).get('termin_</w:t>
+            </w:r>
+            <w:r>
+              <w:rPr>
+                <w:rFonts w:asciiTheme="majorHAnsi" w:hAnsiTheme="majorHAnsi"/>
+                <w:bCs/>
+                <w:color w:val="000000"/>
+                <w:sz w:val="20"/>
+                <w:szCs w:val="22"/>
+              </w:rPr>
+              <w:t>do</w:t>
+            </w:r>
+            <w:r>
+              <w:rPr>
+                <w:rFonts w:asciiTheme="majorHAnsi" w:hAnsiTheme="majorHAnsi"/>
+                <w:bCs/>
+                <w:color w:val="000000"/>
+                <w:sz w:val="20"/>
+                <w:szCs w:val="22"/>
+              </w:rPr>
+              <w:t>') }}</w:t>
+            </w:r>
+            <w:r>
+              <w:rPr>
+                <w:rFonts w:asciiTheme="majorHAnsi" w:hAnsiTheme="majorHAnsi"/>
+                <w:color w:val="000000"/>
+                <w:sz w:val="20"/>
+                <w:szCs w:val="22"/>
+              </w:rPr>
+              <w:t xml:space="preserve"> </w:t>
+            </w:r>
+            <w:r>
+              <w:rPr>
+                <w:rFonts w:asciiTheme="majorHAnsi" w:hAnsiTheme="majorHAnsi" w:cs="Arial"/>
+                <w:sz w:val="18"/>
+                <w:szCs w:val="20"/>
+              </w:rPr>
+              <w:t xml:space="preserve"> </w:t>
+            </w:r>
+            <w:r>
+              <w:rPr>
+                <w:rFonts w:asciiTheme="majorHAnsi" w:hAnsiTheme="majorHAnsi" w:cs="Arial"/>
+                <w:sz w:val="20"/>
+                <w:szCs w:val="22"/>
+              </w:rPr>
+              <w:t>zgodnie z przyjętym programem.</w:t>
             </w:r>
           </w:p>
           <w:p>
@@ -1430,171 +1441,88 @@
                 <w:sz w:val="20"/>
                 <w:szCs w:val="22"/>
               </w:rPr>
-              <w:t>Uwagi: ...................................................................................................................</w:t>
-            </w:r>
-            <w:r>
-              <w:rPr>
-                <w:rFonts w:asciiTheme="majorHAnsi" w:hAnsiTheme="majorHAnsi" w:cs="Arial"/>
-                <w:sz w:val="20"/>
-                <w:szCs w:val="22"/>
-              </w:rPr>
-              <w:t>...................</w:t>
-            </w:r>
-            <w:r>
-              <w:rPr>
-                <w:rFonts w:asciiTheme="majorHAnsi" w:hAnsiTheme="majorHAnsi" w:cs="Arial"/>
-                <w:sz w:val="20"/>
-                <w:szCs w:val="22"/>
-              </w:rPr>
-              <w:t>.....</w:t>
-            </w:r>
-            <w:r>
-              <w:rPr>
-                <w:rFonts w:asciiTheme="majorHAnsi" w:hAnsiTheme="majorHAnsi" w:cs="Arial"/>
-                <w:sz w:val="20"/>
-                <w:szCs w:val="22"/>
-              </w:rPr>
-              <w:t>........</w:t>
-            </w:r>
-            <w:r>
-              <w:rPr>
-                <w:rFonts w:asciiTheme="majorHAnsi" w:hAnsiTheme="majorHAnsi" w:cs="Arial"/>
-                <w:sz w:val="20"/>
-                <w:szCs w:val="22"/>
-              </w:rPr>
-              <w:t>...........................................</w:t>
-            </w:r>
-          </w:p>
-          <w:p>
-            <w:pPr>
-              <w:spacing w:before="240"/>
-              <w:rPr>
-                <w:rFonts w:asciiTheme="majorHAnsi" w:hAnsiTheme="majorHAnsi" w:cs="Arial"/>
-                <w:sz w:val="20"/>
-                <w:szCs w:val="22"/>
-              </w:rPr>
-            </w:pPr>
-            <w:r>
-              <w:rPr>
-                <w:rFonts w:asciiTheme="majorHAnsi" w:hAnsiTheme="majorHAnsi" w:cs="Arial"/>
-                <w:sz w:val="20"/>
-                <w:szCs w:val="22"/>
-              </w:rPr>
-              <w:t>………………………………………………………………………………………</w:t>
-            </w:r>
-            <w:r>
-              <w:rPr>
-                <w:rFonts w:asciiTheme="majorHAnsi" w:hAnsiTheme="majorHAnsi" w:cs="Arial"/>
-                <w:sz w:val="20"/>
-                <w:szCs w:val="22"/>
-              </w:rPr>
-              <w:t>……….</w:t>
-            </w:r>
-            <w:r>
-              <w:rPr>
-                <w:rFonts w:asciiTheme="majorHAnsi" w:hAnsiTheme="majorHAnsi" w:cs="Arial"/>
-                <w:sz w:val="20"/>
-                <w:szCs w:val="22"/>
-              </w:rPr>
-              <w:t>……</w:t>
-            </w:r>
-            <w:r>
-              <w:rPr>
-                <w:rFonts w:asciiTheme="majorHAnsi" w:hAnsiTheme="majorHAnsi" w:cs="Arial"/>
-                <w:sz w:val="20"/>
-                <w:szCs w:val="22"/>
-              </w:rPr>
-              <w:t>……</w:t>
-            </w:r>
-            <w:r>
-              <w:rPr>
-                <w:rFonts w:asciiTheme="majorHAnsi" w:hAnsiTheme="majorHAnsi" w:cs="Arial"/>
-                <w:sz w:val="20"/>
-                <w:szCs w:val="22"/>
-              </w:rPr>
-              <w:t>……</w:t>
-            </w:r>
-            <w:r>
-              <w:rPr>
-                <w:rFonts w:asciiTheme="majorHAnsi" w:hAnsiTheme="majorHAnsi" w:cs="Arial"/>
-                <w:sz w:val="20"/>
-                <w:szCs w:val="22"/>
-              </w:rPr>
-              <w:t>..………..</w:t>
-            </w:r>
-            <w:r>
-              <w:rPr>
-                <w:rFonts w:asciiTheme="majorHAnsi" w:hAnsiTheme="majorHAnsi" w:cs="Arial"/>
-                <w:sz w:val="20"/>
-                <w:szCs w:val="22"/>
-              </w:rPr>
-              <w:t>…………………………</w:t>
-            </w:r>
-          </w:p>
-          <w:p>
-            <w:pPr>
-              <w:rPr>
-                <w:rFonts w:asciiTheme="majorHAnsi" w:hAnsiTheme="majorHAnsi" w:cs="Arial"/>
-                <w:i/>
-                <w:sz w:val="18"/>
-              </w:rPr>
-            </w:pPr>
-          </w:p>
-          <w:p>
-            <w:pPr>
-              <w:rPr>
-                <w:rFonts w:asciiTheme="majorHAnsi" w:hAnsiTheme="majorHAnsi" w:cs="Arial"/>
-                <w:sz w:val="22"/>
-              </w:rPr>
-            </w:pPr>
-            <w:r>
-              <w:rPr>
-                <w:rFonts w:asciiTheme="majorHAnsi" w:hAnsiTheme="majorHAnsi" w:cs="Arial"/>
-                <w:sz w:val="22"/>
-              </w:rPr>
-              <w:t>.................</w:t>
-            </w:r>
-            <w:r>
-              <w:rPr>
-                <w:rFonts w:asciiTheme="majorHAnsi" w:hAnsiTheme="majorHAnsi" w:cs="Arial"/>
-                <w:sz w:val="22"/>
-              </w:rPr>
-              <w:t>..........</w:t>
-            </w:r>
-            <w:r>
-              <w:rPr>
-                <w:rFonts w:asciiTheme="majorHAnsi" w:hAnsiTheme="majorHAnsi" w:cs="Arial"/>
-                <w:sz w:val="22"/>
-              </w:rPr>
-              <w:t>.....</w:t>
-            </w:r>
-            <w:r>
-              <w:rPr>
-                <w:rFonts w:asciiTheme="majorHAnsi" w:hAnsiTheme="majorHAnsi" w:cs="Arial"/>
-                <w:sz w:val="22"/>
-              </w:rPr>
-              <w:t>.</w:t>
-            </w:r>
-            <w:r>
-              <w:rPr>
-                <w:rFonts w:asciiTheme="majorHAnsi" w:hAnsiTheme="majorHAnsi" w:cs="Arial"/>
-                <w:sz w:val="22"/>
-              </w:rPr>
-              <w:t>..................</w:t>
-            </w:r>
-            <w:r>
-              <w:rPr>
-                <w:rFonts w:asciiTheme="majorHAnsi" w:hAnsiTheme="majorHAnsi" w:cs="Arial"/>
-                <w:sz w:val="22"/>
-              </w:rPr>
-              <w:t>........</w:t>
-            </w:r>
-            <w:r>
-              <w:rPr>
-                <w:rFonts w:asciiTheme="majorHAnsi" w:hAnsiTheme="majorHAnsi" w:cs="Arial"/>
-                <w:sz w:val="22"/>
-              </w:rPr>
-              <w:t xml:space="preserve">.......                               </w:t>
+              <w:t xml:space="preserve">Uwagi: </w:t>
+            </w:r>
+            <w:r>
+              <w:rPr>
+                <w:rFonts w:asciiTheme="majorHAnsi" w:hAnsiTheme="majorHAnsi" w:cs="Arial"/>
+                <w:sz w:val="20"/>
+                <w:szCs w:val="22"/>
+              </w:rPr>
+              <w:t>{{ dokument_data.get('uwagi_kier'</w:t>
+            </w:r>
+            <w:r>
+              <w:rPr>
+                <w:rFonts w:asciiTheme="majorHAnsi" w:hAnsiTheme="majorHAnsi" w:cs="Arial"/>
+                <w:sz w:val="20"/>
+                <w:szCs w:val="22"/>
+              </w:rPr>
+              <w:t>) }}</w:t>
+            </w:r>
+          </w:p>
+          <w:p>
+            <w:pPr>
+              <w:spacing w:before="120"/>
+              <w:rPr>
+                <w:rFonts w:asciiTheme="majorHAnsi" w:hAnsiTheme="majorHAnsi" w:cs="Arial"/>
+                <w:sz w:val="20"/>
+                <w:szCs w:val="22"/>
+              </w:rPr>
+            </w:pPr>
+          </w:p>
+          <w:p>
+            <w:pPr>
+              <w:rPr>
+                <w:rFonts w:asciiTheme="majorHAnsi" w:hAnsiTheme="majorHAnsi" w:cs="Arial"/>
+                <w:sz w:val="20"/>
+                <w:szCs w:val="22"/>
+              </w:rPr>
+            </w:pPr>
+            <w:r>
+              <w:rPr>
+                <w:rFonts w:asciiTheme="majorHAnsi" w:hAnsiTheme="majorHAnsi" w:cs="Arial"/>
+                <w:sz w:val="22"/>
+              </w:rPr>
+              <w:t xml:space="preserve">                     </w:t>
+            </w:r>
+            <w:r>
+              <w:rPr>
+                <w:rFonts w:asciiTheme="majorHAnsi" w:hAnsiTheme="majorHAnsi" w:cs="Arial"/>
+                <w:sz w:val="20"/>
+                <w:szCs w:val="22"/>
+              </w:rPr>
+              <w:t>{{ dokument_data.get('miejscowość') }}</w:t>
+            </w:r>
+            <w:r>
+              <w:rPr>
+                <w:rFonts w:asciiTheme="majorHAnsi" w:hAnsiTheme="majorHAnsi" w:cs="Arial"/>
+                <w:sz w:val="20"/>
+                <w:szCs w:val="22"/>
+              </w:rPr>
+              <w:t xml:space="preserve">, </w:t>
+            </w:r>
+            <w:r>
+              <w:rPr>
+                <w:rFonts w:asciiTheme="majorHAnsi" w:hAnsiTheme="majorHAnsi" w:cs="Arial"/>
+                <w:sz w:val="20"/>
+                <w:szCs w:val="22"/>
+              </w:rPr>
+              <w:t>{{ dokument_data.get('data_kier'</w:t>
+            </w:r>
+            <w:r>
+              <w:rPr>
+                <w:rFonts w:asciiTheme="majorHAnsi" w:hAnsiTheme="majorHAnsi" w:cs="Arial"/>
+                <w:sz w:val="20"/>
+                <w:szCs w:val="22"/>
+              </w:rPr>
+              <w:t>) }}</w:t>
+            </w:r>
+            <w:r>
+              <w:rPr>
+                <w:rFonts w:asciiTheme="majorHAnsi" w:hAnsiTheme="majorHAnsi" w:cs="Arial"/>
+                <w:sz w:val="22"/>
+              </w:rPr>
+              <w:t xml:space="preserve">                               </w:t>
             </w:r>
             <w:r>
               <w:rPr>
@@ -1608,49 +1536,28 @@
                 <w:rFonts w:asciiTheme="majorHAnsi" w:hAnsiTheme="majorHAnsi" w:cs="Arial"/>
                 <w:sz w:val="22"/>
               </w:rPr>
-              <w:t xml:space="preserve">          ………………</w:t>
-            </w:r>
-            <w:r>
-              <w:rPr>
-                <w:rFonts w:asciiTheme="majorHAnsi" w:hAnsiTheme="majorHAnsi" w:cs="Arial"/>
-                <w:sz w:val="22"/>
-              </w:rPr>
-              <w:t>..</w:t>
-            </w:r>
-            <w:r>
-              <w:rPr>
-                <w:rFonts w:asciiTheme="majorHAnsi" w:hAnsiTheme="majorHAnsi" w:cs="Arial"/>
-                <w:sz w:val="22"/>
-              </w:rPr>
-              <w:t>…</w:t>
-            </w:r>
-            <w:r>
-              <w:rPr>
-                <w:rFonts w:asciiTheme="majorHAnsi" w:hAnsiTheme="majorHAnsi" w:cs="Arial"/>
-                <w:sz w:val="22"/>
-              </w:rPr>
-              <w:t>…</w:t>
-            </w:r>
-            <w:r>
-              <w:rPr>
-                <w:rFonts w:asciiTheme="majorHAnsi" w:hAnsiTheme="majorHAnsi" w:cs="Arial"/>
-                <w:sz w:val="22"/>
-              </w:rPr>
-              <w:t>…..</w:t>
-            </w:r>
-            <w:r>
-              <w:rPr>
-                <w:rFonts w:asciiTheme="majorHAnsi" w:hAnsiTheme="majorHAnsi" w:cs="Arial"/>
-                <w:sz w:val="22"/>
-              </w:rPr>
-              <w:t>…..</w:t>
-            </w:r>
-            <w:r>
-              <w:rPr>
-                <w:rFonts w:asciiTheme="majorHAnsi" w:hAnsiTheme="majorHAnsi" w:cs="Arial"/>
-                <w:sz w:val="22"/>
-              </w:rPr>
-              <w:t>………………………</w:t>
+              <w:t xml:space="preserve">          </w:t>
+            </w:r>
+            <w:r>
+              <w:rPr>
+                <w:rFonts w:asciiTheme="majorHAnsi" w:hAnsiTheme="majorHAnsi" w:cs="Arial"/>
+                <w:sz w:val="22"/>
+              </w:rPr>
+              <w:t xml:space="preserve">            </w:t>
+            </w:r>
+            <w:r>
+              <w:rPr>
+                <w:rFonts w:asciiTheme="majorHAnsi" w:hAnsiTheme="majorHAnsi" w:cs="Arial"/>
+                <w:sz w:val="22"/>
+              </w:rPr>
+              <w:t>{{ student_practice.get(selected_student.id, {}).get('osoba_upowazniona'</w:t>
+            </w:r>
+            <w:r>
+              <w:rPr>
+                <w:rFonts w:asciiTheme="majorHAnsi" w:hAnsiTheme="majorHAnsi" w:cs="Arial"/>
+                <w:sz w:val="22"/>
+              </w:rPr>
+              <w:t>) }}</w:t>
             </w:r>
           </w:p>
           <w:p>
@@ -1747,11 +1654,11 @@
             <w:pPr>
               <w:pStyle w:val="Nagwek3"/>
               <w:spacing w:before="200"/>
-              <w:rPr>
-                <w:rFonts w:asciiTheme="majorHAnsi" w:hAnsiTheme="majorHAnsi" w:cs="Arial"/>
-                <w:b w:val="0"/>
-                <w:bCs w:val="0"/>
-                <w:sz w:val="22"/>
+              <w:jc w:val="left"/>
+              <w:rPr>
+                <w:rFonts w:asciiTheme="majorHAnsi" w:hAnsiTheme="majorHAnsi" w:cs="Arial"/>
+                <w:sz w:val="20"/>
+                <w:szCs w:val="22"/>
               </w:rPr>
             </w:pPr>
             <w:r>
@@ -1791,47 +1698,23 @@
                 <w:sz w:val="20"/>
                 <w:szCs w:val="22"/>
               </w:rPr>
-              <w:t>:   …………………</w:t>
-            </w:r>
-            <w:r>
-              <w:rPr>
-                <w:rFonts w:asciiTheme="majorHAnsi" w:hAnsiTheme="majorHAnsi" w:cs="Arial"/>
-                <w:b w:val="0"/>
-                <w:bCs w:val="0"/>
-                <w:sz w:val="20"/>
-                <w:szCs w:val="22"/>
-              </w:rPr>
-              <w:t>…….</w:t>
-            </w:r>
-            <w:r>
-              <w:rPr>
-                <w:rFonts w:asciiTheme="majorHAnsi" w:hAnsiTheme="majorHAnsi" w:cs="Arial"/>
-                <w:b w:val="0"/>
-                <w:bCs w:val="0"/>
-                <w:sz w:val="20"/>
-                <w:szCs w:val="22"/>
-              </w:rPr>
-              <w:t>………</w:t>
-            </w:r>
-            <w:r>
-              <w:rPr>
-                <w:rFonts w:asciiTheme="majorHAnsi" w:hAnsiTheme="majorHAnsi" w:cs="Arial"/>
-                <w:b w:val="0"/>
-                <w:bCs w:val="0"/>
-                <w:sz w:val="20"/>
-                <w:szCs w:val="22"/>
-              </w:rPr>
-              <w:t>…..</w:t>
-            </w:r>
-            <w:r>
-              <w:rPr>
-                <w:rFonts w:asciiTheme="majorHAnsi" w:hAnsiTheme="majorHAnsi" w:cs="Arial"/>
-                <w:b w:val="0"/>
-                <w:bCs w:val="0"/>
-                <w:sz w:val="20"/>
-                <w:szCs w:val="22"/>
-              </w:rPr>
-              <w:t>…………………..…………..…………</w:t>
+              <w:t xml:space="preserve">:   </w:t>
+            </w:r>
+            <w:r>
+              <w:rPr>
+                <w:rFonts w:asciiTheme="majorHAnsi" w:hAnsiTheme="majorHAnsi" w:cs="Arial"/>
+                <w:sz w:val="20"/>
+                <w:szCs w:val="22"/>
+              </w:rPr>
+              <w:t>{{ dokument_data.get('ocena_przebiegu_of'</w:t>
+            </w:r>
+            <w:r>
+              <w:rPr>
+                <w:rFonts w:asciiTheme="majorHAnsi" w:hAnsiTheme="majorHAnsi" w:cs="Arial"/>
+                <w:sz w:val="20"/>
+                <w:szCs w:val="22"/>
+              </w:rPr>
+              <w:t>) }}</w:t>
             </w:r>
           </w:p>
           <w:p>
@@ -1865,23 +1748,23 @@
                 <w:sz w:val="20"/>
                 <w:szCs w:val="22"/>
               </w:rPr>
-              <w:t>……………………………………………………………………………………………………………………</w:t>
-            </w:r>
-            <w:r>
-              <w:rPr>
-                <w:rFonts w:asciiTheme="majorHAnsi" w:hAnsiTheme="majorHAnsi" w:cs="Arial"/>
-                <w:sz w:val="20"/>
-                <w:szCs w:val="22"/>
-              </w:rPr>
-              <w:t>……………</w:t>
-            </w:r>
-            <w:r>
-              <w:rPr>
-                <w:rFonts w:asciiTheme="majorHAnsi" w:hAnsiTheme="majorHAnsi" w:cs="Arial"/>
-                <w:sz w:val="20"/>
-                <w:szCs w:val="22"/>
-              </w:rPr>
-              <w:t>……….……………..</w:t>
+              <w:t>{{ dokument_data.get('ocena_opisowa_of'</w:t>
+            </w:r>
+            <w:r>
+              <w:rPr>
+                <w:rFonts w:asciiTheme="majorHAnsi" w:hAnsiTheme="majorHAnsi" w:cs="Arial"/>
+                <w:sz w:val="20"/>
+                <w:szCs w:val="22"/>
+              </w:rPr>
+              <w:t xml:space="preserve">) </w:t>
+            </w:r>
+            <w:r>
+              <w:rPr>
+                <w:rFonts w:asciiTheme="majorHAnsi" w:hAnsiTheme="majorHAnsi" w:cs="Arial"/>
+                <w:sz w:val="20"/>
+                <w:szCs w:val="22"/>
+              </w:rPr>
+              <w:t>}}</w:t>
             </w:r>
           </w:p>
           <w:p>
@@ -1893,60 +1776,6 @@
                 <w:szCs w:val="22"/>
               </w:rPr>
             </w:pPr>
-            <w:r>
-              <w:rPr>
-                <w:rFonts w:asciiTheme="majorHAnsi" w:hAnsiTheme="majorHAnsi" w:cs="Arial"/>
-                <w:sz w:val="20"/>
-                <w:szCs w:val="22"/>
-              </w:rPr>
-              <w:t>………………………………………………………………………………………………………………………………………….……………..</w:t>
-            </w:r>
-          </w:p>
-          <w:p>
-            <w:pPr>
-              <w:spacing w:before="240" w:after="120"/>
-              <w:rPr>
-                <w:rFonts w:asciiTheme="majorHAnsi" w:hAnsiTheme="majorHAnsi" w:cs="Arial"/>
-                <w:sz w:val="20"/>
-                <w:szCs w:val="22"/>
-              </w:rPr>
-            </w:pPr>
-            <w:r>
-              <w:rPr>
-                <w:rFonts w:asciiTheme="majorHAnsi" w:hAnsiTheme="majorHAnsi" w:cs="Arial"/>
-                <w:sz w:val="20"/>
-                <w:szCs w:val="22"/>
-              </w:rPr>
-              <w:t>………………………………………………………………………………………………………………………………………….……………..</w:t>
-            </w:r>
-          </w:p>
-          <w:p>
-            <w:pPr>
-              <w:spacing w:before="240" w:after="120"/>
-              <w:rPr>
-                <w:rFonts w:asciiTheme="majorHAnsi" w:hAnsiTheme="majorHAnsi" w:cs="Arial"/>
-                <w:sz w:val="20"/>
-                <w:szCs w:val="22"/>
-              </w:rPr>
-            </w:pPr>
-            <w:r>
-              <w:rPr>
-                <w:rFonts w:asciiTheme="majorHAnsi" w:hAnsiTheme="majorHAnsi" w:cs="Arial"/>
-                <w:sz w:val="20"/>
-                <w:szCs w:val="22"/>
-              </w:rPr>
-              <w:t>………………………………………………………………………………………………………………………………………….……………..</w:t>
-            </w:r>
-          </w:p>
-          <w:p>
-            <w:pPr>
-              <w:spacing w:before="240" w:after="120"/>
-              <w:rPr>
-                <w:rFonts w:asciiTheme="majorHAnsi" w:hAnsiTheme="majorHAnsi" w:cs="Arial"/>
-                <w:sz w:val="20"/>
-                <w:szCs w:val="22"/>
-              </w:rPr>
-            </w:pPr>
           </w:p>
           <w:p>
             <w:pPr>
@@ -1961,41 +1790,64 @@
                 <w:rFonts w:asciiTheme="majorHAnsi" w:hAnsiTheme="majorHAnsi" w:cs="Arial"/>
                 <w:sz w:val="22"/>
               </w:rPr>
-              <w:t>Zakładowy opiekun praktyki zawodowej:                                    ….............</w:t>
-            </w:r>
-            <w:r>
-              <w:rPr>
-                <w:rFonts w:asciiTheme="majorHAnsi" w:hAnsiTheme="majorHAnsi" w:cs="Arial"/>
-                <w:sz w:val="22"/>
-              </w:rPr>
-              <w:t>.....</w:t>
-            </w:r>
-            <w:r>
-              <w:rPr>
-                <w:rFonts w:asciiTheme="majorHAnsi" w:hAnsiTheme="majorHAnsi" w:cs="Arial"/>
-                <w:sz w:val="22"/>
-              </w:rPr>
-              <w:t>..............</w:t>
-            </w:r>
-            <w:r>
-              <w:rPr>
-                <w:rFonts w:asciiTheme="majorHAnsi" w:hAnsiTheme="majorHAnsi" w:cs="Arial"/>
-                <w:sz w:val="22"/>
-              </w:rPr>
-              <w:t>..............</w:t>
-            </w:r>
-            <w:r>
-              <w:rPr>
-                <w:rFonts w:asciiTheme="majorHAnsi" w:hAnsiTheme="majorHAnsi" w:cs="Arial"/>
-                <w:sz w:val="22"/>
-              </w:rPr>
-              <w:t>..................</w:t>
+              <w:t xml:space="preserve">Zakładowy opiekun praktyki zawodowej:                                   </w:t>
+            </w:r>
+            <w:r>
+              <w:rPr>
+                <w:rFonts w:asciiTheme="majorHAnsi" w:hAnsiTheme="majorHAnsi" w:cs="Arial"/>
+                <w:sz w:val="22"/>
+              </w:rPr>
+              <w:t xml:space="preserve"> </w:t>
+            </w:r>
+            <w:r>
+              <w:rPr>
+                <w:rFonts w:asciiTheme="majorHAnsi" w:hAnsiTheme="majorHAnsi" w:cs="Arial"/>
+                <w:sz w:val="22"/>
+              </w:rPr>
+              <w:t>{{ dokument_data.get('data_przebiegu_of'</w:t>
+            </w:r>
+            <w:r>
+              <w:rPr>
+                <w:rFonts w:asciiTheme="majorHAnsi" w:hAnsiTheme="majorHAnsi" w:cs="Arial"/>
+                <w:sz w:val="22"/>
+              </w:rPr>
+              <w:t xml:space="preserve">) }}, </w:t>
+            </w:r>
+            <w:r>
+              <w:rPr>
+                <w:rFonts w:asciiTheme="majorHAnsi" w:eastAsia="MTBWidgets" w:hAnsiTheme="majorHAnsi" w:cs="Arial"/>
+                <w:sz w:val="22"/>
+                <w:szCs w:val="20"/>
+              </w:rPr>
+              <w:t>{{</w:t>
+            </w:r>
+            <w:r>
+              <w:rPr>
+                <w:rFonts w:asciiTheme="majorHAnsi" w:eastAsia="MTBWidgets" w:hAnsiTheme="majorHAnsi" w:cs="Arial"/>
+                <w:sz w:val="22"/>
+                <w:szCs w:val="20"/>
+              </w:rPr>
+              <w:t xml:space="preserve"> </w:t>
+            </w:r>
+            <w:r>
+              <w:rPr>
+                <w:rFonts w:asciiTheme="majorHAnsi" w:eastAsia="MTBWidgets" w:hAnsiTheme="majorHAnsi" w:cs="Arial"/>
+                <w:sz w:val="22"/>
+                <w:szCs w:val="20"/>
+              </w:rPr>
+              <w:t>student_practice.get(selected_student.id, {}).get('firmowy_opiekun'</w:t>
+            </w:r>
+            <w:r>
+              <w:rPr>
+                <w:rFonts w:asciiTheme="majorHAnsi" w:hAnsiTheme="majorHAnsi" w:cs="Arial"/>
+                <w:sz w:val="22"/>
+              </w:rPr>
+              <w:t>) }}</w:t>
             </w:r>
           </w:p>
           <w:p>
             <w:pPr>
               <w:ind w:left="6167"/>
-              <w:jc w:val="center"/>
               <w:rPr>
                 <w:rFonts w:asciiTheme="majorHAnsi" w:hAnsiTheme="majorHAnsi" w:cs="Arial"/>
                 <w:sz w:val="22"/>
@@ -2033,11 +1885,11 @@
             <w:pPr>
               <w:pStyle w:val="Nagwek3"/>
               <w:spacing w:before="200"/>
-              <w:rPr>
-                <w:rFonts w:asciiTheme="majorHAnsi" w:hAnsiTheme="majorHAnsi" w:cs="Arial"/>
-                <w:b w:val="0"/>
-                <w:bCs w:val="0"/>
-                <w:sz w:val="22"/>
+              <w:jc w:val="left"/>
+              <w:rPr>
+                <w:rFonts w:asciiTheme="majorHAnsi" w:hAnsiTheme="majorHAnsi" w:cs="Arial"/>
+                <w:sz w:val="20"/>
+                <w:szCs w:val="22"/>
               </w:rPr>
             </w:pPr>
             <w:r>
@@ -2077,27 +1929,23 @@
                 <w:sz w:val="20"/>
                 <w:szCs w:val="22"/>
               </w:rPr>
-              <w:t>:   ………………………….…</w:t>
-            </w:r>
-            <w:r>
-              <w:rPr>
-                <w:rFonts w:asciiTheme="majorHAnsi" w:hAnsiTheme="majorHAnsi" w:cs="Arial"/>
-                <w:b w:val="0"/>
-                <w:bCs w:val="0"/>
-                <w:sz w:val="20"/>
-                <w:szCs w:val="22"/>
-              </w:rPr>
-              <w:t>………….</w:t>
-            </w:r>
-            <w:r>
-              <w:rPr>
-                <w:rFonts w:asciiTheme="majorHAnsi" w:hAnsiTheme="majorHAnsi" w:cs="Arial"/>
-                <w:b w:val="0"/>
-                <w:bCs w:val="0"/>
-                <w:sz w:val="20"/>
-                <w:szCs w:val="22"/>
-              </w:rPr>
-              <w:t>………………………………………</w:t>
+              <w:t xml:space="preserve">:   </w:t>
+            </w:r>
+            <w:r>
+              <w:rPr>
+                <w:rFonts w:asciiTheme="majorHAnsi" w:hAnsiTheme="majorHAnsi" w:cs="Arial"/>
+                <w:sz w:val="20"/>
+                <w:szCs w:val="22"/>
+              </w:rPr>
+              <w:t>{{ dokument_data.get('ocena_przebiegu_ou'</w:t>
+            </w:r>
+            <w:r>
+              <w:rPr>
+                <w:rFonts w:asciiTheme="majorHAnsi" w:hAnsiTheme="majorHAnsi" w:cs="Arial"/>
+                <w:sz w:val="20"/>
+                <w:szCs w:val="22"/>
+              </w:rPr>
+              <w:t>) }}</w:t>
             </w:r>
           </w:p>
           <w:p>
@@ -2151,61 +1999,15 @@
                 <w:sz w:val="20"/>
                 <w:szCs w:val="22"/>
               </w:rPr>
-              <w:t>………………………………………………………………………………………………………………………………………….……………..</w:t>
-            </w:r>
-          </w:p>
-          <w:p>
-            <w:pPr>
-              <w:spacing w:before="240" w:after="120"/>
-              <w:rPr>
-                <w:rFonts w:asciiTheme="majorHAnsi" w:hAnsiTheme="majorHAnsi" w:cs="Arial"/>
-                <w:sz w:val="20"/>
-                <w:szCs w:val="22"/>
-              </w:rPr>
-            </w:pPr>
-            <w:r>
-              <w:rPr>
-                <w:rFonts w:asciiTheme="majorHAnsi" w:hAnsiTheme="majorHAnsi" w:cs="Arial"/>
-                <w:sz w:val="20"/>
-                <w:szCs w:val="22"/>
-              </w:rPr>
-              <w:t>………………………………………………………………………………………………………………………………………….……………..</w:t>
-            </w:r>
-          </w:p>
-          <w:p>
-            <w:pPr>
-              <w:spacing w:before="240" w:after="120"/>
-              <w:rPr>
-                <w:rFonts w:asciiTheme="majorHAnsi" w:hAnsiTheme="majorHAnsi" w:cs="Arial"/>
-                <w:sz w:val="20"/>
-                <w:szCs w:val="22"/>
-              </w:rPr>
-            </w:pPr>
-            <w:r>
-              <w:rPr>
-                <w:rFonts w:asciiTheme="majorHAnsi" w:hAnsiTheme="majorHAnsi" w:cs="Arial"/>
-                <w:sz w:val="20"/>
-                <w:szCs w:val="22"/>
-              </w:rPr>
-              <w:t>………………………………………………………………………………………………………………………………………….……………..</w:t>
-            </w:r>
-          </w:p>
-          <w:p>
-            <w:pPr>
-              <w:spacing w:before="240" w:after="120"/>
-              <w:rPr>
-                <w:rFonts w:asciiTheme="majorHAnsi" w:hAnsiTheme="majorHAnsi" w:cs="Arial"/>
-                <w:sz w:val="20"/>
-                <w:szCs w:val="22"/>
-              </w:rPr>
-            </w:pPr>
-            <w:r>
-              <w:rPr>
-                <w:rFonts w:asciiTheme="majorHAnsi" w:hAnsiTheme="majorHAnsi" w:cs="Arial"/>
-                <w:sz w:val="20"/>
-                <w:szCs w:val="22"/>
-              </w:rPr>
-              <w:t>………………………………………………………………………………………………………………………………………….……………..</w:t>
+              <w:t>{{ dokument_data.get('ocena_opisowa_ou'</w:t>
+            </w:r>
+            <w:r>
+              <w:rPr>
+                <w:rFonts w:asciiTheme="majorHAnsi" w:hAnsiTheme="majorHAnsi" w:cs="Arial"/>
+                <w:sz w:val="20"/>
+                <w:szCs w:val="22"/>
+              </w:rPr>
+              <w:t>) }}</w:t>
             </w:r>
           </w:p>
           <w:p>
@@ -2230,47 +2032,83 @@
                 <w:rFonts w:asciiTheme="majorHAnsi" w:hAnsiTheme="majorHAnsi" w:cs="Arial"/>
                 <w:sz w:val="22"/>
               </w:rPr>
-              <w:t>Uczelniany opiekun praktyki zawodowej:                                  ……..............</w:t>
-            </w:r>
-            <w:r>
-              <w:rPr>
-                <w:rFonts w:asciiTheme="majorHAnsi" w:hAnsiTheme="majorHAnsi" w:cs="Arial"/>
-                <w:sz w:val="22"/>
-              </w:rPr>
-              <w:t>.......</w:t>
-            </w:r>
-            <w:r>
-              <w:rPr>
-                <w:rFonts w:asciiTheme="majorHAnsi" w:hAnsiTheme="majorHAnsi" w:cs="Arial"/>
-                <w:sz w:val="22"/>
-              </w:rPr>
-              <w:t>..</w:t>
-            </w:r>
-            <w:r>
-              <w:rPr>
-                <w:rFonts w:asciiTheme="majorHAnsi" w:hAnsiTheme="majorHAnsi" w:cs="Arial"/>
-                <w:sz w:val="22"/>
-              </w:rPr>
-              <w:t>.............</w:t>
-            </w:r>
-            <w:r>
-              <w:rPr>
-                <w:rFonts w:asciiTheme="majorHAnsi" w:hAnsiTheme="majorHAnsi" w:cs="Arial"/>
-                <w:sz w:val="22"/>
-              </w:rPr>
-              <w:t>...........................</w:t>
+              <w:t xml:space="preserve">Uczelniany opiekun praktyki zawodowej:                                 </w:t>
+            </w:r>
+            <w:r>
+              <w:rPr>
+                <w:rFonts w:asciiTheme="majorHAnsi" w:hAnsiTheme="majorHAnsi" w:cs="Arial"/>
+                <w:sz w:val="22"/>
+              </w:rPr>
+              <w:t xml:space="preserve">   </w:t>
+            </w:r>
+            <w:r>
+              <w:rPr>
+                <w:rFonts w:asciiTheme="majorHAnsi" w:hAnsiTheme="majorHAnsi" w:cs="Arial"/>
+                <w:sz w:val="22"/>
+              </w:rPr>
+              <w:t xml:space="preserve"> </w:t>
+            </w:r>
+            <w:r>
+              <w:rPr>
+                <w:rFonts w:asciiTheme="majorHAnsi" w:hAnsiTheme="majorHAnsi" w:cs="Arial"/>
+                <w:sz w:val="22"/>
+              </w:rPr>
+              <w:t>{{ dokument_data.get('data_przebiegu_o</w:t>
+            </w:r>
+            <w:r>
+              <w:rPr>
+                <w:rFonts w:asciiTheme="majorHAnsi" w:hAnsiTheme="majorHAnsi" w:cs="Arial"/>
+                <w:sz w:val="22"/>
+              </w:rPr>
+              <w:t>u</w:t>
+            </w:r>
+            <w:r>
+              <w:rPr>
+                <w:rFonts w:asciiTheme="majorHAnsi" w:hAnsiTheme="majorHAnsi" w:cs="Arial"/>
+                <w:sz w:val="22"/>
+              </w:rPr>
+              <w:t>'</w:t>
+            </w:r>
+            <w:r>
+              <w:rPr>
+                <w:rFonts w:asciiTheme="majorHAnsi" w:hAnsiTheme="majorHAnsi" w:cs="Arial"/>
+                <w:sz w:val="22"/>
+              </w:rPr>
+              <w:t xml:space="preserve">) }}, </w:t>
+            </w:r>
+            <w:r>
+              <w:rPr>
+                <w:rFonts w:asciiTheme="majorHAnsi" w:hAnsiTheme="majorHAnsi" w:cs="Arial"/>
+                <w:sz w:val="22"/>
+              </w:rPr>
+              <w:t>{{ student_practice.get(selected_student.id, {}).get('uczelniany_opiekun'</w:t>
+            </w:r>
+            <w:r>
+              <w:rPr>
+                <w:rFonts w:asciiTheme="majorHAnsi" w:hAnsiTheme="majorHAnsi" w:cs="Arial"/>
+                <w:sz w:val="22"/>
+              </w:rPr>
+              <w:t>) }}</w:t>
             </w:r>
           </w:p>
           <w:p>
             <w:pPr>
               <w:ind w:left="6026"/>
-              <w:jc w:val="center"/>
               <w:rPr>
                 <w:rFonts w:asciiTheme="majorHAnsi" w:hAnsiTheme="majorHAnsi" w:cs="Arial"/>
                 <w:sz w:val="22"/>
                 <w:vertAlign w:val="superscript"/>
               </w:rPr>
             </w:pPr>
+            <w:r>
+              <w:rPr>
+                <w:rFonts w:asciiTheme="majorHAnsi" w:hAnsiTheme="majorHAnsi" w:cs="Arial"/>
+                <w:i/>
+                <w:sz w:val="22"/>
+                <w:vertAlign w:val="superscript"/>
+              </w:rPr>
+              <w:t>(</w:t>
+            </w:r>
             <w:r>
               <w:rPr>
                 <w:rFonts w:asciiTheme="majorHAnsi" w:hAnsiTheme="majorHAnsi" w:cs="Arial"/>
@@ -2303,9 +2141,8 @@
               <w:spacing w:before="240"/>
               <w:ind w:left="5602" w:hanging="5602"/>
               <w:rPr>
-                <w:rFonts w:asciiTheme="majorHAnsi" w:hAnsiTheme="majorHAnsi" w:cs="Arial"/>
-                <w:i/>
-                <w:sz w:val="18"/>
+                <w:rFonts w:asciiTheme="majorHAnsi" w:hAnsiTheme="majorHAnsi"/>
+                <w:sz w:val="22"/>
               </w:rPr>
             </w:pPr>
             <w:r>
@@ -2337,21 +2174,26 @@
                 <w:rFonts w:asciiTheme="majorHAnsi" w:hAnsiTheme="majorHAnsi"/>
                 <w:sz w:val="22"/>
               </w:rPr>
-              <w:t xml:space="preserve">  ...................................</w:t>
-            </w:r>
-            <w:r>
-              <w:rPr>
-                <w:rFonts w:asciiTheme="majorHAnsi" w:hAnsiTheme="majorHAnsi"/>
-                <w:sz w:val="22"/>
-              </w:rPr>
-              <w:t>............</w:t>
-            </w:r>
-            <w:r>
-              <w:rPr>
-                <w:rFonts w:asciiTheme="majorHAnsi" w:hAnsiTheme="majorHAnsi"/>
-                <w:sz w:val="22"/>
-              </w:rPr>
-              <w:t>............................................</w:t>
+              <w:t xml:space="preserve">  </w:t>
+            </w:r>
+            <w:r>
+              <w:rPr>
+                <w:rFonts w:asciiTheme="majorHAnsi" w:hAnsiTheme="majorHAnsi"/>
+                <w:b/>
+                <w:bCs/>
+                <w:sz w:val="22"/>
+              </w:rPr>
+              <w:t>{{ dokument_data.get('ocena_spraw</w:t>
+            </w:r>
+            <w:r>
+              <w:rPr>
+                <w:rFonts w:asciiTheme="majorHAnsi" w:hAnsiTheme="majorHAnsi"/>
+                <w:b/>
+                <w:bCs/>
+                <w:sz w:val="22"/>
+              </w:rPr>
+              <w:lastRenderedPageBreak/>
+              <w:t>ozdania') }}</w:t>
             </w:r>
           </w:p>
           <w:p>
@@ -2398,35 +2240,35 @@
                 <w:rFonts w:asciiTheme="majorHAnsi" w:hAnsiTheme="majorHAnsi"/>
                 <w:sz w:val="22"/>
               </w:rPr>
-              <w:t>............................................</w:t>
-            </w:r>
-            <w:r>
-              <w:rPr>
-                <w:rFonts w:asciiTheme="majorHAnsi" w:hAnsiTheme="majorHAnsi"/>
-                <w:sz w:val="22"/>
-              </w:rPr>
-              <w:t>........</w:t>
-            </w:r>
-            <w:r>
-              <w:rPr>
-                <w:rFonts w:asciiTheme="majorHAnsi" w:hAnsiTheme="majorHAnsi"/>
-                <w:sz w:val="22"/>
-              </w:rPr>
-              <w:t>...............</w:t>
-            </w:r>
-            <w:r>
-              <w:rPr>
-                <w:rFonts w:asciiTheme="majorHAnsi" w:hAnsiTheme="majorHAnsi"/>
-                <w:sz w:val="22"/>
-              </w:rPr>
-              <w:t>..</w:t>
-            </w:r>
-            <w:r>
-              <w:rPr>
-                <w:rFonts w:asciiTheme="majorHAnsi" w:hAnsiTheme="majorHAnsi"/>
-                <w:sz w:val="22"/>
-              </w:rPr>
-              <w:t>.........................</w:t>
+              <w:t xml:space="preserve">                          </w:t>
+            </w:r>
+            <w:r>
+              <w:rPr>
+                <w:rFonts w:asciiTheme="majorHAnsi" w:hAnsiTheme="majorHAnsi"/>
+                <w:sz w:val="22"/>
+              </w:rPr>
+              <w:t>{{ dokument_data.get('data_sprawozdania'</w:t>
+            </w:r>
+            <w:r>
+              <w:rPr>
+                <w:rFonts w:asciiTheme="majorHAnsi" w:hAnsiTheme="majorHAnsi"/>
+                <w:sz w:val="22"/>
+              </w:rPr>
+              <w:t xml:space="preserve">) }}, </w:t>
+            </w:r>
+            <w:r>
+              <w:rPr>
+                <w:rFonts w:asciiTheme="majorHAnsi" w:hAnsiTheme="majorHAnsi"/>
+                <w:sz w:val="22"/>
+              </w:rPr>
+              <w:t>{{ student_practice.get(selected_student.id, {}).get('uczelniany_opiekun'</w:t>
+            </w:r>
+            <w:r>
+              <w:rPr>
+                <w:rFonts w:asciiTheme="majorHAnsi" w:hAnsiTheme="majorHAnsi"/>
+                <w:sz w:val="22"/>
+              </w:rPr>
+              <w:t>) }}</w:t>
             </w:r>
           </w:p>
           <w:p>
@@ -2464,6 +2306,7 @@
           <w:rFonts w:asciiTheme="majorHAnsi" w:hAnsiTheme="majorHAnsi"/>
           <w:sz w:val="22"/>
         </w:rPr>
+        <w:lastRenderedPageBreak/>
         <w:t xml:space="preserve">*)  </w:t>
       </w:r>
       <w:r>
@@ -2491,7 +2334,7 @@
 </file>
 
 <file path=word/endnotes.xml><?xml version="1.0" encoding="utf-8"?>
-<w:endnotes xmlns:wpc="http://schemas.microsoft.com/office/word/2010/wordprocessingCanvas" xmlns:cx="http://schemas.microsoft.com/office/drawing/2014/chartex" xmlns:cx1="http://schemas.microsoft.com/office/drawing/2015/9/8/chartex" xmlns:cx2="http://schemas.microsoft.com/office/drawing/2015/10/21/chartex" xmlns:cx3="http://schemas.microsoft.com/office/drawing/2016/5/9/chartex" xmlns:cx4="http://schemas.microsoft.com/office/drawing/2016/5/10/chartex" xmlns:cx5="http://schemas.microsoft.com/office/drawing/2016/5/11/chartex" xmlns:cx6="http://schemas.microsoft.com/office/drawing/2016/5/12/chartex" xmlns:cx7="http://schemas.microsoft.com/office/drawing/2016/5/13/chartex" xmlns:cx8="http://schemas.microsoft.com/office/drawing/2016/5/14/chartex" xmlns:mc="http://schemas.openxmlformats.org/markup-compatibility/2006" xmlns:aink="http://schemas.microsoft.com/office/drawing/2016/ink" xmlns:am3d="http://schemas.microsoft.com/office/drawing/2017/model3d" xmlns:o="urn:schemas-microsoft-com:office:office" xmlns:oel="http://schemas.microsoft.com/office/2019/extlst" xmlns:r="http://schemas.openxmlformats.org/officeDocument/2006/relationships" xmlns:m="http://schemas.openxmlformats.org/officeDocument/2006/math" xmlns:v="urn:schemas-microsoft-com:vml" xmlns:wp14="http://schemas.microsoft.com/office/word/2010/wordprocessingDrawing" xmlns:wp="http://schemas.openxmlformats.org/drawingml/2006/wordprocessingDrawing" xmlns:w10="urn:schemas-microsoft-com:office:word" xmlns:w="http://schemas.openxmlformats.org/wordprocessingml/2006/main" xmlns:w14="http://schemas.microsoft.com/office/word/2010/wordml" xmlns:w15="http://schemas.microsoft.com/office/word/2012/wordml" xmlns:w16cex="http://schemas.microsoft.com/office/word/2018/wordml/cex" xmlns:w16cid="http://schemas.microsoft.com/office/word/2016/wordml/cid" xmlns:w16="http://schemas.microsoft.com/office/word/2018/wordml" xmlns:w16du="http://schemas.microsoft.com/office/word/2023/wordml/word16du" xmlns:w16sdtdh="http://schemas.microsoft.com/office/word/2020/wordml/sdtdatahash" xmlns:w16se="http://schemas.microsoft.com/office/word/2015/wordml/symex" xmlns:wpg="http://schemas.microsoft.com/office/word/2010/wordprocessingGroup" xmlns:wpi="http://schemas.microsoft.com/office/word/2010/wordprocessingInk" xmlns:wne="http://schemas.microsoft.com/office/word/2006/wordml" xmlns:wps="http://schemas.microsoft.com/office/word/2010/wordprocessingShape" mc:Ignorable="w14 w15 w16se w16cid w16 w16cex w16sdtdh w16du wp14">
+<w:endnotes xmlns:wpc="http://schemas.microsoft.com/office/word/2010/wordprocessingCanvas" xmlns:cx="http://schemas.microsoft.com/office/drawing/2014/chartex" xmlns:cx1="http://schemas.microsoft.com/office/drawing/2015/9/8/chartex" xmlns:cx2="http://schemas.microsoft.com/office/drawing/2015/10/21/chartex" xmlns:cx3="http://schemas.microsoft.com/office/drawing/2016/5/9/chartex" xmlns:cx4="http://schemas.microsoft.com/office/drawing/2016/5/10/chartex" xmlns:cx5="http://schemas.microsoft.com/office/drawing/2016/5/11/chartex" xmlns:cx6="http://schemas.microsoft.com/office/drawing/2016/5/12/chartex" xmlns:cx7="http://schemas.microsoft.com/office/drawing/2016/5/13/chartex" xmlns:cx8="http://schemas.microsoft.com/office/drawing/2016/5/14/chartex" xmlns:mc="http://schemas.openxmlformats.org/markup-compatibility/2006" xmlns:aink="http://schemas.microsoft.com/office/drawing/2016/ink" xmlns:am3d="http://schemas.microsoft.com/office/drawing/2017/model3d" xmlns:o="urn:schemas-microsoft-com:office:office" xmlns:oel="http://schemas.microsoft.com/office/2019/extlst" xmlns:r="http://schemas.openxmlformats.org/officeDocument/2006/relationships" xmlns:m="http://schemas.openxmlformats.org/officeDocument/2006/math" xmlns:v="urn:schemas-microsoft-com:vml" xmlns:wp14="http://schemas.microsoft.com/office/word/2010/wordprocessingDrawing" xmlns:wp="http://schemas.openxmlformats.org/drawingml/2006/wordprocessingDrawing" xmlns:w10="urn:schemas-microsoft-com:office:word" xmlns:w="http://schemas.openxmlformats.org/wordprocessingml/2006/main" xmlns:w14="http://schemas.microsoft.com/office/word/2010/wordml" xmlns:w15="http://schemas.microsoft.com/office/word/2012/wordml" xmlns:w16cex="http://schemas.microsoft.com/office/word/2018/wordml/cex" xmlns:w16cid="http://schemas.microsoft.com/office/word/2016/wordml/cid" xmlns:w16="http://schemas.microsoft.com/office/word/2018/wordml" xmlns:w16du="http://schemas.microsoft.com/office/word/2023/wordml/word16du" xmlns:w16sdtdh="http://schemas.microsoft.com/office/word/2020/wordml/sdtdatahash" xmlns:w16sdtfl="http://schemas.microsoft.com/office/word/2024/wordml/sdtformatlock" xmlns:w16se="http://schemas.microsoft.com/office/word/2015/wordml/symex" xmlns:wpg="http://schemas.microsoft.com/office/word/2010/wordprocessingGroup" xmlns:wpi="http://schemas.microsoft.com/office/word/2010/wordprocessingInk" xmlns:wne="http://schemas.microsoft.com/office/word/2006/wordml" xmlns:wps="http://schemas.microsoft.com/office/word/2010/wordprocessingShape" mc:Ignorable="w14 w15 w16se w16cid w16 w16cex w16sdtdh w16sdtfl w16du wp14">
   <w:endnote w:type="separator" w:id="-1">
     <w:p>
       <w:r>
@@ -2510,7 +2353,7 @@
 </file>
 
 <file path=word/footer1.xml><?xml version="1.0" encoding="utf-8"?>
-<w:ftr xmlns:wpc="http://schemas.microsoft.com/office/word/2010/wordprocessingCanvas" xmlns:cx="http://schemas.microsoft.com/office/drawing/2014/chartex" xmlns:cx1="http://schemas.microsoft.com/office/drawing/2015/9/8/chartex" xmlns:cx2="http://schemas.microsoft.com/office/drawing/2015/10/21/chartex" xmlns:cx3="http://schemas.microsoft.com/office/drawing/2016/5/9/chartex" xmlns:cx4="http://schemas.microsoft.com/office/drawing/2016/5/10/chartex" xmlns:cx5="http://schemas.microsoft.com/office/drawing/2016/5/11/chartex" xmlns:cx6="http://schemas.microsoft.com/office/drawing/2016/5/12/chartex" xmlns:cx7="http://schemas.microsoft.com/office/drawing/2016/5/13/chartex" xmlns:cx8="http://schemas.microsoft.com/office/drawing/2016/5/14/chartex" xmlns:mc="http://schemas.openxmlformats.org/markup-compatibility/2006" xmlns:aink="http://schemas.microsoft.com/office/drawing/2016/ink" xmlns:am3d="http://schemas.microsoft.com/office/drawing/2017/model3d" xmlns:o="urn:schemas-microsoft-com:office:office" xmlns:oel="http://schemas.microsoft.com/office/2019/extlst" xmlns:r="http://schemas.openxmlformats.org/officeDocument/2006/relationships" xmlns:m="http://schemas.openxmlformats.org/officeDocument/2006/math" xmlns:v="urn:schemas-microsoft-com:vml" xmlns:wp14="http://schemas.microsoft.com/office/word/2010/wordprocessingDrawing" xmlns:wp="http://schemas.openxmlformats.org/drawingml/2006/wordprocessingDrawing" xmlns:w10="urn:schemas-microsoft-com:office:word" xmlns:w="http://schemas.openxmlformats.org/wordprocessingml/2006/main" xmlns:w14="http://schemas.microsoft.com/office/word/2010/wordml" xmlns:w15="http://schemas.microsoft.com/office/word/2012/wordml" xmlns:w16cex="http://schemas.microsoft.com/office/word/2018/wordml/cex" xmlns:w16cid="http://schemas.microsoft.com/office/word/2016/wordml/cid" xmlns:w16="http://schemas.microsoft.com/office/word/2018/wordml" xmlns:w16du="http://schemas.microsoft.com/office/word/2023/wordml/word16du" xmlns:w16sdtdh="http://schemas.microsoft.com/office/word/2020/wordml/sdtdatahash" xmlns:w16se="http://schemas.microsoft.com/office/word/2015/wordml/symex" xmlns:wpg="http://schemas.microsoft.com/office/word/2010/wordprocessingGroup" xmlns:wpi="http://schemas.microsoft.com/office/word/2010/wordprocessingInk" xmlns:wne="http://schemas.microsoft.com/office/word/2006/wordml" xmlns:wps="http://schemas.microsoft.com/office/word/2010/wordprocessingShape" mc:Ignorable="w14 w15 w16se w16cid w16 w16cex w16sdtdh w16du wp14">
+<w:ftr xmlns:wpc="http://schemas.microsoft.com/office/word/2010/wordprocessingCanvas" xmlns:cx="http://schemas.microsoft.com/office/drawing/2014/chartex" xmlns:cx1="http://schemas.microsoft.com/office/drawing/2015/9/8/chartex" xmlns:cx2="http://schemas.microsoft.com/office/drawing/2015/10/21/chartex" xmlns:cx3="http://schemas.microsoft.com/office/drawing/2016/5/9/chartex" xmlns:cx4="http://schemas.microsoft.com/office/drawing/2016/5/10/chartex" xmlns:cx5="http://schemas.microsoft.com/office/drawing/2016/5/11/chartex" xmlns:cx6="http://schemas.microsoft.com/office/drawing/2016/5/12/chartex" xmlns:cx7="http://schemas.microsoft.com/office/drawing/2016/5/13/chartex" xmlns:cx8="http://schemas.microsoft.com/office/drawing/2016/5/14/chartex" xmlns:mc="http://schemas.openxmlformats.org/markup-compatibility/2006" xmlns:aink="http://schemas.microsoft.com/office/drawing/2016/ink" xmlns:am3d="http://schemas.microsoft.com/office/drawing/2017/model3d" xmlns:o="urn:schemas-microsoft-com:office:office" xmlns:oel="http://schemas.microsoft.com/office/2019/extlst" xmlns:r="http://schemas.openxmlformats.org/officeDocument/2006/relationships" xmlns:m="http://schemas.openxmlformats.org/officeDocument/2006/math" xmlns:v="urn:schemas-microsoft-com:vml" xmlns:wp14="http://schemas.microsoft.com/office/word/2010/wordprocessingDrawing" xmlns:wp="http://schemas.openxmlformats.org/drawingml/2006/wordprocessingDrawing" xmlns:w10="urn:schemas-microsoft-com:office:word" xmlns:w="http://schemas.openxmlformats.org/wordprocessingml/2006/main" xmlns:w14="http://schemas.microsoft.com/office/word/2010/wordml" xmlns:w15="http://schemas.microsoft.com/office/word/2012/wordml" xmlns:w16cex="http://schemas.microsoft.com/office/word/2018/wordml/cex" xmlns:w16cid="http://schemas.microsoft.com/office/word/2016/wordml/cid" xmlns:w16="http://schemas.microsoft.com/office/word/2018/wordml" xmlns:w16du="http://schemas.microsoft.com/office/word/2023/wordml/word16du" xmlns:w16sdtdh="http://schemas.microsoft.com/office/word/2020/wordml/sdtdatahash" xmlns:w16sdtfl="http://schemas.microsoft.com/office/word/2024/wordml/sdtformatlock" xmlns:w16se="http://schemas.microsoft.com/office/word/2015/wordml/symex" xmlns:wpg="http://schemas.microsoft.com/office/word/2010/wordprocessingGroup" xmlns:wpi="http://schemas.microsoft.com/office/word/2010/wordprocessingInk" xmlns:wne="http://schemas.microsoft.com/office/word/2006/wordml" xmlns:wps="http://schemas.microsoft.com/office/word/2010/wordprocessingShape" mc:Ignorable="w14 w15 w16se w16cid w16 w16cex w16sdtdh w16sdtfl w16du wp14">
   <w:p>
     <w:pPr>
       <w:pStyle w:val="Stopka"/>
@@ -2520,7 +2363,7 @@
 </file>
 
 <file path=word/footer2.xml><?xml version="1.0" encoding="utf-8"?>
-<w:ftr xmlns:wpc="http://schemas.microsoft.com/office/word/2010/wordprocessingCanvas" xmlns:cx="http://schemas.microsoft.com/office/drawing/2014/chartex" xmlns:cx1="http://schemas.microsoft.com/office/drawing/2015/9/8/chartex" xmlns:cx2="http://schemas.microsoft.com/office/drawing/2015/10/21/chartex" xmlns:cx3="http://schemas.microsoft.com/office/drawing/2016/5/9/chartex" xmlns:cx4="http://schemas.microsoft.com/office/drawing/2016/5/10/chartex" xmlns:cx5="http://schemas.microsoft.com/office/drawing/2016/5/11/chartex" xmlns:cx6="http://schemas.microsoft.com/office/drawing/2016/5/12/chartex" xmlns:cx7="http://schemas.microsoft.com/office/drawing/2016/5/13/chartex" xmlns:cx8="http://schemas.microsoft.com/office/drawing/2016/5/14/chartex" xmlns:mc="http://schemas.openxmlformats.org/markup-compatibility/2006" xmlns:aink="http://schemas.microsoft.com/office/drawing/2016/ink" xmlns:am3d="http://schemas.microsoft.com/office/drawing/2017/model3d" xmlns:o="urn:schemas-microsoft-com:office:office" xmlns:oel="http://schemas.microsoft.com/office/2019/extlst" xmlns:r="http://schemas.openxmlformats.org/officeDocument/2006/relationships" xmlns:m="http://schemas.openxmlformats.org/officeDocument/2006/math" xmlns:v="urn:schemas-microsoft-com:vml" xmlns:wp14="http://schemas.microsoft.com/office/word/2010/wordprocessingDrawing" xmlns:wp="http://schemas.openxmlformats.org/drawingml/2006/wordprocessingDrawing" xmlns:w10="urn:schemas-microsoft-com:office:word" xmlns:w="http://schemas.openxmlformats.org/wordprocessingml/2006/main" xmlns:w14="http://schemas.microsoft.com/office/word/2010/wordml" xmlns:w15="http://schemas.microsoft.com/office/word/2012/wordml" xmlns:w16cex="http://schemas.microsoft.com/office/word/2018/wordml/cex" xmlns:w16cid="http://schemas.microsoft.com/office/word/2016/wordml/cid" xmlns:w16="http://schemas.microsoft.com/office/word/2018/wordml" xmlns:w16du="http://schemas.microsoft.com/office/word/2023/wordml/word16du" xmlns:w16sdtdh="http://schemas.microsoft.com/office/word/2020/wordml/sdtdatahash" xmlns:w16se="http://schemas.microsoft.com/office/word/2015/wordml/symex" xmlns:wpg="http://schemas.microsoft.com/office/word/2010/wordprocessingGroup" xmlns:wpi="http://schemas.microsoft.com/office/word/2010/wordprocessingInk" xmlns:wne="http://schemas.microsoft.com/office/word/2006/wordml" xmlns:wps="http://schemas.microsoft.com/office/word/2010/wordprocessingShape" mc:Ignorable="w14 w15 w16se w16cid w16 w16cex w16sdtdh w16du wp14">
+<w:ftr xmlns:wpc="http://schemas.microsoft.com/office/word/2010/wordprocessingCanvas" xmlns:cx="http://schemas.microsoft.com/office/drawing/2014/chartex" xmlns:cx1="http://schemas.microsoft.com/office/drawing/2015/9/8/chartex" xmlns:cx2="http://schemas.microsoft.com/office/drawing/2015/10/21/chartex" xmlns:cx3="http://schemas.microsoft.com/office/drawing/2016/5/9/chartex" xmlns:cx4="http://schemas.microsoft.com/office/drawing/2016/5/10/chartex" xmlns:cx5="http://schemas.microsoft.com/office/drawing/2016/5/11/chartex" xmlns:cx6="http://schemas.microsoft.com/office/drawing/2016/5/12/chartex" xmlns:cx7="http://schemas.microsoft.com/office/drawing/2016/5/13/chartex" xmlns:cx8="http://schemas.microsoft.com/office/drawing/2016/5/14/chartex" xmlns:mc="http://schemas.openxmlformats.org/markup-compatibility/2006" xmlns:aink="http://schemas.microsoft.com/office/drawing/2016/ink" xmlns:am3d="http://schemas.microsoft.com/office/drawing/2017/model3d" xmlns:o="urn:schemas-microsoft-com:office:office" xmlns:oel="http://schemas.microsoft.com/office/2019/extlst" xmlns:r="http://schemas.openxmlformats.org/officeDocument/2006/relationships" xmlns:m="http://schemas.openxmlformats.org/officeDocument/2006/math" xmlns:v="urn:schemas-microsoft-com:vml" xmlns:wp14="http://schemas.microsoft.com/office/word/2010/wordprocessingDrawing" xmlns:wp="http://schemas.openxmlformats.org/drawingml/2006/wordprocessingDrawing" xmlns:w10="urn:schemas-microsoft-com:office:word" xmlns:w="http://schemas.openxmlformats.org/wordprocessingml/2006/main" xmlns:w14="http://schemas.microsoft.com/office/word/2010/wordml" xmlns:w15="http://schemas.microsoft.com/office/word/2012/wordml" xmlns:w16cex="http://schemas.microsoft.com/office/word/2018/wordml/cex" xmlns:w16cid="http://schemas.microsoft.com/office/word/2016/wordml/cid" xmlns:w16="http://schemas.microsoft.com/office/word/2018/wordml" xmlns:w16du="http://schemas.microsoft.com/office/word/2023/wordml/word16du" xmlns:w16sdtdh="http://schemas.microsoft.com/office/word/2020/wordml/sdtdatahash" xmlns:w16sdtfl="http://schemas.microsoft.com/office/word/2024/wordml/sdtformatlock" xmlns:w16se="http://schemas.microsoft.com/office/word/2015/wordml/symex" xmlns:wpg="http://schemas.microsoft.com/office/word/2010/wordprocessingGroup" xmlns:wpi="http://schemas.microsoft.com/office/word/2010/wordprocessingInk" xmlns:wne="http://schemas.microsoft.com/office/word/2006/wordml" xmlns:wps="http://schemas.microsoft.com/office/word/2010/wordprocessingShape" mc:Ignorable="w14 w15 w16se w16cid w16 w16cex w16sdtdh w16sdtfl w16du wp14">
   <w:sdt>
     <w:sdtPr>
       <w:rPr>
@@ -2534,7 +2377,6 @@
         <w:docPartUnique/>
       </w:docPartObj>
     </w:sdtPr>
-    <w:sdtEndPr/>
     <w:sdtContent>
       <w:sdt>
         <w:sdtPr>
@@ -2549,7 +2391,6 @@
             <w:docPartUnique/>
           </w:docPartObj>
         </w:sdtPr>
-        <w:sdtEndPr/>
         <w:sdtContent>
           <w:p>
             <w:pPr>
@@ -2683,7 +2524,7 @@
 </file>
 
 <file path=word/footer3.xml><?xml version="1.0" encoding="utf-8"?>
-<w:ftr xmlns:wpc="http://schemas.microsoft.com/office/word/2010/wordprocessingCanvas" xmlns:cx="http://schemas.microsoft.com/office/drawing/2014/chartex" xmlns:cx1="http://schemas.microsoft.com/office/drawing/2015/9/8/chartex" xmlns:cx2="http://schemas.microsoft.com/office/drawing/2015/10/21/chartex" xmlns:cx3="http://schemas.microsoft.com/office/drawing/2016/5/9/chartex" xmlns:cx4="http://schemas.microsoft.com/office/drawing/2016/5/10/chartex" xmlns:cx5="http://schemas.microsoft.com/office/drawing/2016/5/11/chartex" xmlns:cx6="http://schemas.microsoft.com/office/drawing/2016/5/12/chartex" xmlns:cx7="http://schemas.microsoft.com/office/drawing/2016/5/13/chartex" xmlns:cx8="http://schemas.microsoft.com/office/drawing/2016/5/14/chartex" xmlns:mc="http://schemas.openxmlformats.org/markup-compatibility/2006" xmlns:aink="http://schemas.microsoft.com/office/drawing/2016/ink" xmlns:am3d="http://schemas.microsoft.com/office/drawing/2017/model3d" xmlns:o="urn:schemas-microsoft-com:office:office" xmlns:oel="http://schemas.microsoft.com/office/2019/extlst" xmlns:r="http://schemas.openxmlformats.org/officeDocument/2006/relationships" xmlns:m="http://schemas.openxmlformats.org/officeDocument/2006/math" xmlns:v="urn:schemas-microsoft-com:vml" xmlns:wp14="http://schemas.microsoft.com/office/word/2010/wordprocessingDrawing" xmlns:wp="http://schemas.openxmlformats.org/drawingml/2006/wordprocessingDrawing" xmlns:w10="urn:schemas-microsoft-com:office:word" xmlns:w="http://schemas.openxmlformats.org/wordprocessingml/2006/main" xmlns:w14="http://schemas.microsoft.com/office/word/2010/wordml" xmlns:w15="http://schemas.microsoft.com/office/word/2012/wordml" xmlns:w16cex="http://schemas.microsoft.com/office/word/2018/wordml/cex" xmlns:w16cid="http://schemas.microsoft.com/office/word/2016/wordml/cid" xmlns:w16="http://schemas.microsoft.com/office/word/2018/wordml" xmlns:w16du="http://schemas.microsoft.com/office/word/2023/wordml/word16du" xmlns:w16sdtdh="http://schemas.microsoft.com/office/word/2020/wordml/sdtdatahash" xmlns:w16se="http://schemas.microsoft.com/office/word/2015/wordml/symex" xmlns:wpg="http://schemas.microsoft.com/office/word/2010/wordprocessingGroup" xmlns:wpi="http://schemas.microsoft.com/office/word/2010/wordprocessingInk" xmlns:wne="http://schemas.microsoft.com/office/word/2006/wordml" xmlns:wps="http://schemas.microsoft.com/office/word/2010/wordprocessingShape" mc:Ignorable="w14 w15 w16se w16cid w16 w16cex w16sdtdh w16du wp14">
+<w:ftr xmlns:wpc="http://schemas.microsoft.com/office/word/2010/wordprocessingCanvas" xmlns:cx="http://schemas.microsoft.com/office/drawing/2014/chartex" xmlns:cx1="http://schemas.microsoft.com/office/drawing/2015/9/8/chartex" xmlns:cx2="http://schemas.microsoft.com/office/drawing/2015/10/21/chartex" xmlns:cx3="http://schemas.microsoft.com/office/drawing/2016/5/9/chartex" xmlns:cx4="http://schemas.microsoft.com/office/drawing/2016/5/10/chartex" xmlns:cx5="http://schemas.microsoft.com/office/drawing/2016/5/11/chartex" xmlns:cx6="http://schemas.microsoft.com/office/drawing/2016/5/12/chartex" xmlns:cx7="http://schemas.microsoft.com/office/drawing/2016/5/13/chartex" xmlns:cx8="http://schemas.microsoft.com/office/drawing/2016/5/14/chartex" xmlns:mc="http://schemas.openxmlformats.org/markup-compatibility/2006" xmlns:aink="http://schemas.microsoft.com/office/drawing/2016/ink" xmlns:am3d="http://schemas.microsoft.com/office/drawing/2017/model3d" xmlns:o="urn:schemas-microsoft-com:office:office" xmlns:oel="http://schemas.microsoft.com/office/2019/extlst" xmlns:r="http://schemas.openxmlformats.org/officeDocument/2006/relationships" xmlns:m="http://schemas.openxmlformats.org/officeDocument/2006/math" xmlns:v="urn:schemas-microsoft-com:vml" xmlns:wp14="http://schemas.microsoft.com/office/word/2010/wordprocessingDrawing" xmlns:wp="http://schemas.openxmlformats.org/drawingml/2006/wordprocessingDrawing" xmlns:w10="urn:schemas-microsoft-com:office:word" xmlns:w="http://schemas.openxmlformats.org/wordprocessingml/2006/main" xmlns:w14="http://schemas.microsoft.com/office/word/2010/wordml" xmlns:w15="http://schemas.microsoft.com/office/word/2012/wordml" xmlns:w16cex="http://schemas.microsoft.com/office/word/2018/wordml/cex" xmlns:w16cid="http://schemas.microsoft.com/office/word/2016/wordml/cid" xmlns:w16="http://schemas.microsoft.com/office/word/2018/wordml" xmlns:w16du="http://schemas.microsoft.com/office/word/2023/wordml/word16du" xmlns:w16sdtdh="http://schemas.microsoft.com/office/word/2020/wordml/sdtdatahash" xmlns:w16sdtfl="http://schemas.microsoft.com/office/word/2024/wordml/sdtformatlock" xmlns:w16se="http://schemas.microsoft.com/office/word/2015/wordml/symex" xmlns:wpg="http://schemas.microsoft.com/office/word/2010/wordprocessingGroup" xmlns:wpi="http://schemas.microsoft.com/office/word/2010/wordprocessingInk" xmlns:wne="http://schemas.microsoft.com/office/word/2006/wordml" xmlns:wps="http://schemas.microsoft.com/office/word/2010/wordprocessingShape" mc:Ignorable="w14 w15 w16se w16cid w16 w16cex w16sdtdh w16sdtfl w16du wp14">
   <w:p>
     <w:pPr>
       <w:pStyle w:val="Stopka"/>
@@ -2693,7 +2534,7 @@
 </file>
 
 <file path=word/footnotes.xml><?xml version="1.0" encoding="utf-8"?>
-<w:footnotes xmlns:wpc="http://schemas.microsoft.com/office/word/2010/wordprocessingCanvas" xmlns:cx="http://schemas.microsoft.com/office/drawing/2014/chartex" xmlns:cx1="http://schemas.microsoft.com/office/drawing/2015/9/8/chartex" xmlns:cx2="http://schemas.microsoft.com/office/drawing/2015/10/21/chartex" xmlns:cx3="http://schemas.microsoft.com/office/drawing/2016/5/9/chartex" xmlns:cx4="http://schemas.microsoft.com/office/drawing/2016/5/10/chartex" xmlns:cx5="http://schemas.microsoft.com/office/drawing/2016/5/11/chartex" xmlns:cx6="http://schemas.microsoft.com/office/drawing/2016/5/12/chartex" xmlns:cx7="http://schemas.microsoft.com/office/drawing/2016/5/13/chartex" xmlns:cx8="http://schemas.microsoft.com/office/drawing/2016/5/14/chartex" xmlns:mc="http://schemas.openxmlformats.org/markup-compatibility/2006" xmlns:aink="http://schemas.microsoft.com/office/drawing/2016/ink" xmlns:am3d="http://schemas.microsoft.com/office/drawing/2017/model3d" xmlns:o="urn:schemas-microsoft-com:office:office" xmlns:oel="http://schemas.microsoft.com/office/2019/extlst" xmlns:r="http://schemas.openxmlformats.org/officeDocument/2006/relationships" xmlns:m="http://schemas.openxmlformats.org/officeDocument/2006/math" xmlns:v="urn:schemas-microsoft-com:vml" xmlns:wp14="http://schemas.microsoft.com/office/word/2010/wordprocessingDrawing" xmlns:wp="http://schemas.openxmlformats.org/drawingml/2006/wordprocessingDrawing" xmlns:w10="urn:schemas-microsoft-com:office:word" xmlns:w="http://schemas.openxmlformats.org/wordprocessingml/2006/main" xmlns:w14="http://schemas.microsoft.com/office/word/2010/wordml" xmlns:w15="http://schemas.microsoft.com/office/word/2012/wordml" xmlns:w16cex="http://schemas.microsoft.com/office/word/2018/wordml/cex" xmlns:w16cid="http://schemas.microsoft.com/office/word/2016/wordml/cid" xmlns:w16="http://schemas.microsoft.com/office/word/2018/wordml" xmlns:w16du="http://schemas.microsoft.com/office/word/2023/wordml/word16du" xmlns:w16sdtdh="http://schemas.microsoft.com/office/word/2020/wordml/sdtdatahash" xmlns:w16se="http://schemas.microsoft.com/office/word/2015/wordml/symex" xmlns:wpg="http://schemas.microsoft.com/office/word/2010/wordprocessingGroup" xmlns:wpi="http://schemas.microsoft.com/office/word/2010/wordprocessingInk" xmlns:wne="http://schemas.microsoft.com/office/word/2006/wordml" xmlns:wps="http://schemas.microsoft.com/office/word/2010/wordprocessingShape" mc:Ignorable="w14 w15 w16se w16cid w16 w16cex w16sdtdh w16du wp14">
+<w:footnotes xmlns:wpc="http://schemas.microsoft.com/office/word/2010/wordprocessingCanvas" xmlns:cx="http://schemas.microsoft.com/office/drawing/2014/chartex" xmlns:cx1="http://schemas.microsoft.com/office/drawing/2015/9/8/chartex" xmlns:cx2="http://schemas.microsoft.com/office/drawing/2015/10/21/chartex" xmlns:cx3="http://schemas.microsoft.com/office/drawing/2016/5/9/chartex" xmlns:cx4="http://schemas.microsoft.com/office/drawing/2016/5/10/chartex" xmlns:cx5="http://schemas.microsoft.com/office/drawing/2016/5/11/chartex" xmlns:cx6="http://schemas.microsoft.com/office/drawing/2016/5/12/chartex" xmlns:cx7="http://schemas.microsoft.com/office/drawing/2016/5/13/chartex" xmlns:cx8="http://schemas.microsoft.com/office/drawing/2016/5/14/chartex" xmlns:mc="http://schemas.openxmlformats.org/markup-compatibility/2006" xmlns:aink="http://schemas.microsoft.com/office/drawing/2016/ink" xmlns:am3d="http://schemas.microsoft.com/office/drawing/2017/model3d" xmlns:o="urn:schemas-microsoft-com:office:office" xmlns:oel="http://schemas.microsoft.com/office/2019/extlst" xmlns:r="http://schemas.openxmlformats.org/officeDocument/2006/relationships" xmlns:m="http://schemas.openxmlformats.org/officeDocument/2006/math" xmlns:v="urn:schemas-microsoft-com:vml" xmlns:wp14="http://schemas.microsoft.com/office/word/2010/wordprocessingDrawing" xmlns:wp="http://schemas.openxmlformats.org/drawingml/2006/wordprocessingDrawing" xmlns:w10="urn:schemas-microsoft-com:office:word" xmlns:w="http://schemas.openxmlformats.org/wordprocessingml/2006/main" xmlns:w14="http://schemas.microsoft.com/office/word/2010/wordml" xmlns:w15="http://schemas.microsoft.com/office/word/2012/wordml" xmlns:w16cex="http://schemas.microsoft.com/office/word/2018/wordml/cex" xmlns:w16cid="http://schemas.microsoft.com/office/word/2016/wordml/cid" xmlns:w16="http://schemas.microsoft.com/office/word/2018/wordml" xmlns:w16du="http://schemas.microsoft.com/office/word/2023/wordml/word16du" xmlns:w16sdtdh="http://schemas.microsoft.com/office/word/2020/wordml/sdtdatahash" xmlns:w16sdtfl="http://schemas.microsoft.com/office/word/2024/wordml/sdtformatlock" xmlns:w16se="http://schemas.microsoft.com/office/word/2015/wordml/symex" xmlns:wpg="http://schemas.microsoft.com/office/word/2010/wordprocessingGroup" xmlns:wpi="http://schemas.microsoft.com/office/word/2010/wordprocessingInk" xmlns:wne="http://schemas.microsoft.com/office/word/2006/wordml" xmlns:wps="http://schemas.microsoft.com/office/word/2010/wordprocessingShape" mc:Ignorable="w14 w15 w16se w16cid w16 w16cex w16sdtdh w16sdtfl w16du wp14">
   <w:footnote w:type="separator" w:id="-1">
     <w:p>
       <w:r>
@@ -2712,7 +2553,7 @@
 </file>
 
 <file path=word/header1.xml><?xml version="1.0" encoding="utf-8"?>
-<w:hdr xmlns:wpc="http://schemas.microsoft.com/office/word/2010/wordprocessingCanvas" xmlns:cx="http://schemas.microsoft.com/office/drawing/2014/chartex" xmlns:cx1="http://schemas.microsoft.com/office/drawing/2015/9/8/chartex" xmlns:cx2="http://schemas.microsoft.com/office/drawing/2015/10/21/chartex" xmlns:cx3="http://schemas.microsoft.com/office/drawing/2016/5/9/chartex" xmlns:cx4="http://schemas.microsoft.com/office/drawing/2016/5/10/chartex" xmlns:cx5="http://schemas.microsoft.com/office/drawing/2016/5/11/chartex" xmlns:cx6="http://schemas.microsoft.com/office/drawing/2016/5/12/chartex" xmlns:cx7="http://schemas.microsoft.com/office/drawing/2016/5/13/chartex" xmlns:cx8="http://schemas.microsoft.com/office/drawing/2016/5/14/chartex" xmlns:mc="http://schemas.openxmlformats.org/markup-compatibility/2006" xmlns:aink="http://schemas.microsoft.com/office/drawing/2016/ink" xmlns:am3d="http://schemas.microsoft.com/office/drawing/2017/model3d" xmlns:o="urn:schemas-microsoft-com:office:office" xmlns:oel="http://schemas.microsoft.com/office/2019/extlst" xmlns:r="http://schemas.openxmlformats.org/officeDocument/2006/relationships" xmlns:m="http://schemas.openxmlformats.org/officeDocument/2006/math" xmlns:v="urn:schemas-microsoft-com:vml" xmlns:wp14="http://schemas.microsoft.com/office/word/2010/wordprocessingDrawing" xmlns:wp="http://schemas.openxmlformats.org/drawingml/2006/wordprocessingDrawing" xmlns:w10="urn:schemas-microsoft-com:office:word" xmlns:w="http://schemas.openxmlformats.org/wordprocessingml/2006/main" xmlns:w14="http://schemas.microsoft.com/office/word/2010/wordml" xmlns:w15="http://schemas.microsoft.com/office/word/2012/wordml" xmlns:w16cex="http://schemas.microsoft.com/office/word/2018/wordml/cex" xmlns:w16cid="http://schemas.microsoft.com/office/word/2016/wordml/cid" xmlns:w16="http://schemas.microsoft.com/office/word/2018/wordml" xmlns:w16du="http://schemas.microsoft.com/office/word/2023/wordml/word16du" xmlns:w16sdtdh="http://schemas.microsoft.com/office/word/2020/wordml/sdtdatahash" xmlns:w16se="http://schemas.microsoft.com/office/word/2015/wordml/symex" xmlns:wpg="http://schemas.microsoft.com/office/word/2010/wordprocessingGroup" xmlns:wpi="http://schemas.microsoft.com/office/word/2010/wordprocessingInk" xmlns:wne="http://schemas.microsoft.com/office/word/2006/wordml" xmlns:wps="http://schemas.microsoft.com/office/word/2010/wordprocessingShape" mc:Ignorable="w14 w15 w16se w16cid w16 w16cex w16sdtdh w16du wp14">
+<w:hdr xmlns:wpc="http://schemas.microsoft.com/office/word/2010/wordprocessingCanvas" xmlns:cx="http://schemas.microsoft.com/office/drawing/2014/chartex" xmlns:cx1="http://schemas.microsoft.com/office/drawing/2015/9/8/chartex" xmlns:cx2="http://schemas.microsoft.com/office/drawing/2015/10/21/chartex" xmlns:cx3="http://schemas.microsoft.com/office/drawing/2016/5/9/chartex" xmlns:cx4="http://schemas.microsoft.com/office/drawing/2016/5/10/chartex" xmlns:cx5="http://schemas.microsoft.com/office/drawing/2016/5/11/chartex" xmlns:cx6="http://schemas.microsoft.com/office/drawing/2016/5/12/chartex" xmlns:cx7="http://schemas.microsoft.com/office/drawing/2016/5/13/chartex" xmlns:cx8="http://schemas.microsoft.com/office/drawing/2016/5/14/chartex" xmlns:mc="http://schemas.openxmlformats.org/markup-compatibility/2006" xmlns:aink="http://schemas.microsoft.com/office/drawing/2016/ink" xmlns:am3d="http://schemas.microsoft.com/office/drawing/2017/model3d" xmlns:o="urn:schemas-microsoft-com:office:office" xmlns:oel="http://schemas.microsoft.com/office/2019/extlst" xmlns:r="http://schemas.openxmlformats.org/officeDocument/2006/relationships" xmlns:m="http://schemas.openxmlformats.org/officeDocument/2006/math" xmlns:v="urn:schemas-microsoft-com:vml" xmlns:wp14="http://schemas.microsoft.com/office/word/2010/wordprocessingDrawing" xmlns:wp="http://schemas.openxmlformats.org/drawingml/2006/wordprocessingDrawing" xmlns:w10="urn:schemas-microsoft-com:office:word" xmlns:w="http://schemas.openxmlformats.org/wordprocessingml/2006/main" xmlns:w14="http://schemas.microsoft.com/office/word/2010/wordml" xmlns:w15="http://schemas.microsoft.com/office/word/2012/wordml" xmlns:w16cex="http://schemas.microsoft.com/office/word/2018/wordml/cex" xmlns:w16cid="http://schemas.microsoft.com/office/word/2016/wordml/cid" xmlns:w16="http://schemas.microsoft.com/office/word/2018/wordml" xmlns:w16du="http://schemas.microsoft.com/office/word/2023/wordml/word16du" xmlns:w16sdtdh="http://schemas.microsoft.com/office/word/2020/wordml/sdtdatahash" xmlns:w16sdtfl="http://schemas.microsoft.com/office/word/2024/wordml/sdtformatlock" xmlns:w16se="http://schemas.microsoft.com/office/word/2015/wordml/symex" xmlns:wpg="http://schemas.microsoft.com/office/word/2010/wordprocessingGroup" xmlns:wpi="http://schemas.microsoft.com/office/word/2010/wordprocessingInk" xmlns:wne="http://schemas.microsoft.com/office/word/2006/wordml" xmlns:wps="http://schemas.microsoft.com/office/word/2010/wordprocessingShape" mc:Ignorable="w14 w15 w16se w16cid w16 w16cex w16sdtdh w16sdtfl w16du wp14">
   <w:p>
     <w:pPr>
       <w:pStyle w:val="Nagwek"/>
@@ -2722,7 +2563,7 @@
 </file>
 
 <file path=word/header2.xml><?xml version="1.0" encoding="utf-8"?>
-<w:hdr xmlns:wpc="http://schemas.microsoft.com/office/word/2010/wordprocessingCanvas" xmlns:cx="http://schemas.microsoft.com/office/drawing/2014/chartex" xmlns:cx1="http://schemas.microsoft.com/office/drawing/2015/9/8/chartex" xmlns:cx2="http://schemas.microsoft.com/office/drawing/2015/10/21/chartex" xmlns:cx3="http://schemas.microsoft.com/office/drawing/2016/5/9/chartex" xmlns:cx4="http://schemas.microsoft.com/office/drawing/2016/5/10/chartex" xmlns:cx5="http://schemas.microsoft.com/office/drawing/2016/5/11/chartex" xmlns:cx6="http://schemas.microsoft.com/office/drawing/2016/5/12/chartex" xmlns:cx7="http://schemas.microsoft.com/office/drawing/2016/5/13/chartex" xmlns:cx8="http://schemas.microsoft.com/office/drawing/2016/5/14/chartex" xmlns:mc="http://schemas.openxmlformats.org/markup-compatibility/2006" xmlns:aink="http://schemas.microsoft.com/office/drawing/2016/ink" xmlns:am3d="http://schemas.microsoft.com/office/drawing/2017/model3d" xmlns:o="urn:schemas-microsoft-com:office:office" xmlns:oel="http://schemas.microsoft.com/office/2019/extlst" xmlns:r="http://schemas.openxmlformats.org/officeDocument/2006/relationships" xmlns:m="http://schemas.openxmlformats.org/officeDocument/2006/math" xmlns:v="urn:schemas-microsoft-com:vml" xmlns:wp14="http://schemas.microsoft.com/office/word/2010/wordprocessingDrawing" xmlns:wp="http://schemas.openxmlformats.org/drawingml/2006/wordprocessingDrawing" xmlns:w10="urn:schemas-microsoft-com:office:word" xmlns:w="http://schemas.openxmlformats.org/wordprocessingml/2006/main" xmlns:w14="http://schemas.microsoft.com/office/word/2010/wordml" xmlns:w15="http://schemas.microsoft.com/office/word/2012/wordml" xmlns:w16cex="http://schemas.microsoft.com/office/word/2018/wordml/cex" xmlns:w16cid="http://schemas.microsoft.com/office/word/2016/wordml/cid" xmlns:w16="http://schemas.microsoft.com/office/word/2018/wordml" xmlns:w16du="http://schemas.microsoft.com/office/word/2023/wordml/word16du" xmlns:w16sdtdh="http://schemas.microsoft.com/office/word/2020/wordml/sdtdatahash" xmlns:w16se="http://schemas.microsoft.com/office/word/2015/wordml/symex" xmlns:wpg="http://schemas.microsoft.com/office/word/2010/wordprocessingGroup" xmlns:wpi="http://schemas.microsoft.com/office/word/2010/wordprocessingInk" xmlns:wne="http://schemas.microsoft.com/office/word/2006/wordml" xmlns:wps="http://schemas.microsoft.com/office/word/2010/wordprocessingShape" mc:Ignorable="w14 w15 w16se w16cid w16 w16cex w16sdtdh w16du wp14">
+<w:hdr xmlns:wpc="http://schemas.microsoft.com/office/word/2010/wordprocessingCanvas" xmlns:cx="http://schemas.microsoft.com/office/drawing/2014/chartex" xmlns:cx1="http://schemas.microsoft.com/office/drawing/2015/9/8/chartex" xmlns:cx2="http://schemas.microsoft.com/office/drawing/2015/10/21/chartex" xmlns:cx3="http://schemas.microsoft.com/office/drawing/2016/5/9/chartex" xmlns:cx4="http://schemas.microsoft.com/office/drawing/2016/5/10/chartex" xmlns:cx5="http://schemas.microsoft.com/office/drawing/2016/5/11/chartex" xmlns:cx6="http://schemas.microsoft.com/office/drawing/2016/5/12/chartex" xmlns:cx7="http://schemas.microsoft.com/office/drawing/2016/5/13/chartex" xmlns:cx8="http://schemas.microsoft.com/office/drawing/2016/5/14/chartex" xmlns:mc="http://schemas.openxmlformats.org/markup-compatibility/2006" xmlns:aink="http://schemas.microsoft.com/office/drawing/2016/ink" xmlns:am3d="http://schemas.microsoft.com/office/drawing/2017/model3d" xmlns:o="urn:schemas-microsoft-com:office:office" xmlns:oel="http://schemas.microsoft.com/office/2019/extlst" xmlns:r="http://schemas.openxmlformats.org/officeDocument/2006/relationships" xmlns:m="http://schemas.openxmlformats.org/officeDocument/2006/math" xmlns:v="urn:schemas-microsoft-com:vml" xmlns:wp14="http://schemas.microsoft.com/office/word/2010/wordprocessingDrawing" xmlns:wp="http://schemas.openxmlformats.org/drawingml/2006/wordprocessingDrawing" xmlns:w10="urn:schemas-microsoft-com:office:word" xmlns:w="http://schemas.openxmlformats.org/wordprocessingml/2006/main" xmlns:w14="http://schemas.microsoft.com/office/word/2010/wordml" xmlns:w15="http://schemas.microsoft.com/office/word/2012/wordml" xmlns:w16cex="http://schemas.microsoft.com/office/word/2018/wordml/cex" xmlns:w16cid="http://schemas.microsoft.com/office/word/2016/wordml/cid" xmlns:w16="http://schemas.microsoft.com/office/word/2018/wordml" xmlns:w16du="http://schemas.microsoft.com/office/word/2023/wordml/word16du" xmlns:w16sdtdh="http://schemas.microsoft.com/office/word/2020/wordml/sdtdatahash" xmlns:w16sdtfl="http://schemas.microsoft.com/office/word/2024/wordml/sdtformatlock" xmlns:w16se="http://schemas.microsoft.com/office/word/2015/wordml/symex" xmlns:wpg="http://schemas.microsoft.com/office/word/2010/wordprocessingGroup" xmlns:wpi="http://schemas.microsoft.com/office/word/2010/wordprocessingInk" xmlns:wne="http://schemas.microsoft.com/office/word/2006/wordml" xmlns:wps="http://schemas.microsoft.com/office/word/2010/wordprocessingShape" mc:Ignorable="w14 w15 w16se w16cid w16 w16cex w16sdtdh w16sdtfl w16du wp14">
   <w:p>
     <w:pPr>
       <w:pStyle w:val="Nagwek"/>
@@ -2746,7 +2587,7 @@
 </file>
 
 <file path=word/header3.xml><?xml version="1.0" encoding="utf-8"?>
-<w:hdr xmlns:wpc="http://schemas.microsoft.com/office/word/2010/wordprocessingCanvas" xmlns:cx="http://schemas.microsoft.com/office/drawing/2014/chartex" xmlns:cx1="http://schemas.microsoft.com/office/drawing/2015/9/8/chartex" xmlns:cx2="http://schemas.microsoft.com/office/drawing/2015/10/21/chartex" xmlns:cx3="http://schemas.microsoft.com/office/drawing/2016/5/9/chartex" xmlns:cx4="http://schemas.microsoft.com/office/drawing/2016/5/10/chartex" xmlns:cx5="http://schemas.microsoft.com/office/drawing/2016/5/11/chartex" xmlns:cx6="http://schemas.microsoft.com/office/drawing/2016/5/12/chartex" xmlns:cx7="http://schemas.microsoft.com/office/drawing/2016/5/13/chartex" xmlns:cx8="http://schemas.microsoft.com/office/drawing/2016/5/14/chartex" xmlns:mc="http://schemas.openxmlformats.org/markup-compatibility/2006" xmlns:aink="http://schemas.microsoft.com/office/drawing/2016/ink" xmlns:am3d="http://schemas.microsoft.com/office/drawing/2017/model3d" xmlns:o="urn:schemas-microsoft-com:office:office" xmlns:oel="http://schemas.microsoft.com/office/2019/extlst" xmlns:r="http://schemas.openxmlformats.org/officeDocument/2006/relationships" xmlns:m="http://schemas.openxmlformats.org/officeDocument/2006/math" xmlns:v="urn:schemas-microsoft-com:vml" xmlns:wp14="http://schemas.microsoft.com/office/word/2010/wordprocessingDrawing" xmlns:wp="http://schemas.openxmlformats.org/drawingml/2006/wordprocessingDrawing" xmlns:w10="urn:schemas-microsoft-com:office:word" xmlns:w="http://schemas.openxmlformats.org/wordprocessingml/2006/main" xmlns:w14="http://schemas.microsoft.com/office/word/2010/wordml" xmlns:w15="http://schemas.microsoft.com/office/word/2012/wordml" xmlns:w16cex="http://schemas.microsoft.com/office/word/2018/wordml/cex" xmlns:w16cid="http://schemas.microsoft.com/office/word/2016/wordml/cid" xmlns:w16="http://schemas.microsoft.com/office/word/2018/wordml" xmlns:w16du="http://schemas.microsoft.com/office/word/2023/wordml/word16du" xmlns:w16sdtdh="http://schemas.microsoft.com/office/word/2020/wordml/sdtdatahash" xmlns:w16se="http://schemas.microsoft.com/office/word/2015/wordml/symex" xmlns:wpg="http://schemas.microsoft.com/office/word/2010/wordprocessingGroup" xmlns:wpi="http://schemas.microsoft.com/office/word/2010/wordprocessingInk" xmlns:wne="http://schemas.microsoft.com/office/word/2006/wordml" xmlns:wps="http://schemas.microsoft.com/office/word/2010/wordprocessingShape" mc:Ignorable="w14 w15 w16se w16cid w16 w16cex w16sdtdh w16du wp14">
+<w:hdr xmlns:wpc="http://schemas.microsoft.com/office/word/2010/wordprocessingCanvas" xmlns:cx="http://schemas.microsoft.com/office/drawing/2014/chartex" xmlns:cx1="http://schemas.microsoft.com/office/drawing/2015/9/8/chartex" xmlns:cx2="http://schemas.microsoft.com/office/drawing/2015/10/21/chartex" xmlns:cx3="http://schemas.microsoft.com/office/drawing/2016/5/9/chartex" xmlns:cx4="http://schemas.microsoft.com/office/drawing/2016/5/10/chartex" xmlns:cx5="http://schemas.microsoft.com/office/drawing/2016/5/11/chartex" xmlns:cx6="http://schemas.microsoft.com/office/drawing/2016/5/12/chartex" xmlns:cx7="http://schemas.microsoft.com/office/drawing/2016/5/13/chartex" xmlns:cx8="http://schemas.microsoft.com/office/drawing/2016/5/14/chartex" xmlns:mc="http://schemas.openxmlformats.org/markup-compatibility/2006" xmlns:aink="http://schemas.microsoft.com/office/drawing/2016/ink" xmlns:am3d="http://schemas.microsoft.com/office/drawing/2017/model3d" xmlns:o="urn:schemas-microsoft-com:office:office" xmlns:oel="http://schemas.microsoft.com/office/2019/extlst" xmlns:r="http://schemas.openxmlformats.org/officeDocument/2006/relationships" xmlns:m="http://schemas.openxmlformats.org/officeDocument/2006/math" xmlns:v="urn:schemas-microsoft-com:vml" xmlns:wp14="http://schemas.microsoft.com/office/word/2010/wordprocessingDrawing" xmlns:wp="http://schemas.openxmlformats.org/drawingml/2006/wordprocessingDrawing" xmlns:w10="urn:schemas-microsoft-com:office:word" xmlns:w="http://schemas.openxmlformats.org/wordprocessingml/2006/main" xmlns:w14="http://schemas.microsoft.com/office/word/2010/wordml" xmlns:w15="http://schemas.microsoft.com/office/word/2012/wordml" xmlns:w16cex="http://schemas.microsoft.com/office/word/2018/wordml/cex" xmlns:w16cid="http://schemas.microsoft.com/office/word/2016/wordml/cid" xmlns:w16="http://schemas.microsoft.com/office/word/2018/wordml" xmlns:w16du="http://schemas.microsoft.com/office/word/2023/wordml/word16du" xmlns:w16sdtdh="http://schemas.microsoft.com/office/word/2020/wordml/sdtdatahash" xmlns:w16sdtfl="http://schemas.microsoft.com/office/word/2024/wordml/sdtformatlock" xmlns:w16se="http://schemas.microsoft.com/office/word/2015/wordml/symex" xmlns:wpg="http://schemas.microsoft.com/office/word/2010/wordprocessingGroup" xmlns:wpi="http://schemas.microsoft.com/office/word/2010/wordprocessingInk" xmlns:wne="http://schemas.microsoft.com/office/word/2006/wordml" xmlns:wps="http://schemas.microsoft.com/office/word/2010/wordprocessingShape" mc:Ignorable="w14 w15 w16se w16cid w16 w16cex w16sdtdh w16sdtfl w16du wp14">
   <w:p>
     <w:pPr>
       <w:pStyle w:val="Nagwek"/>
@@ -2756,7 +2597,7 @@
 </file>
 
 <file path=word/numbering.xml><?xml version="1.0" encoding="utf-8"?>
-<w:numbering xmlns:wpc="http://schemas.microsoft.com/office/word/2010/wordprocessingCanvas" xmlns:cx="http://schemas.microsoft.com/office/drawing/2014/chartex" xmlns:cx1="http://schemas.microsoft.com/office/drawing/2015/9/8/chartex" xmlns:cx2="http://schemas.microsoft.com/office/drawing/2015/10/21/chartex" xmlns:cx3="http://schemas.microsoft.com/office/drawing/2016/5/9/chartex" xmlns:cx4="http://schemas.microsoft.com/office/drawing/2016/5/10/chartex" xmlns:cx5="http://schemas.microsoft.com/office/drawing/2016/5/11/chartex" xmlns:cx6="http://schemas.microsoft.com/office/drawing/2016/5/12/chartex" xmlns:cx7="http://schemas.microsoft.com/office/drawing/2016/5/13/chartex" xmlns:cx8="http://schemas.microsoft.com/office/drawing/2016/5/14/chartex" xmlns:mc="http://schemas.openxmlformats.org/markup-compatibility/2006" xmlns:aink="http://schemas.microsoft.com/office/drawing/2016/ink" xmlns:am3d="http://schemas.microsoft.com/office/drawing/2017/model3d" xmlns:o="urn:schemas-microsoft-com:office:office" xmlns:oel="http://schemas.microsoft.com/office/2019/extlst" xmlns:r="http://schemas.openxmlformats.org/officeDocument/2006/relationships" xmlns:m="http://schemas.openxmlformats.org/officeDocument/2006/math" xmlns:v="urn:schemas-microsoft-com:vml" xmlns:wp14="http://schemas.microsoft.com/office/word/2010/wordprocessingDrawing" xmlns:wp="http://schemas.openxmlformats.org/drawingml/2006/wordprocessingDrawing" xmlns:w10="urn:schemas-microsoft-com:office:word" xmlns:w="http://schemas.openxmlformats.org/wordprocessingml/2006/main" xmlns:w14="http://schemas.microsoft.com/office/word/2010/wordml" xmlns:w15="http://schemas.microsoft.com/office/word/2012/wordml" xmlns:w16cex="http://schemas.microsoft.com/office/word/2018/wordml/cex" xmlns:w16cid="http://schemas.microsoft.com/office/word/2016/wordml/cid" xmlns:w16="http://schemas.microsoft.com/office/word/2018/wordml" xmlns:w16du="http://schemas.microsoft.com/office/word/2023/wordml/word16du" xmlns:w16sdtdh="http://schemas.microsoft.com/office/word/2020/wordml/sdtdatahash" xmlns:w16se="http://schemas.microsoft.com/office/word/2015/wordml/symex" xmlns:wpg="http://schemas.microsoft.com/office/word/2010/wordprocessingGroup" xmlns:wpi="http://schemas.microsoft.com/office/word/2010/wordprocessingInk" xmlns:wne="http://schemas.microsoft.com/office/word/2006/wordml" xmlns:wps="http://schemas.microsoft.com/office/word/2010/wordprocessingShape" mc:Ignorable="w14 w15 w16se w16cid w16 w16cex w16sdtdh w16du wp14">
+<w:numbering xmlns:wpc="http://schemas.microsoft.com/office/word/2010/wordprocessingCanvas" xmlns:cx="http://schemas.microsoft.com/office/drawing/2014/chartex" xmlns:cx1="http://schemas.microsoft.com/office/drawing/2015/9/8/chartex" xmlns:cx2="http://schemas.microsoft.com/office/drawing/2015/10/21/chartex" xmlns:cx3="http://schemas.microsoft.com/office/drawing/2016/5/9/chartex" xmlns:cx4="http://schemas.microsoft.com/office/drawing/2016/5/10/chartex" xmlns:cx5="http://schemas.microsoft.com/office/drawing/2016/5/11/chartex" xmlns:cx6="http://schemas.microsoft.com/office/drawing/2016/5/12/chartex" xmlns:cx7="http://schemas.microsoft.com/office/drawing/2016/5/13/chartex" xmlns:cx8="http://schemas.microsoft.com/office/drawing/2016/5/14/chartex" xmlns:mc="http://schemas.openxmlformats.org/markup-compatibility/2006" xmlns:aink="http://schemas.microsoft.com/office/drawing/2016/ink" xmlns:am3d="http://schemas.microsoft.com/office/drawing/2017/model3d" xmlns:o="urn:schemas-microsoft-com:office:office" xmlns:oel="http://schemas.microsoft.com/office/2019/extlst" xmlns:r="http://schemas.openxmlformats.org/officeDocument/2006/relationships" xmlns:m="http://schemas.openxmlformats.org/officeDocument/2006/math" xmlns:v="urn:schemas-microsoft-com:vml" xmlns:wp14="http://schemas.microsoft.com/office/word/2010/wordprocessingDrawing" xmlns:wp="http://schemas.openxmlformats.org/drawingml/2006/wordprocessingDrawing" xmlns:w10="urn:schemas-microsoft-com:office:word" xmlns:w="http://schemas.openxmlformats.org/wordprocessingml/2006/main" xmlns:w14="http://schemas.microsoft.com/office/word/2010/wordml" xmlns:w15="http://schemas.microsoft.com/office/word/2012/wordml" xmlns:w16cex="http://schemas.microsoft.com/office/word/2018/wordml/cex" xmlns:w16cid="http://schemas.microsoft.com/office/word/2016/wordml/cid" xmlns:w16="http://schemas.microsoft.com/office/word/2018/wordml" xmlns:w16du="http://schemas.microsoft.com/office/word/2023/wordml/word16du" xmlns:w16sdtdh="http://schemas.microsoft.com/office/word/2020/wordml/sdtdatahash" xmlns:w16sdtfl="http://schemas.microsoft.com/office/word/2024/wordml/sdtformatlock" xmlns:w16se="http://schemas.microsoft.com/office/word/2015/wordml/symex" xmlns:wpg="http://schemas.microsoft.com/office/word/2010/wordprocessingGroup" xmlns:wpi="http://schemas.microsoft.com/office/word/2010/wordprocessingInk" xmlns:wne="http://schemas.microsoft.com/office/word/2006/wordml" xmlns:wps="http://schemas.microsoft.com/office/word/2010/wordprocessingShape" mc:Ignorable="w14 w15 w16se w16cid w16 w16cex w16sdtdh w16sdtfl w16du wp14">
   <w:abstractNum w:abstractNumId="0" w15:restartNumberingAfterBreak="0">
     <w:nsid w:val="03B857B4"/>
     <w:multiLevelType w:val="hybridMultilevel"/>
@@ -3498,7 +3339,7 @@
 </file>
 
 <file path=word/styles.xml><?xml version="1.0" encoding="utf-8"?>
-<w:styles xmlns:mc="http://schemas.openxmlformats.org/markup-compatibility/2006" xmlns:r="http://schemas.openxmlformats.org/officeDocument/2006/relationships" xmlns:w="http://schemas.openxmlformats.org/wordprocessingml/2006/main" xmlns:w14="http://schemas.microsoft.com/office/word/2010/wordml" xmlns:w15="http://schemas.microsoft.com/office/word/2012/wordml" xmlns:w16cex="http://schemas.microsoft.com/office/word/2018/wordml/cex" xmlns:w16cid="http://schemas.microsoft.com/office/word/2016/wordml/cid" xmlns:w16="http://schemas.microsoft.com/office/word/2018/wordml" xmlns:w16du="http://schemas.microsoft.com/office/word/2023/wordml/word16du" xmlns:w16sdtdh="http://schemas.microsoft.com/office/word/2020/wordml/sdtdatahash" xmlns:w16se="http://schemas.microsoft.com/office/word/2015/wordml/symex" mc:Ignorable="w14 w15 w16se w16cid w16 w16cex w16sdtdh w16du">
+<w:styles xmlns:mc="http://schemas.openxmlformats.org/markup-compatibility/2006" xmlns:r="http://schemas.openxmlformats.org/officeDocument/2006/relationships" xmlns:w="http://schemas.openxmlformats.org/wordprocessingml/2006/main" xmlns:w14="http://schemas.microsoft.com/office/word/2010/wordml" xmlns:w15="http://schemas.microsoft.com/office/word/2012/wordml" xmlns:w16cex="http://schemas.microsoft.com/office/word/2018/wordml/cex" xmlns:w16cid="http://schemas.microsoft.com/office/word/2016/wordml/cid" xmlns:w16="http://schemas.microsoft.com/office/word/2018/wordml" xmlns:w16du="http://schemas.microsoft.com/office/word/2023/wordml/word16du" xmlns:w16sdtdh="http://schemas.microsoft.com/office/word/2020/wordml/sdtdatahash" xmlns:w16sdtfl="http://schemas.microsoft.com/office/word/2024/wordml/sdtformatlock" xmlns:w16se="http://schemas.microsoft.com/office/word/2015/wordml/symex" mc:Ignorable="w14 w15 w16se w16cid w16 w16cex w16sdtdh w16sdtfl w16du">
   <w:docDefaults>
     <w:rPrDefault>
       <w:rPr>
@@ -3945,7 +3786,6 @@
   <w:style w:type="character" w:default="1" w:styleId="Domylnaczcionkaakapitu">
     <w:name w:val="Default Paragraph Font"/>
     <w:uiPriority w:val="1"/>
-    <w:semiHidden/>
     <w:unhideWhenUsed/>
   </w:style>
   <w:style w:type="table" w:default="1" w:styleId="Standardowy">

--- a/Projekt/app/docs/Zal_3.docx
+++ b/Projekt/app/docs/Zal_3.docx
@@ -174,7 +174,39 @@
                 <w:rFonts w:asciiTheme="majorHAnsi" w:hAnsiTheme="majorHAnsi"/>
                 <w:sz w:val="22"/>
               </w:rPr>
-              <w:t>{{ student_practice.get(selected_student.id, {}).get('nr_porozumienia'</w:t>
+              <w:t xml:space="preserve">{{ </w:t>
+            </w:r>
+            <w:proofErr w:type="spellStart"/>
+            <w:r>
+              <w:rPr>
+                <w:rFonts w:asciiTheme="majorHAnsi" w:hAnsiTheme="majorHAnsi"/>
+                <w:sz w:val="22"/>
+              </w:rPr>
+              <w:t>student_practice.get</w:t>
+            </w:r>
+            <w:proofErr w:type="spellEnd"/>
+            <w:r>
+              <w:rPr>
+                <w:rFonts w:asciiTheme="majorHAnsi" w:hAnsiTheme="majorHAnsi"/>
+                <w:sz w:val="22"/>
+              </w:rPr>
+              <w:t>(selected_student.id, {}).get('</w:t>
+            </w:r>
+            <w:proofErr w:type="spellStart"/>
+            <w:r>
+              <w:rPr>
+                <w:rFonts w:asciiTheme="majorHAnsi" w:hAnsiTheme="majorHAnsi"/>
+                <w:sz w:val="22"/>
+              </w:rPr>
+              <w:t>nr_porozumienia</w:t>
+            </w:r>
+            <w:proofErr w:type="spellEnd"/>
+            <w:r>
+              <w:rPr>
+                <w:rFonts w:asciiTheme="majorHAnsi" w:hAnsiTheme="majorHAnsi"/>
+                <w:sz w:val="22"/>
+              </w:rPr>
+              <w:t>'</w:t>
             </w:r>
             <w:r>
               <w:rPr>
@@ -206,7 +238,39 @@
                 <w:rFonts w:asciiTheme="majorHAnsi" w:hAnsiTheme="majorHAnsi"/>
                 <w:sz w:val="22"/>
               </w:rPr>
-              <w:t>{{ student_practice.get(selected_student.id, {}).get('data_zawarcia'</w:t>
+              <w:t xml:space="preserve">{{ </w:t>
+            </w:r>
+            <w:proofErr w:type="spellStart"/>
+            <w:r>
+              <w:rPr>
+                <w:rFonts w:asciiTheme="majorHAnsi" w:hAnsiTheme="majorHAnsi"/>
+                <w:sz w:val="22"/>
+              </w:rPr>
+              <w:t>student_practice.get</w:t>
+            </w:r>
+            <w:proofErr w:type="spellEnd"/>
+            <w:r>
+              <w:rPr>
+                <w:rFonts w:asciiTheme="majorHAnsi" w:hAnsiTheme="majorHAnsi"/>
+                <w:sz w:val="22"/>
+              </w:rPr>
+              <w:t>(selected_student.id, {}).get('</w:t>
+            </w:r>
+            <w:proofErr w:type="spellStart"/>
+            <w:r>
+              <w:rPr>
+                <w:rFonts w:asciiTheme="majorHAnsi" w:hAnsiTheme="majorHAnsi"/>
+                <w:sz w:val="22"/>
+              </w:rPr>
+              <w:t>data_zawarcia</w:t>
+            </w:r>
+            <w:proofErr w:type="spellEnd"/>
+            <w:r>
+              <w:rPr>
+                <w:rFonts w:asciiTheme="majorHAnsi" w:hAnsiTheme="majorHAnsi"/>
+                <w:sz w:val="22"/>
+              </w:rPr>
+              <w:t>'</w:t>
             </w:r>
             <w:r>
               <w:rPr>
@@ -239,7 +303,39 @@
                 <w:rFonts w:asciiTheme="majorHAnsi" w:hAnsiTheme="majorHAnsi" w:cstheme="minorHAnsi"/>
                 <w:sz w:val="22"/>
               </w:rPr>
-              <w:t>{{ student_practice.get(selected_student.id, {}).get('nazwa_zakladu_pracy'</w:t>
+              <w:t xml:space="preserve">{{ </w:t>
+            </w:r>
+            <w:proofErr w:type="spellStart"/>
+            <w:r>
+              <w:rPr>
+                <w:rFonts w:asciiTheme="majorHAnsi" w:hAnsiTheme="majorHAnsi" w:cstheme="minorHAnsi"/>
+                <w:sz w:val="22"/>
+              </w:rPr>
+              <w:t>student_practice.get</w:t>
+            </w:r>
+            <w:proofErr w:type="spellEnd"/>
+            <w:r>
+              <w:rPr>
+                <w:rFonts w:asciiTheme="majorHAnsi" w:hAnsiTheme="majorHAnsi" w:cstheme="minorHAnsi"/>
+                <w:sz w:val="22"/>
+              </w:rPr>
+              <w:t>(selected_student.id, {}).get('</w:t>
+            </w:r>
+            <w:proofErr w:type="spellStart"/>
+            <w:r>
+              <w:rPr>
+                <w:rFonts w:asciiTheme="majorHAnsi" w:hAnsiTheme="majorHAnsi" w:cstheme="minorHAnsi"/>
+                <w:sz w:val="22"/>
+              </w:rPr>
+              <w:t>nazwa_zakladu_pracy</w:t>
+            </w:r>
+            <w:proofErr w:type="spellEnd"/>
+            <w:r>
+              <w:rPr>
+                <w:rFonts w:asciiTheme="majorHAnsi" w:hAnsiTheme="majorHAnsi" w:cstheme="minorHAnsi"/>
+                <w:sz w:val="22"/>
+              </w:rPr>
+              <w:t>'</w:t>
             </w:r>
             <w:r>
               <w:rPr>
@@ -314,7 +410,39 @@
                 <w:rFonts w:asciiTheme="majorHAnsi" w:hAnsiTheme="majorHAnsi"/>
                 <w:sz w:val="22"/>
               </w:rPr>
-              <w:t>{{ student.imie }} {{ student.nazwisko }}</w:t>
+              <w:t xml:space="preserve">{{ </w:t>
+            </w:r>
+            <w:proofErr w:type="spellStart"/>
+            <w:r>
+              <w:rPr>
+                <w:rFonts w:asciiTheme="majorHAnsi" w:hAnsiTheme="majorHAnsi"/>
+                <w:sz w:val="22"/>
+              </w:rPr>
+              <w:t>student.imie</w:t>
+            </w:r>
+            <w:proofErr w:type="spellEnd"/>
+            <w:r>
+              <w:rPr>
+                <w:rFonts w:asciiTheme="majorHAnsi" w:hAnsiTheme="majorHAnsi"/>
+                <w:sz w:val="22"/>
+              </w:rPr>
+              <w:t xml:space="preserve"> }} {{ </w:t>
+            </w:r>
+            <w:proofErr w:type="spellStart"/>
+            <w:r>
+              <w:rPr>
+                <w:rFonts w:asciiTheme="majorHAnsi" w:hAnsiTheme="majorHAnsi"/>
+                <w:sz w:val="22"/>
+              </w:rPr>
+              <w:t>student.nazwisko</w:t>
+            </w:r>
+            <w:proofErr w:type="spellEnd"/>
+            <w:r>
+              <w:rPr>
+                <w:rFonts w:asciiTheme="majorHAnsi" w:hAnsiTheme="majorHAnsi"/>
+                <w:sz w:val="22"/>
+              </w:rPr>
+              <w:t xml:space="preserve"> }}</w:t>
             </w:r>
           </w:p>
           <w:p>
@@ -345,7 +473,23 @@
                 <w:rFonts w:asciiTheme="majorHAnsi" w:hAnsiTheme="majorHAnsi"/>
                 <w:sz w:val="22"/>
               </w:rPr>
-              <w:t>{{ student.numer_albumu }}</w:t>
+              <w:t xml:space="preserve">{{ </w:t>
+            </w:r>
+            <w:proofErr w:type="spellStart"/>
+            <w:r>
+              <w:rPr>
+                <w:rFonts w:asciiTheme="majorHAnsi" w:hAnsiTheme="majorHAnsi"/>
+                <w:sz w:val="22"/>
+              </w:rPr>
+              <w:t>student.numer_albumu</w:t>
+            </w:r>
+            <w:proofErr w:type="spellEnd"/>
+            <w:r>
+              <w:rPr>
+                <w:rFonts w:asciiTheme="majorHAnsi" w:hAnsiTheme="majorHAnsi"/>
+                <w:sz w:val="22"/>
+              </w:rPr>
+              <w:t xml:space="preserve"> }}</w:t>
             </w:r>
           </w:p>
           <w:p>
@@ -389,8 +533,19 @@
                 <w:bCs/>
                 <w:sz w:val="22"/>
               </w:rPr>
-              <w:t>{{ selected_student.forma_studiow</w:t>
-            </w:r>
+              <w:t xml:space="preserve">{{ </w:t>
+            </w:r>
+            <w:proofErr w:type="spellStart"/>
+            <w:r>
+              <w:rPr>
+                <w:rFonts w:asciiTheme="majorHAnsi" w:hAnsiTheme="majorHAnsi"/>
+                <w:b/>
+                <w:bCs/>
+                <w:sz w:val="22"/>
+              </w:rPr>
+              <w:t>selected_student.forma_studiow</w:t>
+            </w:r>
+            <w:proofErr w:type="spellEnd"/>
             <w:r>
               <w:rPr>
                 <w:rFonts w:asciiTheme="majorHAnsi" w:hAnsiTheme="majorHAnsi"/>
@@ -468,8 +623,17 @@
                 <w:rFonts w:asciiTheme="majorHAnsi" w:hAnsiTheme="majorHAnsi"/>
                 <w:sz w:val="22"/>
               </w:rPr>
-              <w:t>{{ selected_student.specjalnosc</w:t>
-            </w:r>
+              <w:t xml:space="preserve">{{ </w:t>
+            </w:r>
+            <w:proofErr w:type="spellStart"/>
+            <w:r>
+              <w:rPr>
+                <w:rFonts w:asciiTheme="majorHAnsi" w:hAnsiTheme="majorHAnsi"/>
+                <w:sz w:val="22"/>
+              </w:rPr>
+              <w:t>selected_student.specjalnosc</w:t>
+            </w:r>
+            <w:proofErr w:type="spellEnd"/>
             <w:r>
               <w:rPr>
                 <w:rFonts w:asciiTheme="majorHAnsi" w:hAnsiTheme="majorHAnsi"/>
@@ -580,7 +744,55 @@
                 <w:rFonts w:asciiTheme="majorHAnsi" w:hAnsiTheme="majorHAnsi"/>
                 <w:sz w:val="22"/>
               </w:rPr>
-              <w:t>{{ student_practice.get(selected_student.id, {}).get('uczelniany_opiekun'</w:t>
+              <w:t xml:space="preserve">{{ </w:t>
+            </w:r>
+            <w:proofErr w:type="spellStart"/>
+            <w:r>
+              <w:rPr>
+                <w:rFonts w:asciiTheme="majorHAnsi" w:hAnsiTheme="majorHAnsi"/>
+                <w:sz w:val="22"/>
+              </w:rPr>
+              <w:t>student_practice.get</w:t>
+            </w:r>
+            <w:proofErr w:type="spellEnd"/>
+            <w:r>
+              <w:rPr>
+                <w:rFonts w:asciiTheme="majorHAnsi" w:hAnsiTheme="majorHAnsi"/>
+                <w:sz w:val="22"/>
+              </w:rPr>
+              <w:t>(selected_student.id, {}).</w:t>
+            </w:r>
+            <w:proofErr w:type="spellStart"/>
+            <w:r>
+              <w:rPr>
+                <w:rFonts w:asciiTheme="majorHAnsi" w:hAnsiTheme="majorHAnsi"/>
+                <w:sz w:val="22"/>
+              </w:rPr>
+              <w:t>get</w:t>
+            </w:r>
+            <w:proofErr w:type="spellEnd"/>
+            <w:r>
+              <w:rPr>
+                <w:rFonts w:asciiTheme="majorHAnsi" w:hAnsiTheme="majorHAnsi"/>
+                <w:sz w:val="22"/>
+              </w:rPr>
+              <w:t>('</w:t>
+            </w:r>
+            <w:proofErr w:type="spellStart"/>
+            <w:r>
+              <w:rPr>
+                <w:rFonts w:asciiTheme="majorHAnsi" w:hAnsiTheme="majorHAnsi"/>
+                <w:sz w:val="22"/>
+              </w:rPr>
+              <w:t>uczelniany_opiekun</w:t>
+            </w:r>
+            <w:proofErr w:type="spellEnd"/>
+            <w:r>
+              <w:rPr>
+                <w:rFonts w:asciiTheme="majorHAnsi" w:hAnsiTheme="majorHAnsi"/>
+                <w:sz w:val="22"/>
+              </w:rPr>
+              <w:t>'</w:t>
             </w:r>
             <w:r>
               <w:rPr>
@@ -648,8 +860,9 @@
                 <w:color w:val="000000"/>
                 <w:sz w:val="22"/>
               </w:rPr>
-              <w:t>{{ student_practice.get(selected_student.id, {}).get('termin_od'</w:t>
-            </w:r>
+              <w:t xml:space="preserve">{{ </w:t>
+            </w:r>
+            <w:proofErr w:type="spellStart"/>
             <w:r>
               <w:rPr>
                 <w:rFonts w:asciiTheme="majorHAnsi" w:hAnsiTheme="majorHAnsi"/>
@@ -657,8 +870,9 @@
                 <w:color w:val="000000"/>
                 <w:sz w:val="22"/>
               </w:rPr>
-              <w:t>)</w:t>
-            </w:r>
+              <w:t>student_practice.get</w:t>
+            </w:r>
+            <w:proofErr w:type="spellEnd"/>
             <w:r>
               <w:rPr>
                 <w:rFonts w:asciiTheme="majorHAnsi" w:hAnsiTheme="majorHAnsi"/>
@@ -666,6 +880,64 @@
                 <w:color w:val="000000"/>
                 <w:sz w:val="22"/>
               </w:rPr>
+              <w:t>(selected_student.id, {}).</w:t>
+            </w:r>
+            <w:proofErr w:type="spellStart"/>
+            <w:r>
+              <w:rPr>
+                <w:rFonts w:asciiTheme="majorHAnsi" w:hAnsiTheme="majorHAnsi"/>
+                <w:bCs/>
+                <w:color w:val="000000"/>
+                <w:sz w:val="22"/>
+              </w:rPr>
+              <w:t>get</w:t>
+            </w:r>
+            <w:proofErr w:type="spellEnd"/>
+            <w:r>
+              <w:rPr>
+                <w:rFonts w:asciiTheme="majorHAnsi" w:hAnsiTheme="majorHAnsi"/>
+                <w:bCs/>
+                <w:color w:val="000000"/>
+                <w:sz w:val="22"/>
+              </w:rPr>
+              <w:t>('</w:t>
+            </w:r>
+            <w:proofErr w:type="spellStart"/>
+            <w:r>
+              <w:rPr>
+                <w:rFonts w:asciiTheme="majorHAnsi" w:hAnsiTheme="majorHAnsi"/>
+                <w:bCs/>
+                <w:color w:val="000000"/>
+                <w:sz w:val="22"/>
+              </w:rPr>
+              <w:t>termin_od</w:t>
+            </w:r>
+            <w:proofErr w:type="spellEnd"/>
+            <w:r>
+              <w:rPr>
+                <w:rFonts w:asciiTheme="majorHAnsi" w:hAnsiTheme="majorHAnsi"/>
+                <w:bCs/>
+                <w:color w:val="000000"/>
+                <w:sz w:val="22"/>
+              </w:rPr>
+              <w:t>'</w:t>
+            </w:r>
+            <w:r>
+              <w:rPr>
+                <w:rFonts w:asciiTheme="majorHAnsi" w:hAnsiTheme="majorHAnsi"/>
+                <w:bCs/>
+                <w:color w:val="000000"/>
+                <w:sz w:val="22"/>
+              </w:rPr>
+              <w:t>)</w:t>
+            </w:r>
+            <w:r>
+              <w:rPr>
+                <w:rFonts w:asciiTheme="majorHAnsi" w:hAnsiTheme="majorHAnsi"/>
+                <w:bCs/>
+                <w:color w:val="000000"/>
+                <w:sz w:val="22"/>
+              </w:rPr>
               <w:t xml:space="preserve"> }}</w:t>
             </w:r>
             <w:r>
@@ -692,7 +964,67 @@
                 <w:color w:val="000000"/>
                 <w:sz w:val="22"/>
               </w:rPr>
-              <w:t>{{ student_practice.get(selected_student.id, {}).get('termin_do') }}</w:t>
+              <w:t xml:space="preserve">{{ </w:t>
+            </w:r>
+            <w:proofErr w:type="spellStart"/>
+            <w:r>
+              <w:rPr>
+                <w:rFonts w:asciiTheme="majorHAnsi" w:hAnsiTheme="majorHAnsi"/>
+                <w:bCs/>
+                <w:color w:val="000000"/>
+                <w:sz w:val="22"/>
+              </w:rPr>
+              <w:t>student_practice.get</w:t>
+            </w:r>
+            <w:proofErr w:type="spellEnd"/>
+            <w:r>
+              <w:rPr>
+                <w:rFonts w:asciiTheme="majorHAnsi" w:hAnsiTheme="majorHAnsi"/>
+                <w:bCs/>
+                <w:color w:val="000000"/>
+                <w:sz w:val="22"/>
+              </w:rPr>
+              <w:t>(selected_student.id, {}).</w:t>
+            </w:r>
+            <w:proofErr w:type="spellStart"/>
+            <w:r>
+              <w:rPr>
+                <w:rFonts w:asciiTheme="majorHAnsi" w:hAnsiTheme="majorHAnsi"/>
+                <w:bCs/>
+                <w:color w:val="000000"/>
+                <w:sz w:val="22"/>
+              </w:rPr>
+              <w:t>get</w:t>
+            </w:r>
+            <w:proofErr w:type="spellEnd"/>
+            <w:r>
+              <w:rPr>
+                <w:rFonts w:asciiTheme="majorHAnsi" w:hAnsiTheme="majorHAnsi"/>
+                <w:bCs/>
+                <w:color w:val="000000"/>
+                <w:sz w:val="22"/>
+              </w:rPr>
+              <w:t>('</w:t>
+            </w:r>
+            <w:proofErr w:type="spellStart"/>
+            <w:r>
+              <w:rPr>
+                <w:rFonts w:asciiTheme="majorHAnsi" w:hAnsiTheme="majorHAnsi"/>
+                <w:bCs/>
+                <w:color w:val="000000"/>
+                <w:sz w:val="22"/>
+              </w:rPr>
+              <w:t>termin_do</w:t>
+            </w:r>
+            <w:proofErr w:type="spellEnd"/>
+            <w:r>
+              <w:rPr>
+                <w:rFonts w:asciiTheme="majorHAnsi" w:hAnsiTheme="majorHAnsi"/>
+                <w:bCs/>
+                <w:color w:val="000000"/>
+                <w:sz w:val="22"/>
+              </w:rPr>
+              <w:t>') }}</w:t>
             </w:r>
           </w:p>
         </w:tc>
@@ -782,7 +1114,25 @@
                 <w:sz w:val="22"/>
                 <w:szCs w:val="24"/>
               </w:rPr>
-              <w:t>{{ director_full_name }}</w:t>
+              <w:t xml:space="preserve">{{ </w:t>
+            </w:r>
+            <w:proofErr w:type="spellStart"/>
+            <w:r>
+              <w:rPr>
+                <w:rFonts w:asciiTheme="majorHAnsi" w:hAnsiTheme="majorHAnsi" w:cs="Arial"/>
+                <w:sz w:val="22"/>
+                <w:szCs w:val="24"/>
+              </w:rPr>
+              <w:t>director_full_name</w:t>
+            </w:r>
+            <w:proofErr w:type="spellEnd"/>
+            <w:r>
+              <w:rPr>
+                <w:rFonts w:asciiTheme="majorHAnsi" w:hAnsiTheme="majorHAnsi" w:cs="Arial"/>
+                <w:sz w:val="22"/>
+                <w:szCs w:val="24"/>
+              </w:rPr>
+              <w:t xml:space="preserve"> }}</w:t>
             </w:r>
           </w:p>
           <w:p>
@@ -889,7 +1239,39 @@
                 <w:rFonts w:asciiTheme="majorHAnsi" w:hAnsiTheme="majorHAnsi" w:cs="Arial"/>
                 <w:sz w:val="22"/>
               </w:rPr>
-              <w:t>{{ student_practice.get(selected_student.id, {}).get('firmowy_opiekun'</w:t>
+              <w:t xml:space="preserve">{{ </w:t>
+            </w:r>
+            <w:proofErr w:type="spellStart"/>
+            <w:r>
+              <w:rPr>
+                <w:rFonts w:asciiTheme="majorHAnsi" w:hAnsiTheme="majorHAnsi" w:cs="Arial"/>
+                <w:sz w:val="22"/>
+              </w:rPr>
+              <w:t>student_practice.get</w:t>
+            </w:r>
+            <w:proofErr w:type="spellEnd"/>
+            <w:r>
+              <w:rPr>
+                <w:rFonts w:asciiTheme="majorHAnsi" w:hAnsiTheme="majorHAnsi" w:cs="Arial"/>
+                <w:sz w:val="22"/>
+              </w:rPr>
+              <w:t>(selected_student.id, {}).get('</w:t>
+            </w:r>
+            <w:proofErr w:type="spellStart"/>
+            <w:r>
+              <w:rPr>
+                <w:rFonts w:asciiTheme="majorHAnsi" w:hAnsiTheme="majorHAnsi" w:cs="Arial"/>
+                <w:sz w:val="22"/>
+              </w:rPr>
+              <w:t>firmowy_opiekun</w:t>
+            </w:r>
+            <w:proofErr w:type="spellEnd"/>
+            <w:r>
+              <w:rPr>
+                <w:rFonts w:asciiTheme="majorHAnsi" w:hAnsiTheme="majorHAnsi" w:cs="Arial"/>
+                <w:sz w:val="22"/>
+              </w:rPr>
+              <w:t>'</w:t>
             </w:r>
             <w:r>
               <w:rPr>
@@ -904,7 +1286,61 @@
                 <w:sz w:val="22"/>
                 <w:lang w:val="pl-PL"/>
               </w:rPr>
-              <w:t>{{ student_practice.get(selected_student.id, {}).get('firmowy_stanowisko'</w:t>
+              <w:t xml:space="preserve">{{ </w:t>
+            </w:r>
+            <w:proofErr w:type="spellStart"/>
+            <w:r>
+              <w:rPr>
+                <w:rFonts w:asciiTheme="majorHAnsi" w:hAnsiTheme="majorHAnsi" w:cs="Arial"/>
+                <w:sz w:val="22"/>
+                <w:lang w:val="pl-PL"/>
+              </w:rPr>
+              <w:t>student_practice.get</w:t>
+            </w:r>
+            <w:proofErr w:type="spellEnd"/>
+            <w:r>
+              <w:rPr>
+                <w:rFonts w:asciiTheme="majorHAnsi" w:hAnsiTheme="majorHAnsi" w:cs="Arial"/>
+                <w:sz w:val="22"/>
+                <w:lang w:val="pl-PL"/>
+              </w:rPr>
+              <w:t>(selected_student.id, {}).</w:t>
+            </w:r>
+            <w:proofErr w:type="spellStart"/>
+            <w:r>
+              <w:rPr>
+                <w:rFonts w:asciiTheme="majorHAnsi" w:hAnsiTheme="majorHAnsi" w:cs="Arial"/>
+                <w:sz w:val="22"/>
+                <w:lang w:val="pl-PL"/>
+              </w:rPr>
+              <w:t>get</w:t>
+            </w:r>
+            <w:proofErr w:type="spellEnd"/>
+            <w:r>
+              <w:rPr>
+                <w:rFonts w:asciiTheme="majorHAnsi" w:hAnsiTheme="majorHAnsi" w:cs="Arial"/>
+                <w:sz w:val="22"/>
+                <w:lang w:val="pl-PL"/>
+              </w:rPr>
+              <w:t>('</w:t>
+            </w:r>
+            <w:proofErr w:type="spellStart"/>
+            <w:r>
+              <w:rPr>
+                <w:rFonts w:asciiTheme="majorHAnsi" w:hAnsiTheme="majorHAnsi" w:cs="Arial"/>
+                <w:sz w:val="22"/>
+                <w:lang w:val="pl-PL"/>
+              </w:rPr>
+              <w:t>firmowy_stanowisko</w:t>
+            </w:r>
+            <w:proofErr w:type="spellEnd"/>
+            <w:r>
+              <w:rPr>
+                <w:rFonts w:asciiTheme="majorHAnsi" w:hAnsiTheme="majorHAnsi" w:cs="Arial"/>
+                <w:sz w:val="22"/>
+                <w:lang w:val="pl-PL"/>
+              </w:rPr>
+              <w:t>'</w:t>
             </w:r>
             <w:r>
               <w:rPr>
@@ -978,6 +1414,7 @@
               </w:rPr>
               <w:t xml:space="preserve">{{ </w:t>
             </w:r>
+            <w:proofErr w:type="spellStart"/>
             <w:r>
               <w:rPr>
                 <w:rFonts w:asciiTheme="majorHAnsi" w:eastAsia="MTBWidgets" w:hAnsiTheme="majorHAnsi" w:cs="Arial"/>
@@ -986,6 +1423,7 @@
               </w:rPr>
               <w:t>potwierdzenie_zgloszenia</w:t>
             </w:r>
+            <w:proofErr w:type="spellEnd"/>
             <w:r>
               <w:rPr>
                 <w:rFonts w:asciiTheme="majorHAnsi" w:eastAsia="MTBWidgets" w:hAnsiTheme="majorHAnsi" w:cs="Arial"/>
@@ -1008,16 +1446,70 @@
                 <w:sz w:val="22"/>
                 <w:szCs w:val="20"/>
               </w:rPr>
-              <w:t xml:space="preserve">{{ student_practice.get(selected_student.id, </w:t>
-            </w:r>
+              <w:t xml:space="preserve">{{ </w:t>
+            </w:r>
+            <w:proofErr w:type="spellStart"/>
             <w:r>
               <w:rPr>
                 <w:rFonts w:asciiTheme="majorHAnsi" w:eastAsia="MTBWidgets" w:hAnsiTheme="majorHAnsi" w:cs="Arial"/>
                 <w:sz w:val="22"/>
                 <w:szCs w:val="20"/>
               </w:rPr>
+              <w:t>student_practice.get</w:t>
+            </w:r>
+            <w:proofErr w:type="spellEnd"/>
+            <w:r>
+              <w:rPr>
+                <w:rFonts w:asciiTheme="majorHAnsi" w:eastAsia="MTBWidgets" w:hAnsiTheme="majorHAnsi" w:cs="Arial"/>
+                <w:sz w:val="22"/>
+                <w:szCs w:val="20"/>
+              </w:rPr>
+              <w:t xml:space="preserve">(selected_student.id, </w:t>
+            </w:r>
+            <w:r>
+              <w:rPr>
+                <w:rFonts w:asciiTheme="majorHAnsi" w:eastAsia="MTBWidgets" w:hAnsiTheme="majorHAnsi" w:cs="Arial"/>
+                <w:sz w:val="22"/>
+                <w:szCs w:val="20"/>
+              </w:rPr>
               <w:lastRenderedPageBreak/>
-              <w:t>{}).get('firmowy_opiekun'</w:t>
+              <w:t>{}).</w:t>
+            </w:r>
+            <w:proofErr w:type="spellStart"/>
+            <w:r>
+              <w:rPr>
+                <w:rFonts w:asciiTheme="majorHAnsi" w:eastAsia="MTBWidgets" w:hAnsiTheme="majorHAnsi" w:cs="Arial"/>
+                <w:sz w:val="22"/>
+                <w:szCs w:val="20"/>
+              </w:rPr>
+              <w:t>get</w:t>
+            </w:r>
+            <w:proofErr w:type="spellEnd"/>
+            <w:r>
+              <w:rPr>
+                <w:rFonts w:asciiTheme="majorHAnsi" w:eastAsia="MTBWidgets" w:hAnsiTheme="majorHAnsi" w:cs="Arial"/>
+                <w:sz w:val="22"/>
+                <w:szCs w:val="20"/>
+              </w:rPr>
+              <w:t>('</w:t>
+            </w:r>
+            <w:proofErr w:type="spellStart"/>
+            <w:r>
+              <w:rPr>
+                <w:rFonts w:asciiTheme="majorHAnsi" w:eastAsia="MTBWidgets" w:hAnsiTheme="majorHAnsi" w:cs="Arial"/>
+                <w:sz w:val="22"/>
+                <w:szCs w:val="20"/>
+              </w:rPr>
+              <w:t>firmowy_opiekun</w:t>
+            </w:r>
+            <w:proofErr w:type="spellEnd"/>
+            <w:r>
+              <w:rPr>
+                <w:rFonts w:asciiTheme="majorHAnsi" w:eastAsia="MTBWidgets" w:hAnsiTheme="majorHAnsi" w:cs="Arial"/>
+                <w:sz w:val="22"/>
+                <w:szCs w:val="20"/>
+              </w:rPr>
+              <w:t>'</w:t>
             </w:r>
             <w:r>
               <w:rPr>
@@ -1086,6 +1578,7 @@
               </w:rPr>
               <w:t xml:space="preserve">{{ </w:t>
             </w:r>
+            <w:proofErr w:type="spellStart"/>
             <w:r>
               <w:rPr>
                 <w:rFonts w:asciiTheme="majorHAnsi" w:eastAsia="MTBWidgets" w:hAnsiTheme="majorHAnsi" w:cs="Arial"/>
@@ -1094,6 +1587,7 @@
               </w:rPr>
               <w:t>potwierdzenie_szkolenia</w:t>
             </w:r>
+            <w:proofErr w:type="spellEnd"/>
             <w:r>
               <w:rPr>
                 <w:rFonts w:asciiTheme="majorHAnsi" w:eastAsia="MTBWidgets" w:hAnsiTheme="majorHAnsi" w:cs="Arial"/>
@@ -1116,7 +1610,61 @@
                 <w:sz w:val="22"/>
                 <w:szCs w:val="20"/>
               </w:rPr>
-              <w:t>{{ student_practice.get(selected_student.id, {}).get('firmowy_opiekun'</w:t>
+              <w:t xml:space="preserve">{{ </w:t>
+            </w:r>
+            <w:proofErr w:type="spellStart"/>
+            <w:r>
+              <w:rPr>
+                <w:rFonts w:asciiTheme="majorHAnsi" w:eastAsia="MTBWidgets" w:hAnsiTheme="majorHAnsi" w:cs="Arial"/>
+                <w:sz w:val="22"/>
+                <w:szCs w:val="20"/>
+              </w:rPr>
+              <w:t>student_practice.get</w:t>
+            </w:r>
+            <w:proofErr w:type="spellEnd"/>
+            <w:r>
+              <w:rPr>
+                <w:rFonts w:asciiTheme="majorHAnsi" w:eastAsia="MTBWidgets" w:hAnsiTheme="majorHAnsi" w:cs="Arial"/>
+                <w:sz w:val="22"/>
+                <w:szCs w:val="20"/>
+              </w:rPr>
+              <w:t>(selected_student.id, {}).</w:t>
+            </w:r>
+            <w:proofErr w:type="spellStart"/>
+            <w:r>
+              <w:rPr>
+                <w:rFonts w:asciiTheme="majorHAnsi" w:eastAsia="MTBWidgets" w:hAnsiTheme="majorHAnsi" w:cs="Arial"/>
+                <w:sz w:val="22"/>
+                <w:szCs w:val="20"/>
+              </w:rPr>
+              <w:t>get</w:t>
+            </w:r>
+            <w:proofErr w:type="spellEnd"/>
+            <w:r>
+              <w:rPr>
+                <w:rFonts w:asciiTheme="majorHAnsi" w:eastAsia="MTBWidgets" w:hAnsiTheme="majorHAnsi" w:cs="Arial"/>
+                <w:sz w:val="22"/>
+                <w:szCs w:val="20"/>
+              </w:rPr>
+              <w:t>('</w:t>
+            </w:r>
+            <w:proofErr w:type="spellStart"/>
+            <w:r>
+              <w:rPr>
+                <w:rFonts w:asciiTheme="majorHAnsi" w:eastAsia="MTBWidgets" w:hAnsiTheme="majorHAnsi" w:cs="Arial"/>
+                <w:sz w:val="22"/>
+                <w:szCs w:val="20"/>
+              </w:rPr>
+              <w:t>firmowy_opiekun</w:t>
+            </w:r>
+            <w:proofErr w:type="spellEnd"/>
+            <w:r>
+              <w:rPr>
+                <w:rFonts w:asciiTheme="majorHAnsi" w:eastAsia="MTBWidgets" w:hAnsiTheme="majorHAnsi" w:cs="Arial"/>
+                <w:sz w:val="22"/>
+                <w:szCs w:val="20"/>
+              </w:rPr>
+              <w:t>'</w:t>
             </w:r>
             <w:r>
               <w:rPr>
@@ -1219,7 +1767,43 @@
                 <w:sz w:val="20"/>
                 <w:szCs w:val="20"/>
               </w:rPr>
-              <w:t>{{ student.imie }} {{ student.nazwisko }}</w:t>
+              <w:t xml:space="preserve">{{ </w:t>
+            </w:r>
+            <w:proofErr w:type="spellStart"/>
+            <w:r>
+              <w:rPr>
+                <w:rFonts w:asciiTheme="majorHAnsi" w:hAnsiTheme="majorHAnsi"/>
+                <w:sz w:val="20"/>
+                <w:szCs w:val="20"/>
+              </w:rPr>
+              <w:t>student.imie</w:t>
+            </w:r>
+            <w:proofErr w:type="spellEnd"/>
+            <w:r>
+              <w:rPr>
+                <w:rFonts w:asciiTheme="majorHAnsi" w:hAnsiTheme="majorHAnsi"/>
+                <w:sz w:val="20"/>
+                <w:szCs w:val="20"/>
+              </w:rPr>
+              <w:t xml:space="preserve"> }} {{ </w:t>
+            </w:r>
+            <w:proofErr w:type="spellStart"/>
+            <w:r>
+              <w:rPr>
+                <w:rFonts w:asciiTheme="majorHAnsi" w:hAnsiTheme="majorHAnsi"/>
+                <w:sz w:val="20"/>
+                <w:szCs w:val="20"/>
+              </w:rPr>
+              <w:t>student.nazwisko</w:t>
+            </w:r>
+            <w:proofErr w:type="spellEnd"/>
+            <w:r>
+              <w:rPr>
+                <w:rFonts w:asciiTheme="majorHAnsi" w:hAnsiTheme="majorHAnsi"/>
+                <w:sz w:val="20"/>
+                <w:szCs w:val="20"/>
+              </w:rPr>
+              <w:t xml:space="preserve"> }}</w:t>
             </w:r>
             <w:r>
               <w:rPr>
@@ -1280,7 +1864,61 @@
                 <w:sz w:val="20"/>
                 <w:szCs w:val="22"/>
               </w:rPr>
-              <w:t>{{ student_practice.get(selected_student.id, {}).get('nazwa_zakladu_pracy'</w:t>
+              <w:t xml:space="preserve">{{ </w:t>
+            </w:r>
+            <w:proofErr w:type="spellStart"/>
+            <w:r>
+              <w:rPr>
+                <w:rFonts w:asciiTheme="majorHAnsi" w:hAnsiTheme="majorHAnsi" w:cs="Arial"/>
+                <w:sz w:val="20"/>
+                <w:szCs w:val="22"/>
+              </w:rPr>
+              <w:t>student_practice.get</w:t>
+            </w:r>
+            <w:proofErr w:type="spellEnd"/>
+            <w:r>
+              <w:rPr>
+                <w:rFonts w:asciiTheme="majorHAnsi" w:hAnsiTheme="majorHAnsi" w:cs="Arial"/>
+                <w:sz w:val="20"/>
+                <w:szCs w:val="22"/>
+              </w:rPr>
+              <w:t>(selected_student.id, {}).</w:t>
+            </w:r>
+            <w:proofErr w:type="spellStart"/>
+            <w:r>
+              <w:rPr>
+                <w:rFonts w:asciiTheme="majorHAnsi" w:hAnsiTheme="majorHAnsi" w:cs="Arial"/>
+                <w:sz w:val="20"/>
+                <w:szCs w:val="22"/>
+              </w:rPr>
+              <w:t>get</w:t>
+            </w:r>
+            <w:proofErr w:type="spellEnd"/>
+            <w:r>
+              <w:rPr>
+                <w:rFonts w:asciiTheme="majorHAnsi" w:hAnsiTheme="majorHAnsi" w:cs="Arial"/>
+                <w:sz w:val="20"/>
+                <w:szCs w:val="22"/>
+              </w:rPr>
+              <w:t>('</w:t>
+            </w:r>
+            <w:proofErr w:type="spellStart"/>
+            <w:r>
+              <w:rPr>
+                <w:rFonts w:asciiTheme="majorHAnsi" w:hAnsiTheme="majorHAnsi" w:cs="Arial"/>
+                <w:sz w:val="20"/>
+                <w:szCs w:val="22"/>
+              </w:rPr>
+              <w:t>nazwa_zakladu_pracy</w:t>
+            </w:r>
+            <w:proofErr w:type="spellEnd"/>
+            <w:r>
+              <w:rPr>
+                <w:rFonts w:asciiTheme="majorHAnsi" w:hAnsiTheme="majorHAnsi" w:cs="Arial"/>
+                <w:sz w:val="20"/>
+                <w:szCs w:val="22"/>
+              </w:rPr>
+              <w:t>'</w:t>
             </w:r>
             <w:r>
               <w:rPr>
@@ -1334,7 +1972,73 @@
                 <w:sz w:val="20"/>
                 <w:szCs w:val="22"/>
               </w:rPr>
-              <w:t>{{ student_practice.get(selected_student.id, {}).get('termin_od') }}</w:t>
+              <w:t xml:space="preserve">{{ </w:t>
+            </w:r>
+            <w:proofErr w:type="spellStart"/>
+            <w:r>
+              <w:rPr>
+                <w:rFonts w:asciiTheme="majorHAnsi" w:hAnsiTheme="majorHAnsi"/>
+                <w:bCs/>
+                <w:color w:val="000000"/>
+                <w:sz w:val="20"/>
+                <w:szCs w:val="22"/>
+              </w:rPr>
+              <w:t>student_practice.get</w:t>
+            </w:r>
+            <w:proofErr w:type="spellEnd"/>
+            <w:r>
+              <w:rPr>
+                <w:rFonts w:asciiTheme="majorHAnsi" w:hAnsiTheme="majorHAnsi"/>
+                <w:bCs/>
+                <w:color w:val="000000"/>
+                <w:sz w:val="20"/>
+                <w:szCs w:val="22"/>
+              </w:rPr>
+              <w:t>(selected_student.id, {}).</w:t>
+            </w:r>
+            <w:proofErr w:type="spellStart"/>
+            <w:r>
+              <w:rPr>
+                <w:rFonts w:asciiTheme="majorHAnsi" w:hAnsiTheme="majorHAnsi"/>
+                <w:bCs/>
+                <w:color w:val="000000"/>
+                <w:sz w:val="20"/>
+                <w:szCs w:val="22"/>
+              </w:rPr>
+              <w:t>get</w:t>
+            </w:r>
+            <w:proofErr w:type="spellEnd"/>
+            <w:r>
+              <w:rPr>
+                <w:rFonts w:asciiTheme="majorHAnsi" w:hAnsiTheme="majorHAnsi"/>
+                <w:bCs/>
+                <w:color w:val="000000"/>
+                <w:sz w:val="20"/>
+                <w:szCs w:val="22"/>
+              </w:rPr>
+              <w:t>('</w:t>
+            </w:r>
+            <w:proofErr w:type="spellStart"/>
+            <w:r>
+              <w:rPr>
+                <w:rFonts w:asciiTheme="majorHAnsi" w:hAnsiTheme="majorHAnsi"/>
+                <w:bCs/>
+                <w:color w:val="000000"/>
+                <w:sz w:val="20"/>
+                <w:szCs w:val="22"/>
+              </w:rPr>
+              <w:t>termin_od</w:t>
+            </w:r>
+            <w:proofErr w:type="spellEnd"/>
+            <w:r>
+              <w:rPr>
+                <w:rFonts w:asciiTheme="majorHAnsi" w:hAnsiTheme="majorHAnsi"/>
+                <w:bCs/>
+                <w:color w:val="000000"/>
+                <w:sz w:val="20"/>
+                <w:szCs w:val="22"/>
+              </w:rPr>
+              <w:t>') }}</w:t>
             </w:r>
             <w:r>
               <w:rPr>
@@ -1370,6 +2074,7 @@
               </w:rPr>
               <w:t xml:space="preserve">{{ </w:t>
             </w:r>
+            <w:proofErr w:type="spellStart"/>
             <w:r>
               <w:rPr>
                 <w:rFonts w:asciiTheme="majorHAnsi" w:hAnsiTheme="majorHAnsi"/>
@@ -1378,8 +2083,9 @@
                 <w:sz w:val="20"/>
                 <w:szCs w:val="22"/>
               </w:rPr>
-              <w:t>student_practice.get(selected_student.id, {}).get('termin_</w:t>
-            </w:r>
+              <w:t>student_practice.get</w:t>
+            </w:r>
+            <w:proofErr w:type="spellEnd"/>
             <w:r>
               <w:rPr>
                 <w:rFonts w:asciiTheme="majorHAnsi" w:hAnsiTheme="majorHAnsi"/>
@@ -1388,8 +2094,9 @@
                 <w:sz w:val="20"/>
                 <w:szCs w:val="22"/>
               </w:rPr>
-              <w:t>do</w:t>
-            </w:r>
+              <w:t>(selected_student.id, {}).</w:t>
+            </w:r>
+            <w:proofErr w:type="spellStart"/>
             <w:r>
               <w:rPr>
                 <w:rFonts w:asciiTheme="majorHAnsi" w:hAnsiTheme="majorHAnsi"/>
@@ -1398,6 +2105,49 @@
                 <w:sz w:val="20"/>
                 <w:szCs w:val="22"/>
               </w:rPr>
+              <w:t>get</w:t>
+            </w:r>
+            <w:proofErr w:type="spellEnd"/>
+            <w:r>
+              <w:rPr>
+                <w:rFonts w:asciiTheme="majorHAnsi" w:hAnsiTheme="majorHAnsi"/>
+                <w:bCs/>
+                <w:color w:val="000000"/>
+                <w:sz w:val="20"/>
+                <w:szCs w:val="22"/>
+              </w:rPr>
+              <w:t>('</w:t>
+            </w:r>
+            <w:proofErr w:type="spellStart"/>
+            <w:r>
+              <w:rPr>
+                <w:rFonts w:asciiTheme="majorHAnsi" w:hAnsiTheme="majorHAnsi"/>
+                <w:bCs/>
+                <w:color w:val="000000"/>
+                <w:sz w:val="20"/>
+                <w:szCs w:val="22"/>
+              </w:rPr>
+              <w:t>termin_</w:t>
+            </w:r>
+            <w:r>
+              <w:rPr>
+                <w:rFonts w:asciiTheme="majorHAnsi" w:hAnsiTheme="majorHAnsi"/>
+                <w:bCs/>
+                <w:color w:val="000000"/>
+                <w:sz w:val="20"/>
+                <w:szCs w:val="22"/>
+              </w:rPr>
+              <w:t>do</w:t>
+            </w:r>
+            <w:proofErr w:type="spellEnd"/>
+            <w:r>
+              <w:rPr>
+                <w:rFonts w:asciiTheme="majorHAnsi" w:hAnsiTheme="majorHAnsi"/>
+                <w:bCs/>
+                <w:color w:val="000000"/>
+                <w:sz w:val="20"/>
+                <w:szCs w:val="22"/>
+              </w:rPr>
               <w:t>') }}</w:t>
             </w:r>
             <w:r>
@@ -1449,7 +2199,43 @@
                 <w:sz w:val="20"/>
                 <w:szCs w:val="22"/>
               </w:rPr>
-              <w:t>{{ dokument_data.get('uwagi_kier'</w:t>
+              <w:t xml:space="preserve">{{ </w:t>
+            </w:r>
+            <w:proofErr w:type="spellStart"/>
+            <w:r>
+              <w:rPr>
+                <w:rFonts w:asciiTheme="majorHAnsi" w:hAnsiTheme="majorHAnsi" w:cs="Arial"/>
+                <w:sz w:val="20"/>
+                <w:szCs w:val="22"/>
+              </w:rPr>
+              <w:t>dokument_data.get</w:t>
+            </w:r>
+            <w:proofErr w:type="spellEnd"/>
+            <w:r>
+              <w:rPr>
+                <w:rFonts w:asciiTheme="majorHAnsi" w:hAnsiTheme="majorHAnsi" w:cs="Arial"/>
+                <w:sz w:val="20"/>
+                <w:szCs w:val="22"/>
+              </w:rPr>
+              <w:t>('</w:t>
+            </w:r>
+            <w:proofErr w:type="spellStart"/>
+            <w:r>
+              <w:rPr>
+                <w:rFonts w:asciiTheme="majorHAnsi" w:hAnsiTheme="majorHAnsi" w:cs="Arial"/>
+                <w:sz w:val="20"/>
+                <w:szCs w:val="22"/>
+              </w:rPr>
+              <w:t>uwagi_kier</w:t>
+            </w:r>
+            <w:proofErr w:type="spellEnd"/>
+            <w:r>
+              <w:rPr>
+                <w:rFonts w:asciiTheme="majorHAnsi" w:hAnsiTheme="majorHAnsi" w:cs="Arial"/>
+                <w:sz w:val="20"/>
+                <w:szCs w:val="22"/>
+              </w:rPr>
+              <w:t>'</w:t>
             </w:r>
             <w:r>
               <w:rPr>
@@ -1491,7 +2277,25 @@
                 <w:sz w:val="20"/>
                 <w:szCs w:val="22"/>
               </w:rPr>
-              <w:t>{{ dokument_data.get('miejscowość') }}</w:t>
+              <w:t xml:space="preserve">{{ </w:t>
+            </w:r>
+            <w:proofErr w:type="spellStart"/>
+            <w:r>
+              <w:rPr>
+                <w:rFonts w:asciiTheme="majorHAnsi" w:hAnsiTheme="majorHAnsi" w:cs="Arial"/>
+                <w:sz w:val="20"/>
+                <w:szCs w:val="22"/>
+              </w:rPr>
+              <w:t>dokument_data.get</w:t>
+            </w:r>
+            <w:proofErr w:type="spellEnd"/>
+            <w:r>
+              <w:rPr>
+                <w:rFonts w:asciiTheme="majorHAnsi" w:hAnsiTheme="majorHAnsi" w:cs="Arial"/>
+                <w:sz w:val="20"/>
+                <w:szCs w:val="22"/>
+              </w:rPr>
+              <w:t>('miejscowość') }}</w:t>
             </w:r>
             <w:r>
               <w:rPr>
@@ -1507,7 +2311,43 @@
                 <w:sz w:val="20"/>
                 <w:szCs w:val="22"/>
               </w:rPr>
-              <w:t>{{ dokument_data.get('data_kier'</w:t>
+              <w:t xml:space="preserve">{{ </w:t>
+            </w:r>
+            <w:proofErr w:type="spellStart"/>
+            <w:r>
+              <w:rPr>
+                <w:rFonts w:asciiTheme="majorHAnsi" w:hAnsiTheme="majorHAnsi" w:cs="Arial"/>
+                <w:sz w:val="20"/>
+                <w:szCs w:val="22"/>
+              </w:rPr>
+              <w:t>dokument_data.get</w:t>
+            </w:r>
+            <w:proofErr w:type="spellEnd"/>
+            <w:r>
+              <w:rPr>
+                <w:rFonts w:asciiTheme="majorHAnsi" w:hAnsiTheme="majorHAnsi" w:cs="Arial"/>
+                <w:sz w:val="20"/>
+                <w:szCs w:val="22"/>
+              </w:rPr>
+              <w:t>('</w:t>
+            </w:r>
+            <w:proofErr w:type="spellStart"/>
+            <w:r>
+              <w:rPr>
+                <w:rFonts w:asciiTheme="majorHAnsi" w:hAnsiTheme="majorHAnsi" w:cs="Arial"/>
+                <w:sz w:val="20"/>
+                <w:szCs w:val="22"/>
+              </w:rPr>
+              <w:t>data_kier</w:t>
+            </w:r>
+            <w:proofErr w:type="spellEnd"/>
+            <w:r>
+              <w:rPr>
+                <w:rFonts w:asciiTheme="majorHAnsi" w:hAnsiTheme="majorHAnsi" w:cs="Arial"/>
+                <w:sz w:val="20"/>
+                <w:szCs w:val="22"/>
+              </w:rPr>
+              <w:t>'</w:t>
             </w:r>
             <w:r>
               <w:rPr>
@@ -1550,7 +2390,55 @@
                 <w:rFonts w:asciiTheme="majorHAnsi" w:hAnsiTheme="majorHAnsi" w:cs="Arial"/>
                 <w:sz w:val="22"/>
               </w:rPr>
-              <w:t>{{ student_practice.get(selected_student.id, {}).get('osoba_upowazniona'</w:t>
+              <w:t xml:space="preserve">{{ </w:t>
+            </w:r>
+            <w:proofErr w:type="spellStart"/>
+            <w:r>
+              <w:rPr>
+                <w:rFonts w:asciiTheme="majorHAnsi" w:hAnsiTheme="majorHAnsi" w:cs="Arial"/>
+                <w:sz w:val="22"/>
+              </w:rPr>
+              <w:t>student_practice.get</w:t>
+            </w:r>
+            <w:proofErr w:type="spellEnd"/>
+            <w:r>
+              <w:rPr>
+                <w:rFonts w:asciiTheme="majorHAnsi" w:hAnsiTheme="majorHAnsi" w:cs="Arial"/>
+                <w:sz w:val="22"/>
+              </w:rPr>
+              <w:t>(selected_student.id, {}).</w:t>
+            </w:r>
+            <w:proofErr w:type="spellStart"/>
+            <w:r>
+              <w:rPr>
+                <w:rFonts w:asciiTheme="majorHAnsi" w:hAnsiTheme="majorHAnsi" w:cs="Arial"/>
+                <w:sz w:val="22"/>
+              </w:rPr>
+              <w:t>get</w:t>
+            </w:r>
+            <w:proofErr w:type="spellEnd"/>
+            <w:r>
+              <w:rPr>
+                <w:rFonts w:asciiTheme="majorHAnsi" w:hAnsiTheme="majorHAnsi" w:cs="Arial"/>
+                <w:sz w:val="22"/>
+              </w:rPr>
+              <w:t>('</w:t>
+            </w:r>
+            <w:proofErr w:type="spellStart"/>
+            <w:r>
+              <w:rPr>
+                <w:rFonts w:asciiTheme="majorHAnsi" w:hAnsiTheme="majorHAnsi" w:cs="Arial"/>
+                <w:sz w:val="22"/>
+              </w:rPr>
+              <w:t>osoba_upowazniona</w:t>
+            </w:r>
+            <w:proofErr w:type="spellEnd"/>
+            <w:r>
+              <w:rPr>
+                <w:rFonts w:asciiTheme="majorHAnsi" w:hAnsiTheme="majorHAnsi" w:cs="Arial"/>
+                <w:sz w:val="22"/>
+              </w:rPr>
+              <w:t>'</w:t>
             </w:r>
             <w:r>
               <w:rPr>
@@ -1706,7 +2594,43 @@
                 <w:sz w:val="20"/>
                 <w:szCs w:val="22"/>
               </w:rPr>
-              <w:t>{{ dokument_data.get('ocena_przebiegu_of'</w:t>
+              <w:t xml:space="preserve">{{ </w:t>
+            </w:r>
+            <w:proofErr w:type="spellStart"/>
+            <w:r>
+              <w:rPr>
+                <w:rFonts w:asciiTheme="majorHAnsi" w:hAnsiTheme="majorHAnsi" w:cs="Arial"/>
+                <w:sz w:val="20"/>
+                <w:szCs w:val="22"/>
+              </w:rPr>
+              <w:t>dokument_data.get</w:t>
+            </w:r>
+            <w:proofErr w:type="spellEnd"/>
+            <w:r>
+              <w:rPr>
+                <w:rFonts w:asciiTheme="majorHAnsi" w:hAnsiTheme="majorHAnsi" w:cs="Arial"/>
+                <w:sz w:val="20"/>
+                <w:szCs w:val="22"/>
+              </w:rPr>
+              <w:t>('</w:t>
+            </w:r>
+            <w:proofErr w:type="spellStart"/>
+            <w:r>
+              <w:rPr>
+                <w:rFonts w:asciiTheme="majorHAnsi" w:hAnsiTheme="majorHAnsi" w:cs="Arial"/>
+                <w:sz w:val="20"/>
+                <w:szCs w:val="22"/>
+              </w:rPr>
+              <w:t>ocena_przebiegu_of</w:t>
+            </w:r>
+            <w:proofErr w:type="spellEnd"/>
+            <w:r>
+              <w:rPr>
+                <w:rFonts w:asciiTheme="majorHAnsi" w:hAnsiTheme="majorHAnsi" w:cs="Arial"/>
+                <w:sz w:val="20"/>
+                <w:szCs w:val="22"/>
+              </w:rPr>
+              <w:t>'</w:t>
             </w:r>
             <w:r>
               <w:rPr>
@@ -1748,7 +2672,43 @@
                 <w:sz w:val="20"/>
                 <w:szCs w:val="22"/>
               </w:rPr>
-              <w:t>{{ dokument_data.get('ocena_opisowa_of'</w:t>
+              <w:t xml:space="preserve">{{ </w:t>
+            </w:r>
+            <w:proofErr w:type="spellStart"/>
+            <w:r>
+              <w:rPr>
+                <w:rFonts w:asciiTheme="majorHAnsi" w:hAnsiTheme="majorHAnsi" w:cs="Arial"/>
+                <w:sz w:val="20"/>
+                <w:szCs w:val="22"/>
+              </w:rPr>
+              <w:t>dokument_data.get</w:t>
+            </w:r>
+            <w:proofErr w:type="spellEnd"/>
+            <w:r>
+              <w:rPr>
+                <w:rFonts w:asciiTheme="majorHAnsi" w:hAnsiTheme="majorHAnsi" w:cs="Arial"/>
+                <w:sz w:val="20"/>
+                <w:szCs w:val="22"/>
+              </w:rPr>
+              <w:t>('</w:t>
+            </w:r>
+            <w:proofErr w:type="spellStart"/>
+            <w:r>
+              <w:rPr>
+                <w:rFonts w:asciiTheme="majorHAnsi" w:hAnsiTheme="majorHAnsi" w:cs="Arial"/>
+                <w:sz w:val="20"/>
+                <w:szCs w:val="22"/>
+              </w:rPr>
+              <w:t>ocena_opisowa_of</w:t>
+            </w:r>
+            <w:proofErr w:type="spellEnd"/>
+            <w:r>
+              <w:rPr>
+                <w:rFonts w:asciiTheme="majorHAnsi" w:hAnsiTheme="majorHAnsi" w:cs="Arial"/>
+                <w:sz w:val="20"/>
+                <w:szCs w:val="22"/>
+              </w:rPr>
+              <w:t>'</w:t>
             </w:r>
             <w:r>
               <w:rPr>
@@ -1804,7 +2764,39 @@
                 <w:rFonts w:asciiTheme="majorHAnsi" w:hAnsiTheme="majorHAnsi" w:cs="Arial"/>
                 <w:sz w:val="22"/>
               </w:rPr>
-              <w:t>{{ dokument_data.get('data_przebiegu_of'</w:t>
+              <w:t xml:space="preserve">{{ </w:t>
+            </w:r>
+            <w:proofErr w:type="spellStart"/>
+            <w:r>
+              <w:rPr>
+                <w:rFonts w:asciiTheme="majorHAnsi" w:hAnsiTheme="majorHAnsi" w:cs="Arial"/>
+                <w:sz w:val="22"/>
+              </w:rPr>
+              <w:t>dokument_data.get</w:t>
+            </w:r>
+            <w:proofErr w:type="spellEnd"/>
+            <w:r>
+              <w:rPr>
+                <w:rFonts w:asciiTheme="majorHAnsi" w:hAnsiTheme="majorHAnsi" w:cs="Arial"/>
+                <w:sz w:val="22"/>
+              </w:rPr>
+              <w:t>('</w:t>
+            </w:r>
+            <w:proofErr w:type="spellStart"/>
+            <w:r>
+              <w:rPr>
+                <w:rFonts w:asciiTheme="majorHAnsi" w:hAnsiTheme="majorHAnsi" w:cs="Arial"/>
+                <w:sz w:val="22"/>
+              </w:rPr>
+              <w:t>data_przebiegu_of</w:t>
+            </w:r>
+            <w:proofErr w:type="spellEnd"/>
+            <w:r>
+              <w:rPr>
+                <w:rFonts w:asciiTheme="majorHAnsi" w:hAnsiTheme="majorHAnsi" w:cs="Arial"/>
+                <w:sz w:val="22"/>
+              </w:rPr>
+              <w:t>'</w:t>
             </w:r>
             <w:r>
               <w:rPr>
@@ -1829,13 +2821,59 @@
               </w:rPr>
               <w:t xml:space="preserve"> </w:t>
             </w:r>
+            <w:proofErr w:type="spellStart"/>
             <w:r>
               <w:rPr>
                 <w:rFonts w:asciiTheme="majorHAnsi" w:eastAsia="MTBWidgets" w:hAnsiTheme="majorHAnsi" w:cs="Arial"/>
                 <w:sz w:val="22"/>
                 <w:szCs w:val="20"/>
               </w:rPr>
-              <w:t>student_practice.get(selected_student.id, {}).get('firmowy_opiekun'</w:t>
+              <w:t>student_practice.get</w:t>
+            </w:r>
+            <w:proofErr w:type="spellEnd"/>
+            <w:r>
+              <w:rPr>
+                <w:rFonts w:asciiTheme="majorHAnsi" w:eastAsia="MTBWidgets" w:hAnsiTheme="majorHAnsi" w:cs="Arial"/>
+                <w:sz w:val="22"/>
+                <w:szCs w:val="20"/>
+              </w:rPr>
+              <w:t>(selected_student.id, {}).</w:t>
+            </w:r>
+            <w:proofErr w:type="spellStart"/>
+            <w:r>
+              <w:rPr>
+                <w:rFonts w:asciiTheme="majorHAnsi" w:eastAsia="MTBWidgets" w:hAnsiTheme="majorHAnsi" w:cs="Arial"/>
+                <w:sz w:val="22"/>
+                <w:szCs w:val="20"/>
+              </w:rPr>
+              <w:t>get</w:t>
+            </w:r>
+            <w:proofErr w:type="spellEnd"/>
+            <w:r>
+              <w:rPr>
+                <w:rFonts w:asciiTheme="majorHAnsi" w:eastAsia="MTBWidgets" w:hAnsiTheme="majorHAnsi" w:cs="Arial"/>
+                <w:sz w:val="22"/>
+                <w:szCs w:val="20"/>
+              </w:rPr>
+              <w:t>('</w:t>
+            </w:r>
+            <w:proofErr w:type="spellStart"/>
+            <w:r>
+              <w:rPr>
+                <w:rFonts w:asciiTheme="majorHAnsi" w:eastAsia="MTBWidgets" w:hAnsiTheme="majorHAnsi" w:cs="Arial"/>
+                <w:sz w:val="22"/>
+                <w:szCs w:val="20"/>
+              </w:rPr>
+              <w:t>firmowy_opiekun</w:t>
+            </w:r>
+            <w:proofErr w:type="spellEnd"/>
+            <w:r>
+              <w:rPr>
+                <w:rFonts w:asciiTheme="majorHAnsi" w:eastAsia="MTBWidgets" w:hAnsiTheme="majorHAnsi" w:cs="Arial"/>
+                <w:sz w:val="22"/>
+                <w:szCs w:val="20"/>
+              </w:rPr>
+              <w:t>'</w:t>
             </w:r>
             <w:r>
               <w:rPr>
@@ -1937,7 +2975,43 @@
                 <w:sz w:val="20"/>
                 <w:szCs w:val="22"/>
               </w:rPr>
-              <w:t>{{ dokument_data.get('ocena_przebiegu_ou'</w:t>
+              <w:t xml:space="preserve">{{ </w:t>
+            </w:r>
+            <w:proofErr w:type="spellStart"/>
+            <w:r>
+              <w:rPr>
+                <w:rFonts w:asciiTheme="majorHAnsi" w:hAnsiTheme="majorHAnsi" w:cs="Arial"/>
+                <w:sz w:val="20"/>
+                <w:szCs w:val="22"/>
+              </w:rPr>
+              <w:t>dokument_data.get</w:t>
+            </w:r>
+            <w:proofErr w:type="spellEnd"/>
+            <w:r>
+              <w:rPr>
+                <w:rFonts w:asciiTheme="majorHAnsi" w:hAnsiTheme="majorHAnsi" w:cs="Arial"/>
+                <w:sz w:val="20"/>
+                <w:szCs w:val="22"/>
+              </w:rPr>
+              <w:t>('</w:t>
+            </w:r>
+            <w:proofErr w:type="spellStart"/>
+            <w:r>
+              <w:rPr>
+                <w:rFonts w:asciiTheme="majorHAnsi" w:hAnsiTheme="majorHAnsi" w:cs="Arial"/>
+                <w:sz w:val="20"/>
+                <w:szCs w:val="22"/>
+              </w:rPr>
+              <w:t>ocena_przebiegu_ou</w:t>
+            </w:r>
+            <w:proofErr w:type="spellEnd"/>
+            <w:r>
+              <w:rPr>
+                <w:rFonts w:asciiTheme="majorHAnsi" w:hAnsiTheme="majorHAnsi" w:cs="Arial"/>
+                <w:sz w:val="20"/>
+                <w:szCs w:val="22"/>
+              </w:rPr>
+              <w:t>'</w:t>
             </w:r>
             <w:r>
               <w:rPr>
@@ -1999,7 +3073,43 @@
                 <w:sz w:val="20"/>
                 <w:szCs w:val="22"/>
               </w:rPr>
-              <w:t>{{ dokument_data.get('ocena_opisowa_ou'</w:t>
+              <w:t xml:space="preserve">{{ </w:t>
+            </w:r>
+            <w:proofErr w:type="spellStart"/>
+            <w:r>
+              <w:rPr>
+                <w:rFonts w:asciiTheme="majorHAnsi" w:hAnsiTheme="majorHAnsi" w:cs="Arial"/>
+                <w:sz w:val="20"/>
+                <w:szCs w:val="22"/>
+              </w:rPr>
+              <w:t>dokument_data.get</w:t>
+            </w:r>
+            <w:proofErr w:type="spellEnd"/>
+            <w:r>
+              <w:rPr>
+                <w:rFonts w:asciiTheme="majorHAnsi" w:hAnsiTheme="majorHAnsi" w:cs="Arial"/>
+                <w:sz w:val="20"/>
+                <w:szCs w:val="22"/>
+              </w:rPr>
+              <w:t>('</w:t>
+            </w:r>
+            <w:proofErr w:type="spellStart"/>
+            <w:r>
+              <w:rPr>
+                <w:rFonts w:asciiTheme="majorHAnsi" w:hAnsiTheme="majorHAnsi" w:cs="Arial"/>
+                <w:sz w:val="20"/>
+                <w:szCs w:val="22"/>
+              </w:rPr>
+              <w:t>ocena_opisowa_ou</w:t>
+            </w:r>
+            <w:proofErr w:type="spellEnd"/>
+            <w:r>
+              <w:rPr>
+                <w:rFonts w:asciiTheme="majorHAnsi" w:hAnsiTheme="majorHAnsi" w:cs="Arial"/>
+                <w:sz w:val="20"/>
+                <w:szCs w:val="22"/>
+              </w:rPr>
+              <w:t>'</w:t>
             </w:r>
             <w:r>
               <w:rPr>
@@ -2053,7 +3163,31 @@
                 <w:rFonts w:asciiTheme="majorHAnsi" w:hAnsiTheme="majorHAnsi" w:cs="Arial"/>
                 <w:sz w:val="22"/>
               </w:rPr>
-              <w:t>{{ dokument_data.get('data_przebiegu_o</w:t>
+              <w:t xml:space="preserve">{{ </w:t>
+            </w:r>
+            <w:proofErr w:type="spellStart"/>
+            <w:r>
+              <w:rPr>
+                <w:rFonts w:asciiTheme="majorHAnsi" w:hAnsiTheme="majorHAnsi" w:cs="Arial"/>
+                <w:sz w:val="22"/>
+              </w:rPr>
+              <w:t>dokument_data.get</w:t>
+            </w:r>
+            <w:proofErr w:type="spellEnd"/>
+            <w:r>
+              <w:rPr>
+                <w:rFonts w:asciiTheme="majorHAnsi" w:hAnsiTheme="majorHAnsi" w:cs="Arial"/>
+                <w:sz w:val="22"/>
+              </w:rPr>
+              <w:t>('</w:t>
+            </w:r>
+            <w:proofErr w:type="spellStart"/>
+            <w:r>
+              <w:rPr>
+                <w:rFonts w:asciiTheme="majorHAnsi" w:hAnsiTheme="majorHAnsi" w:cs="Arial"/>
+                <w:sz w:val="22"/>
+              </w:rPr>
+              <w:t>data_przebiegu_o</w:t>
             </w:r>
             <w:r>
               <w:rPr>
@@ -2062,6 +3196,7 @@
               </w:rPr>
               <w:t>u</w:t>
             </w:r>
+            <w:proofErr w:type="spellEnd"/>
             <w:r>
               <w:rPr>
                 <w:rFonts w:asciiTheme="majorHAnsi" w:hAnsiTheme="majorHAnsi" w:cs="Arial"/>
@@ -2081,7 +3216,55 @@
                 <w:rFonts w:asciiTheme="majorHAnsi" w:hAnsiTheme="majorHAnsi" w:cs="Arial"/>
                 <w:sz w:val="22"/>
               </w:rPr>
-              <w:t>{{ student_practice.get(selected_student.id, {}).get('uczelniany_opiekun'</w:t>
+              <w:t xml:space="preserve">{{ </w:t>
+            </w:r>
+            <w:proofErr w:type="spellStart"/>
+            <w:r>
+              <w:rPr>
+                <w:rFonts w:asciiTheme="majorHAnsi" w:hAnsiTheme="majorHAnsi" w:cs="Arial"/>
+                <w:sz w:val="22"/>
+              </w:rPr>
+              <w:t>student_practice.get</w:t>
+            </w:r>
+            <w:proofErr w:type="spellEnd"/>
+            <w:r>
+              <w:rPr>
+                <w:rFonts w:asciiTheme="majorHAnsi" w:hAnsiTheme="majorHAnsi" w:cs="Arial"/>
+                <w:sz w:val="22"/>
+              </w:rPr>
+              <w:t>(selected_student.id, {}).</w:t>
+            </w:r>
+            <w:proofErr w:type="spellStart"/>
+            <w:r>
+              <w:rPr>
+                <w:rFonts w:asciiTheme="majorHAnsi" w:hAnsiTheme="majorHAnsi" w:cs="Arial"/>
+                <w:sz w:val="22"/>
+              </w:rPr>
+              <w:t>get</w:t>
+            </w:r>
+            <w:proofErr w:type="spellEnd"/>
+            <w:r>
+              <w:rPr>
+                <w:rFonts w:asciiTheme="majorHAnsi" w:hAnsiTheme="majorHAnsi" w:cs="Arial"/>
+                <w:sz w:val="22"/>
+              </w:rPr>
+              <w:t>('</w:t>
+            </w:r>
+            <w:proofErr w:type="spellStart"/>
+            <w:r>
+              <w:rPr>
+                <w:rFonts w:asciiTheme="majorHAnsi" w:hAnsiTheme="majorHAnsi" w:cs="Arial"/>
+                <w:sz w:val="22"/>
+              </w:rPr>
+              <w:t>uczelniany_opiekun</w:t>
+            </w:r>
+            <w:proofErr w:type="spellEnd"/>
+            <w:r>
+              <w:rPr>
+                <w:rFonts w:asciiTheme="majorHAnsi" w:hAnsiTheme="majorHAnsi" w:cs="Arial"/>
+                <w:sz w:val="22"/>
+              </w:rPr>
+              <w:t>'</w:t>
             </w:r>
             <w:r>
               <w:rPr>
@@ -2183,8 +3366,9 @@
                 <w:bCs/>
                 <w:sz w:val="22"/>
               </w:rPr>
-              <w:t>{{ dokument_data.get('ocena_spraw</w:t>
-            </w:r>
+              <w:t xml:space="preserve">{{ </w:t>
+            </w:r>
+            <w:proofErr w:type="spellStart"/>
             <w:r>
               <w:rPr>
                 <w:rFonts w:asciiTheme="majorHAnsi" w:hAnsiTheme="majorHAnsi"/>
@@ -2192,8 +3376,47 @@
                 <w:bCs/>
                 <w:sz w:val="22"/>
               </w:rPr>
+              <w:t>dokument_data.get</w:t>
+            </w:r>
+            <w:proofErr w:type="spellEnd"/>
+            <w:r>
+              <w:rPr>
+                <w:rFonts w:asciiTheme="majorHAnsi" w:hAnsiTheme="majorHAnsi"/>
+                <w:b/>
+                <w:bCs/>
+                <w:sz w:val="22"/>
+              </w:rPr>
+              <w:t>('</w:t>
+            </w:r>
+            <w:proofErr w:type="spellStart"/>
+            <w:r>
+              <w:rPr>
+                <w:rFonts w:asciiTheme="majorHAnsi" w:hAnsiTheme="majorHAnsi"/>
+                <w:b/>
+                <w:bCs/>
+                <w:sz w:val="22"/>
+              </w:rPr>
+              <w:t>ocena_spraw</w:t>
+            </w:r>
+            <w:r>
+              <w:rPr>
+                <w:rFonts w:asciiTheme="majorHAnsi" w:hAnsiTheme="majorHAnsi"/>
+                <w:b/>
+                <w:bCs/>
+                <w:sz w:val="22"/>
+              </w:rPr>
               <w:lastRenderedPageBreak/>
-              <w:t>ozdania') }}</w:t>
+              <w:t>ozdania</w:t>
+            </w:r>
+            <w:proofErr w:type="spellEnd"/>
+            <w:r>
+              <w:rPr>
+                <w:rFonts w:asciiTheme="majorHAnsi" w:hAnsiTheme="majorHAnsi"/>
+                <w:b/>
+                <w:bCs/>
+                <w:sz w:val="22"/>
+              </w:rPr>
+              <w:t>') }}</w:t>
             </w:r>
           </w:p>
           <w:p>
@@ -2247,7 +3470,39 @@
                 <w:rFonts w:asciiTheme="majorHAnsi" w:hAnsiTheme="majorHAnsi"/>
                 <w:sz w:val="22"/>
               </w:rPr>
-              <w:t>{{ dokument_data.get('data_sprawozdania'</w:t>
+              <w:t xml:space="preserve">{{ </w:t>
+            </w:r>
+            <w:proofErr w:type="spellStart"/>
+            <w:r>
+              <w:rPr>
+                <w:rFonts w:asciiTheme="majorHAnsi" w:hAnsiTheme="majorHAnsi"/>
+                <w:sz w:val="22"/>
+              </w:rPr>
+              <w:t>dokument_data.get</w:t>
+            </w:r>
+            <w:proofErr w:type="spellEnd"/>
+            <w:r>
+              <w:rPr>
+                <w:rFonts w:asciiTheme="majorHAnsi" w:hAnsiTheme="majorHAnsi"/>
+                <w:sz w:val="22"/>
+              </w:rPr>
+              <w:t>('</w:t>
+            </w:r>
+            <w:proofErr w:type="spellStart"/>
+            <w:r>
+              <w:rPr>
+                <w:rFonts w:asciiTheme="majorHAnsi" w:hAnsiTheme="majorHAnsi"/>
+                <w:sz w:val="22"/>
+              </w:rPr>
+              <w:t>data_sprawozdania</w:t>
+            </w:r>
+            <w:proofErr w:type="spellEnd"/>
+            <w:r>
+              <w:rPr>
+                <w:rFonts w:asciiTheme="majorHAnsi" w:hAnsiTheme="majorHAnsi"/>
+                <w:sz w:val="22"/>
+              </w:rPr>
+              <w:t>'</w:t>
             </w:r>
             <w:r>
               <w:rPr>
@@ -2261,7 +3516,55 @@
                 <w:rFonts w:asciiTheme="majorHAnsi" w:hAnsiTheme="majorHAnsi"/>
                 <w:sz w:val="22"/>
               </w:rPr>
-              <w:t>{{ student_practice.get(selected_student.id, {}).get('uczelniany_opiekun'</w:t>
+              <w:t xml:space="preserve">{{ </w:t>
+            </w:r>
+            <w:proofErr w:type="spellStart"/>
+            <w:r>
+              <w:rPr>
+                <w:rFonts w:asciiTheme="majorHAnsi" w:hAnsiTheme="majorHAnsi"/>
+                <w:sz w:val="22"/>
+              </w:rPr>
+              <w:t>student_practice.get</w:t>
+            </w:r>
+            <w:proofErr w:type="spellEnd"/>
+            <w:r>
+              <w:rPr>
+                <w:rFonts w:asciiTheme="majorHAnsi" w:hAnsiTheme="majorHAnsi"/>
+                <w:sz w:val="22"/>
+              </w:rPr>
+              <w:t>(selected_student.id, {}).</w:t>
+            </w:r>
+            <w:proofErr w:type="spellStart"/>
+            <w:r>
+              <w:rPr>
+                <w:rFonts w:asciiTheme="majorHAnsi" w:hAnsiTheme="majorHAnsi"/>
+                <w:sz w:val="22"/>
+              </w:rPr>
+              <w:t>get</w:t>
+            </w:r>
+            <w:proofErr w:type="spellEnd"/>
+            <w:r>
+              <w:rPr>
+                <w:rFonts w:asciiTheme="majorHAnsi" w:hAnsiTheme="majorHAnsi"/>
+                <w:sz w:val="22"/>
+              </w:rPr>
+              <w:t>('</w:t>
+            </w:r>
+            <w:proofErr w:type="spellStart"/>
+            <w:r>
+              <w:rPr>
+                <w:rFonts w:asciiTheme="majorHAnsi" w:hAnsiTheme="majorHAnsi"/>
+                <w:sz w:val="22"/>
+              </w:rPr>
+              <w:t>uczelniany_opiekun</w:t>
+            </w:r>
+            <w:proofErr w:type="spellEnd"/>
+            <w:r>
+              <w:rPr>
+                <w:rFonts w:asciiTheme="majorHAnsi" w:hAnsiTheme="majorHAnsi"/>
+                <w:sz w:val="22"/>
+              </w:rPr>
+              <w:t>'</w:t>
             </w:r>
             <w:r>
               <w:rPr>
@@ -2301,21 +3604,6 @@
           <w:sz w:val="18"/>
         </w:rPr>
       </w:pPr>
-      <w:r>
-        <w:rPr>
-          <w:rFonts w:asciiTheme="majorHAnsi" w:hAnsiTheme="majorHAnsi"/>
-          <w:sz w:val="22"/>
-        </w:rPr>
-        <w:lastRenderedPageBreak/>
-        <w:t xml:space="preserve">*)  </w:t>
-      </w:r>
-      <w:r>
-        <w:rPr>
-          <w:rFonts w:asciiTheme="majorHAnsi" w:hAnsiTheme="majorHAnsi"/>
-          <w:sz w:val="18"/>
-        </w:rPr>
-        <w:t>niewłaściwe skreślić</w:t>
-      </w:r>
     </w:p>
     <w:sectPr>
       <w:headerReference w:type="even" r:id="rId7"/>
@@ -3786,6 +5074,7 @@
   <w:style w:type="character" w:default="1" w:styleId="Domylnaczcionkaakapitu">
     <w:name w:val="Default Paragraph Font"/>
     <w:uiPriority w:val="1"/>
+    <w:semiHidden/>
     <w:unhideWhenUsed/>
   </w:style>
   <w:style w:type="table" w:default="1" w:styleId="Standardowy">
